--- a/docs/monografia/TCC_EDUARDO_ZANELLA.docx
+++ b/docs/monografia/TCC_EDUARDO_ZANELLA.docx
@@ -1825,7 +1825,7 @@
             <w:noProof/>
             <w:webHidden/>
           </w:rPr>
-          <w:t>63</w:t>
+          <w:t>62</w:t>
         </w:r>
         <w:r>
           <w:rPr>
@@ -2032,7 +2032,7 @@
             <w:noProof/>
             <w:webHidden/>
           </w:rPr>
-          <w:t>72</w:t>
+          <w:t>71</w:t>
         </w:r>
         <w:r>
           <w:rPr>
@@ -2101,7 +2101,7 @@
             <w:noProof/>
             <w:webHidden/>
           </w:rPr>
-          <w:t>75</w:t>
+          <w:t>74</w:t>
         </w:r>
         <w:r>
           <w:rPr>
@@ -2188,7 +2188,7 @@
             <w:noProof/>
             <w:webHidden/>
           </w:rPr>
-          <w:t>77</w:t>
+          <w:t>76</w:t>
         </w:r>
         <w:r>
           <w:rPr>
@@ -2275,7 +2275,7 @@
             <w:noProof/>
             <w:webHidden/>
           </w:rPr>
-          <w:t>80</w:t>
+          <w:t>79</w:t>
         </w:r>
         <w:r>
           <w:rPr>
@@ -2344,7 +2344,7 @@
             <w:noProof/>
             <w:webHidden/>
           </w:rPr>
-          <w:t>81</w:t>
+          <w:t>80</w:t>
         </w:r>
         <w:r>
           <w:rPr>
@@ -3385,7 +3385,7 @@
             <w:noProof/>
             <w:webHidden/>
           </w:rPr>
-          <w:t>62</w:t>
+          <w:t>61</w:t>
         </w:r>
         <w:r>
           <w:rPr>
@@ -3817,7 +3817,7 @@
             <w:noProof/>
             <w:webHidden/>
           </w:rPr>
-          <w:t>74</w:t>
+          <w:t>73</w:t>
         </w:r>
         <w:r>
           <w:rPr>
@@ -3886,7 +3886,7 @@
             <w:noProof/>
             <w:webHidden/>
           </w:rPr>
-          <w:t>75</w:t>
+          <w:t>74</w:t>
         </w:r>
         <w:r>
           <w:rPr>
@@ -3955,7 +3955,7 @@
             <w:noProof/>
             <w:webHidden/>
           </w:rPr>
-          <w:t>76</w:t>
+          <w:t>75</w:t>
         </w:r>
         <w:r>
           <w:rPr>
@@ -4042,7 +4042,7 @@
             <w:noProof/>
             <w:webHidden/>
           </w:rPr>
-          <w:t>78</w:t>
+          <w:t>76</w:t>
         </w:r>
         <w:r>
           <w:rPr>
@@ -4111,7 +4111,7 @@
             <w:noProof/>
             <w:webHidden/>
           </w:rPr>
-          <w:t>78</w:t>
+          <w:t>77</w:t>
         </w:r>
         <w:r>
           <w:rPr>
@@ -4180,7 +4180,7 @@
             <w:noProof/>
             <w:webHidden/>
           </w:rPr>
-          <w:t>79</w:t>
+          <w:t>78</w:t>
         </w:r>
         <w:r>
           <w:rPr>
@@ -6854,7 +6854,7 @@
       </w:r>
       <w:r>
         <w:rPr/>
-        <w:t>50</w:t>
+        <w:t>49</w:t>
       </w:r>
       <w:r>
         <w:fldChar w:fldCharType="end"/>
@@ -7112,7 +7112,7 @@
       </w:r>
       <w:r>
         <w:rPr/>
-        <w:t>64</w:t>
+        <w:t>63</w:t>
       </w:r>
       <w:r>
         <w:fldChar w:fldCharType="end"/>
@@ -7241,7 +7241,7 @@
       </w:r>
       <w:r>
         <w:rPr/>
-        <w:t>69</w:t>
+        <w:t>68</w:t>
       </w:r>
       <w:r>
         <w:fldChar w:fldCharType="end"/>
@@ -7456,7 +7456,7 @@
       </w:r>
       <w:r>
         <w:rPr/>
-        <w:t>78</w:t>
+        <w:t>77</w:t>
       </w:r>
       <w:r>
         <w:fldChar w:fldCharType="end"/>
@@ -7499,7 +7499,7 @@
       </w:r>
       <w:r>
         <w:rPr/>
-        <w:t>80</w:t>
+        <w:t>79</w:t>
       </w:r>
       <w:r>
         <w:fldChar w:fldCharType="end"/>
@@ -7542,7 +7542,7 @@
       </w:r>
       <w:r>
         <w:rPr/>
-        <w:t>82</w:t>
+        <w:t>81</w:t>
       </w:r>
       <w:r>
         <w:fldChar w:fldCharType="end"/>
@@ -7585,7 +7585,7 @@
       </w:r>
       <w:r>
         <w:rPr/>
-        <w:t>85</w:t>
+        <w:t>84</w:t>
       </w:r>
       <w:r>
         <w:fldChar w:fldCharType="end"/>
@@ -7628,7 +7628,7 @@
       </w:r>
       <w:r>
         <w:rPr/>
-        <w:t>91</w:t>
+        <w:t>90</w:t>
       </w:r>
       <w:r>
         <w:fldChar w:fldCharType="end"/>
@@ -7671,7 +7671,7 @@
       </w:r>
       <w:r>
         <w:rPr/>
-        <w:t>91</w:t>
+        <w:t>90</w:t>
       </w:r>
       <w:r>
         <w:fldChar w:fldCharType="end"/>
@@ -7714,7 +7714,7 @@
       </w:r>
       <w:r>
         <w:rPr/>
-        <w:t>92</w:t>
+        <w:t>91</w:t>
       </w:r>
       <w:r>
         <w:fldChar w:fldCharType="end"/>
@@ -7757,7 +7757,7 @@
       </w:r>
       <w:r>
         <w:rPr/>
-        <w:t>94</w:t>
+        <w:t>93</w:t>
       </w:r>
       <w:r>
         <w:fldChar w:fldCharType="end"/>
@@ -9232,13 +9232,9 @@
       </w:r>
     </w:p>
     <w:p>
-      <w:r>
-        <w:br w:type="page"/>
-      </w:r>
-    </w:p>
-    <w:p>
       <w:pPr>
         <w:pStyle w:val="Heading1"/>
+        <w:pageBreakBefore/>
       </w:pPr>
       <w:bookmarkStart w:name="_Toc213352858" w:id="1679233419"/>
       <w:r>
@@ -13672,13 +13668,9 @@
       </w:pPr>
     </w:p>
     <w:p>
-      <w:r>
-        <w:br w:type="page"/>
-      </w:r>
-    </w:p>
-    <w:p>
       <w:pPr>
         <w:pStyle w:val="Heading1"/>
+        <w:pageBreakBefore/>
         <w:rPr>
           <w:lang w:val="pt-BR"/>
         </w:rPr>
@@ -14707,6 +14699,7 @@
           </w:tcPr>
           <w:p>
             <w:pPr>
+              <w:keepNext/>
               <w:jc w:val="center"/>
             </w:pPr>
             <w:r>
@@ -14733,6 +14726,7 @@
           </w:tcPr>
           <w:p>
             <w:pPr>
+              <w:keepNext/>
               <w:jc w:val="center"/>
             </w:pPr>
             <w:r>
@@ -14757,6 +14751,7 @@
           </w:tcPr>
           <w:p>
             <w:pPr>
+              <w:keepNext/>
               <w:jc w:val="center"/>
             </w:pPr>
             <w:r>
@@ -14783,6 +14778,7 @@
           </w:tcPr>
           <w:p>
             <w:pPr>
+              <w:keepNext/>
               <w:jc w:val="center"/>
             </w:pPr>
             <w:r>
@@ -14809,6 +14805,7 @@
           </w:tcPr>
           <w:p>
             <w:pPr>
+              <w:keepNext/>
               <w:jc w:val="center"/>
             </w:pPr>
             <w:r>
@@ -14833,6 +14830,7 @@
           </w:tcPr>
           <w:p>
             <w:pPr>
+              <w:keepNext/>
               <w:jc w:val="center"/>
             </w:pPr>
             <w:r>
@@ -14859,6 +14857,9 @@
             <w:vAlign w:val="center"/>
           </w:tcPr>
           <w:p>
+            <w:pPr>
+              <w:keepNext/>
+            </w:pPr>
             <w:r>
               <w:rPr>
                 <w:sz w:val="20"/>
@@ -14875,6 +14876,9 @@
             <w:vAlign w:val="center"/>
           </w:tcPr>
           <w:p>
+            <w:pPr>
+              <w:keepNext/>
+            </w:pPr>
             <w:r>
               <w:rPr>
                 <w:sz w:val="20"/>
@@ -14892,6 +14896,7 @@
           </w:tcPr>
           <w:p>
             <w:pPr>
+              <w:keepNext/>
               <w:jc w:val="right"/>
             </w:pPr>
             <w:r>
@@ -14911,6 +14916,7 @@
           </w:tcPr>
           <w:p>
             <w:pPr>
+              <w:keepNext/>
               <w:jc w:val="right"/>
             </w:pPr>
             <w:r>
@@ -14930,6 +14936,7 @@
           </w:tcPr>
           <w:p>
             <w:pPr>
+              <w:keepNext/>
               <w:jc w:val="right"/>
             </w:pPr>
             <w:r>
@@ -14949,6 +14956,7 @@
           </w:tcPr>
           <w:p>
             <w:pPr>
+              <w:keepNext/>
               <w:jc w:val="right"/>
             </w:pPr>
             <w:r>
@@ -14973,6 +14981,9 @@
             <w:vAlign w:val="center"/>
           </w:tcPr>
           <w:p>
+            <w:pPr>
+              <w:keepNext/>
+            </w:pPr>
             <w:r>
               <w:rPr>
                 <w:sz w:val="20"/>
@@ -14989,6 +15000,9 @@
             <w:vAlign w:val="center"/>
           </w:tcPr>
           <w:p>
+            <w:pPr>
+              <w:keepNext/>
+            </w:pPr>
             <w:r>
               <w:rPr>
                 <w:sz w:val="20"/>
@@ -15006,6 +15020,7 @@
           </w:tcPr>
           <w:p>
             <w:pPr>
+              <w:keepNext/>
               <w:jc w:val="right"/>
             </w:pPr>
             <w:r>
@@ -15025,6 +15040,7 @@
           </w:tcPr>
           <w:p>
             <w:pPr>
+              <w:keepNext/>
               <w:jc w:val="right"/>
             </w:pPr>
             <w:r>
@@ -15044,6 +15060,7 @@
           </w:tcPr>
           <w:p>
             <w:pPr>
+              <w:keepNext/>
               <w:jc w:val="right"/>
             </w:pPr>
             <w:r>
@@ -15063,6 +15080,7 @@
           </w:tcPr>
           <w:p>
             <w:pPr>
+              <w:keepNext/>
               <w:jc w:val="right"/>
             </w:pPr>
             <w:r>
@@ -15087,6 +15105,9 @@
             <w:vAlign w:val="center"/>
           </w:tcPr>
           <w:p>
+            <w:pPr>
+              <w:keepNext/>
+            </w:pPr>
             <w:r>
               <w:rPr>
                 <w:sz w:val="20"/>
@@ -15103,6 +15124,9 @@
             <w:vAlign w:val="center"/>
           </w:tcPr>
           <w:p>
+            <w:pPr>
+              <w:keepNext/>
+            </w:pPr>
             <w:r>
               <w:rPr>
                 <w:sz w:val="20"/>
@@ -15120,6 +15144,7 @@
           </w:tcPr>
           <w:p>
             <w:pPr>
+              <w:keepNext/>
               <w:jc w:val="right"/>
             </w:pPr>
             <w:r>
@@ -15139,6 +15164,7 @@
           </w:tcPr>
           <w:p>
             <w:pPr>
+              <w:keepNext/>
               <w:jc w:val="right"/>
             </w:pPr>
             <w:r>
@@ -15158,6 +15184,7 @@
           </w:tcPr>
           <w:p>
             <w:pPr>
+              <w:keepNext/>
               <w:jc w:val="right"/>
             </w:pPr>
             <w:r>
@@ -15177,6 +15204,7 @@
           </w:tcPr>
           <w:p>
             <w:pPr>
+              <w:keepNext/>
               <w:jc w:val="right"/>
             </w:pPr>
             <w:r>
@@ -15201,6 +15229,9 @@
             <w:vAlign w:val="center"/>
           </w:tcPr>
           <w:p>
+            <w:pPr>
+              <w:keepNext/>
+            </w:pPr>
             <w:r>
               <w:rPr>
                 <w:sz w:val="20"/>
@@ -15217,6 +15248,9 @@
             <w:vAlign w:val="center"/>
           </w:tcPr>
           <w:p>
+            <w:pPr>
+              <w:keepNext/>
+            </w:pPr>
             <w:r>
               <w:rPr>
                 <w:sz w:val="20"/>
@@ -15234,6 +15268,7 @@
           </w:tcPr>
           <w:p>
             <w:pPr>
+              <w:keepNext/>
               <w:jc w:val="right"/>
             </w:pPr>
             <w:r>
@@ -15253,6 +15288,7 @@
           </w:tcPr>
           <w:p>
             <w:pPr>
+              <w:keepNext/>
               <w:jc w:val="right"/>
             </w:pPr>
             <w:r>
@@ -15272,6 +15308,7 @@
           </w:tcPr>
           <w:p>
             <w:pPr>
+              <w:keepNext/>
               <w:jc w:val="right"/>
             </w:pPr>
             <w:r>
@@ -15291,6 +15328,7 @@
           </w:tcPr>
           <w:p>
             <w:pPr>
+              <w:keepNext/>
               <w:jc w:val="right"/>
             </w:pPr>
             <w:r>
@@ -15315,6 +15353,9 @@
             <w:vAlign w:val="center"/>
           </w:tcPr>
           <w:p>
+            <w:pPr>
+              <w:keepNext/>
+            </w:pPr>
             <w:r>
               <w:rPr>
                 <w:b/>
@@ -15333,6 +15374,9 @@
             <w:vAlign w:val="center"/>
           </w:tcPr>
           <w:p>
+            <w:pPr>
+              <w:keepNext/>
+            </w:pPr>
             <w:r>
               <w:rPr>
                 <w:b/>
@@ -15352,6 +15396,7 @@
           </w:tcPr>
           <w:p>
             <w:pPr>
+              <w:keepNext/>
               <w:jc w:val="right"/>
             </w:pPr>
             <w:r>
@@ -15371,6 +15416,7 @@
           </w:tcPr>
           <w:p>
             <w:pPr>
+              <w:keepNext/>
               <w:jc w:val="right"/>
             </w:pPr>
             <w:r>
@@ -15390,6 +15436,7 @@
           </w:tcPr>
           <w:p>
             <w:pPr>
+              <w:keepNext/>
               <w:jc w:val="right"/>
             </w:pPr>
             <w:r>
@@ -15409,6 +15456,7 @@
           </w:tcPr>
           <w:p>
             <w:pPr>
+              <w:keepNext/>
               <w:jc w:val="right"/>
             </w:pPr>
             <w:r>
@@ -15433,6 +15481,9 @@
             <w:vAlign w:val="center"/>
           </w:tcPr>
           <w:p>
+            <w:pPr>
+              <w:keepNext/>
+            </w:pPr>
             <w:r>
               <w:rPr>
                 <w:sz w:val="20"/>
@@ -15449,6 +15500,9 @@
             <w:vAlign w:val="center"/>
           </w:tcPr>
           <w:p>
+            <w:pPr>
+              <w:keepNext/>
+            </w:pPr>
             <w:r>
               <w:rPr>
                 <w:sz w:val="20"/>
@@ -15466,6 +15520,7 @@
           </w:tcPr>
           <w:p>
             <w:pPr>
+              <w:keepNext/>
               <w:jc w:val="right"/>
             </w:pPr>
             <w:r>
@@ -15485,6 +15540,7 @@
           </w:tcPr>
           <w:p>
             <w:pPr>
+              <w:keepNext/>
               <w:jc w:val="right"/>
             </w:pPr>
             <w:r>
@@ -15504,6 +15560,7 @@
           </w:tcPr>
           <w:p>
             <w:pPr>
+              <w:keepNext/>
               <w:jc w:val="right"/>
             </w:pPr>
             <w:r>
@@ -15523,6 +15580,7 @@
           </w:tcPr>
           <w:p>
             <w:pPr>
+              <w:keepNext/>
               <w:jc w:val="right"/>
             </w:pPr>
             <w:r>
@@ -15547,6 +15605,9 @@
             <w:vAlign w:val="center"/>
           </w:tcPr>
           <w:p>
+            <w:pPr>
+              <w:keepNext/>
+            </w:pPr>
             <w:r>
               <w:rPr>
                 <w:sz w:val="20"/>
@@ -15563,6 +15624,9 @@
             <w:vAlign w:val="center"/>
           </w:tcPr>
           <w:p>
+            <w:pPr>
+              <w:keepNext/>
+            </w:pPr>
             <w:r>
               <w:rPr>
                 <w:sz w:val="20"/>
@@ -15580,6 +15644,7 @@
           </w:tcPr>
           <w:p>
             <w:pPr>
+              <w:keepNext/>
               <w:jc w:val="right"/>
             </w:pPr>
             <w:r>
@@ -15599,6 +15664,7 @@
           </w:tcPr>
           <w:p>
             <w:pPr>
+              <w:keepNext/>
               <w:jc w:val="right"/>
             </w:pPr>
             <w:r>
@@ -15618,6 +15684,7 @@
           </w:tcPr>
           <w:p>
             <w:pPr>
+              <w:keepNext/>
               <w:jc w:val="right"/>
             </w:pPr>
             <w:r>
@@ -15637,6 +15704,7 @@
           </w:tcPr>
           <w:p>
             <w:pPr>
+              <w:keepNext/>
               <w:jc w:val="right"/>
             </w:pPr>
             <w:r>
@@ -15661,6 +15729,9 @@
             <w:vAlign w:val="center"/>
           </w:tcPr>
           <w:p>
+            <w:pPr>
+              <w:keepNext/>
+            </w:pPr>
             <w:r>
               <w:rPr>
                 <w:sz w:val="20"/>
@@ -15677,6 +15748,9 @@
             <w:vAlign w:val="center"/>
           </w:tcPr>
           <w:p>
+            <w:pPr>
+              <w:keepNext/>
+            </w:pPr>
             <w:r>
               <w:rPr>
                 <w:sz w:val="20"/>
@@ -15694,6 +15768,7 @@
           </w:tcPr>
           <w:p>
             <w:pPr>
+              <w:keepNext/>
               <w:jc w:val="right"/>
             </w:pPr>
             <w:r>
@@ -15713,6 +15788,7 @@
           </w:tcPr>
           <w:p>
             <w:pPr>
+              <w:keepNext/>
               <w:jc w:val="right"/>
             </w:pPr>
             <w:r>
@@ -15732,6 +15808,7 @@
           </w:tcPr>
           <w:p>
             <w:pPr>
+              <w:keepNext/>
               <w:jc w:val="right"/>
             </w:pPr>
             <w:r>
@@ -15751,6 +15828,7 @@
           </w:tcPr>
           <w:p>
             <w:pPr>
+              <w:keepNext/>
               <w:jc w:val="right"/>
             </w:pPr>
             <w:r>
@@ -15775,6 +15853,9 @@
             <w:vAlign w:val="center"/>
           </w:tcPr>
           <w:p>
+            <w:pPr>
+              <w:keepNext/>
+            </w:pPr>
             <w:r>
               <w:rPr>
                 <w:b/>
@@ -15793,6 +15874,9 @@
             <w:vAlign w:val="center"/>
           </w:tcPr>
           <w:p>
+            <w:pPr>
+              <w:keepNext/>
+            </w:pPr>
             <w:r>
               <w:rPr>
                 <w:b/>
@@ -15812,6 +15896,7 @@
           </w:tcPr>
           <w:p>
             <w:pPr>
+              <w:keepNext/>
               <w:jc w:val="right"/>
             </w:pPr>
             <w:r>
@@ -15831,6 +15916,7 @@
           </w:tcPr>
           <w:p>
             <w:pPr>
+              <w:keepNext/>
               <w:jc w:val="right"/>
             </w:pPr>
             <w:r>
@@ -15850,6 +15936,7 @@
           </w:tcPr>
           <w:p>
             <w:pPr>
+              <w:keepNext/>
               <w:jc w:val="right"/>
             </w:pPr>
             <w:r>
@@ -15869,6 +15956,7 @@
           </w:tcPr>
           <w:p>
             <w:pPr>
+              <w:keepNext/>
               <w:jc w:val="right"/>
             </w:pPr>
             <w:r>
@@ -15893,6 +15981,9 @@
             <w:vAlign w:val="center"/>
           </w:tcPr>
           <w:p>
+            <w:pPr>
+              <w:keepNext/>
+            </w:pPr>
             <w:r>
               <w:rPr>
                 <w:b/>
@@ -15910,7 +16001,11 @@
             <w:tcW w:w="1247" w:type="dxa"/>
             <w:vAlign w:val="center"/>
           </w:tcPr>
-          <w:p/>
+          <w:p>
+            <w:pPr>
+              <w:keepNext/>
+            </w:pPr>
+          </w:p>
         </w:tc>
         <w:tc>
           <w:tcPr>
@@ -15919,6 +16014,7 @@
           </w:tcPr>
           <w:p>
             <w:pPr>
+              <w:keepNext/>
               <w:jc w:val="right"/>
             </w:pPr>
             <w:r>
@@ -15938,6 +16034,7 @@
           </w:tcPr>
           <w:p>
             <w:pPr>
+              <w:keepNext/>
               <w:jc w:val="right"/>
             </w:pPr>
             <w:r>
@@ -15957,6 +16054,7 @@
           </w:tcPr>
           <w:p>
             <w:pPr>
+              <w:keepNext/>
               <w:jc w:val="right"/>
             </w:pPr>
             <w:r>
@@ -15976,6 +16074,7 @@
           </w:tcPr>
           <w:p>
             <w:pPr>
+              <w:keepNext/>
               <w:jc w:val="right"/>
             </w:pPr>
             <w:r>
@@ -15992,6 +16091,7 @@
     </w:tbl>
     <w:p>
       <w:pPr>
+        <w:keepNext/>
         <w:spacing w:before="120"/>
       </w:pPr>
       <w:r>
@@ -19047,6 +19147,7 @@
     </w:tbl>
     <w:p>
       <w:pPr>
+        <w:keepNext/>
         <w:spacing w:before="120"/>
       </w:pPr>
       <w:r>
@@ -19632,6 +19733,9 @@
             <w:vAlign w:val="center"/>
           </w:tcPr>
           <w:p>
+            <w:pPr>
+              <w:keepNext/>
+            </w:pPr>
             <w:r>
               <w:rPr>
                 <w:b/>
@@ -19651,6 +19755,9 @@
             <w:vAlign w:val="center"/>
           </w:tcPr>
           <w:p>
+            <w:pPr>
+              <w:keepNext/>
+            </w:pPr>
             <w:r>
               <w:rPr>
                 <w:b/>
@@ -19675,6 +19782,9 @@
             <w:vAlign w:val="center"/>
           </w:tcPr>
           <w:p>
+            <w:pPr>
+              <w:keepNext/>
+            </w:pPr>
             <w:r>
               <w:rPr>
                 <w:sz w:val="20"/>
@@ -19691,6 +19801,9 @@
             <w:vAlign w:val="center"/>
           </w:tcPr>
           <w:p>
+            <w:pPr>
+              <w:keepNext/>
+            </w:pPr>
             <w:r>
               <w:rPr>
                 <w:sz w:val="20"/>
@@ -19731,6 +19844,9 @@
             <w:vAlign w:val="center"/>
           </w:tcPr>
           <w:p>
+            <w:pPr>
+              <w:keepNext/>
+            </w:pPr>
             <w:r>
               <w:rPr>
                 <w:sz w:val="20"/>
@@ -19757,6 +19873,9 @@
             <w:vAlign w:val="center"/>
           </w:tcPr>
           <w:p>
+            <w:pPr>
+              <w:keepNext/>
+            </w:pPr>
             <w:r>
               <w:rPr>
                 <w:sz w:val="20"/>
@@ -19779,6 +19898,9 @@
             <w:vAlign w:val="center"/>
           </w:tcPr>
           <w:p>
+            <w:pPr>
+              <w:keepNext/>
+            </w:pPr>
             <w:r>
               <w:rPr>
                 <w:sz w:val="20"/>
@@ -19795,6 +19917,9 @@
             <w:vAlign w:val="center"/>
           </w:tcPr>
           <w:p>
+            <w:pPr>
+              <w:keepNext/>
+            </w:pPr>
             <w:r>
               <w:rPr>
                 <w:sz w:val="20"/>
@@ -19835,6 +19960,9 @@
             <w:vAlign w:val="center"/>
           </w:tcPr>
           <w:p>
+            <w:pPr>
+              <w:keepNext/>
+            </w:pPr>
             <w:r>
               <w:rPr>
                 <w:sz w:val="20"/>
@@ -19851,6 +19979,9 @@
             <w:vAlign w:val="center"/>
           </w:tcPr>
           <w:p>
+            <w:pPr>
+              <w:keepNext/>
+            </w:pPr>
             <w:r>
               <w:rPr>
                 <w:sz w:val="20"/>
@@ -19873,6 +20004,9 @@
             <w:vAlign w:val="center"/>
           </w:tcPr>
           <w:p>
+            <w:pPr>
+              <w:keepNext/>
+            </w:pPr>
             <w:r>
               <w:rPr>
                 <w:sz w:val="20"/>
@@ -19889,6 +20023,9 @@
             <w:vAlign w:val="center"/>
           </w:tcPr>
           <w:p>
+            <w:pPr>
+              <w:keepNext/>
+            </w:pPr>
             <w:r>
               <w:rPr>
                 <w:sz w:val="20"/>
@@ -19929,6 +20066,9 @@
             <w:vAlign w:val="center"/>
           </w:tcPr>
           <w:p>
+            <w:pPr>
+              <w:keepNext/>
+            </w:pPr>
             <w:r>
               <w:rPr>
                 <w:sz w:val="20"/>
@@ -19945,6 +20085,9 @@
             <w:vAlign w:val="center"/>
           </w:tcPr>
           <w:p>
+            <w:pPr>
+              <w:keepNext/>
+            </w:pPr>
             <w:r>
               <w:rPr>
                 <w:sz w:val="20"/>
@@ -19967,6 +20110,9 @@
             <w:vAlign w:val="center"/>
           </w:tcPr>
           <w:p>
+            <w:pPr>
+              <w:keepNext/>
+            </w:pPr>
             <w:r>
               <w:rPr>
                 <w:sz w:val="20"/>
@@ -19983,6 +20129,9 @@
             <w:vAlign w:val="center"/>
           </w:tcPr>
           <w:p>
+            <w:pPr>
+              <w:keepNext/>
+            </w:pPr>
             <w:r>
               <w:rPr>
                 <w:sz w:val="20"/>
@@ -20005,6 +20154,9 @@
             <w:vAlign w:val="center"/>
           </w:tcPr>
           <w:p>
+            <w:pPr>
+              <w:keepNext/>
+            </w:pPr>
             <w:r>
               <w:rPr>
                 <w:sz w:val="20"/>
@@ -20021,6 +20173,9 @@
             <w:vAlign w:val="center"/>
           </w:tcPr>
           <w:p>
+            <w:pPr>
+              <w:keepNext/>
+            </w:pPr>
             <w:r>
               <w:rPr>
                 <w:sz w:val="20"/>
@@ -20043,6 +20198,9 @@
             <w:vAlign w:val="center"/>
           </w:tcPr>
           <w:p>
+            <w:pPr>
+              <w:keepNext/>
+            </w:pPr>
             <w:r>
               <w:rPr>
                 <w:sz w:val="20"/>
@@ -20059,6 +20217,9 @@
             <w:vAlign w:val="center"/>
           </w:tcPr>
           <w:p>
+            <w:pPr>
+              <w:keepNext/>
+            </w:pPr>
             <w:r>
               <w:rPr>
                 <w:sz w:val="20"/>
@@ -20081,6 +20242,9 @@
             <w:vAlign w:val="center"/>
           </w:tcPr>
           <w:p>
+            <w:pPr>
+              <w:keepNext/>
+            </w:pPr>
             <w:r>
               <w:rPr>
                 <w:sz w:val="20"/>
@@ -20097,6 +20261,9 @@
             <w:vAlign w:val="center"/>
           </w:tcPr>
           <w:p>
+            <w:pPr>
+              <w:keepNext/>
+            </w:pPr>
             <w:r>
               <w:rPr>
                 <w:sz w:val="20"/>
@@ -20119,6 +20286,9 @@
             <w:vAlign w:val="center"/>
           </w:tcPr>
           <w:p>
+            <w:pPr>
+              <w:keepNext/>
+            </w:pPr>
             <w:r>
               <w:rPr>
                 <w:sz w:val="20"/>
@@ -20135,6 +20305,9 @@
             <w:vAlign w:val="center"/>
           </w:tcPr>
           <w:p>
+            <w:pPr>
+              <w:keepNext/>
+            </w:pPr>
             <w:r>
               <w:rPr>
                 <w:sz w:val="20"/>
@@ -20157,6 +20330,9 @@
             <w:vAlign w:val="center"/>
           </w:tcPr>
           <w:p>
+            <w:pPr>
+              <w:keepNext/>
+            </w:pPr>
             <w:r>
               <w:rPr>
                 <w:sz w:val="20"/>
@@ -20173,6 +20349,9 @@
             <w:vAlign w:val="center"/>
           </w:tcPr>
           <w:p>
+            <w:pPr>
+              <w:keepNext/>
+            </w:pPr>
             <w:r>
               <w:rPr>
                 <w:sz w:val="20"/>
@@ -20205,6 +20384,9 @@
             <w:vAlign w:val="center"/>
           </w:tcPr>
           <w:p>
+            <w:pPr>
+              <w:keepNext/>
+            </w:pPr>
             <w:r>
               <w:rPr>
                 <w:sz w:val="20"/>
@@ -20221,6 +20403,9 @@
             <w:vAlign w:val="center"/>
           </w:tcPr>
           <w:p>
+            <w:pPr>
+              <w:keepNext/>
+            </w:pPr>
             <w:r>
               <w:rPr>
                 <w:sz w:val="20"/>
@@ -20235,6 +20420,7 @@
     </w:tbl>
     <w:p>
       <w:pPr>
+        <w:keepNext/>
         <w:spacing w:before="120"/>
       </w:pPr>
       <w:r>
@@ -23107,6 +23293,7 @@
           </w:tcPr>
           <w:p>
             <w:pPr>
+              <w:keepNext/>
               <w:jc w:val="center"/>
             </w:pPr>
             <w:r>
@@ -23131,6 +23318,7 @@
           </w:tcPr>
           <w:p>
             <w:pPr>
+              <w:keepNext/>
               <w:jc w:val="center"/>
             </w:pPr>
             <w:r>
@@ -23155,6 +23343,7 @@
           </w:tcPr>
           <w:p>
             <w:pPr>
+              <w:keepNext/>
               <w:jc w:val="center"/>
             </w:pPr>
             <w:r>
@@ -23179,6 +23368,7 @@
           </w:tcPr>
           <w:p>
             <w:pPr>
+              <w:keepNext/>
               <w:jc w:val="center"/>
             </w:pPr>
             <w:r>
@@ -23205,6 +23395,9 @@
             <w:vAlign w:val="center"/>
           </w:tcPr>
           <w:p>
+            <w:pPr>
+              <w:keepNext/>
+            </w:pPr>
             <w:r>
               <w:rPr>
                 <w:sz w:val="20"/>
@@ -23221,6 +23414,9 @@
             <w:vAlign w:val="center"/>
           </w:tcPr>
           <w:p>
+            <w:pPr>
+              <w:keepNext/>
+            </w:pPr>
             <w:r>
               <w:rPr>
                 <w:sz w:val="20"/>
@@ -23237,6 +23433,9 @@
             <w:vAlign w:val="center"/>
           </w:tcPr>
           <w:p>
+            <w:pPr>
+              <w:keepNext/>
+            </w:pPr>
             <w:r>
               <w:rPr>
                 <w:sz w:val="20"/>
@@ -23254,6 +23453,7 @@
           </w:tcPr>
           <w:p>
             <w:pPr>
+              <w:keepNext/>
               <w:jc w:val="center"/>
             </w:pPr>
             <w:r>
@@ -23278,6 +23478,9 @@
             <w:vAlign w:val="center"/>
           </w:tcPr>
           <w:p>
+            <w:pPr>
+              <w:keepNext/>
+            </w:pPr>
             <w:r>
               <w:rPr>
                 <w:sz w:val="20"/>
@@ -23294,6 +23497,9 @@
             <w:vAlign w:val="center"/>
           </w:tcPr>
           <w:p>
+            <w:pPr>
+              <w:keepNext/>
+            </w:pPr>
             <w:r>
               <w:rPr>
                 <w:sz w:val="20"/>
@@ -23310,6 +23516,9 @@
             <w:vAlign w:val="center"/>
           </w:tcPr>
           <w:p>
+            <w:pPr>
+              <w:keepNext/>
+            </w:pPr>
             <w:r>
               <w:rPr>
                 <w:sz w:val="20"/>
@@ -23327,6 +23536,7 @@
           </w:tcPr>
           <w:p>
             <w:pPr>
+              <w:keepNext/>
               <w:jc w:val="center"/>
             </w:pPr>
             <w:r>
@@ -23351,6 +23561,9 @@
             <w:vAlign w:val="center"/>
           </w:tcPr>
           <w:p>
+            <w:pPr>
+              <w:keepNext/>
+            </w:pPr>
             <w:r>
               <w:rPr>
                 <w:sz w:val="20"/>
@@ -23367,6 +23580,9 @@
             <w:vAlign w:val="center"/>
           </w:tcPr>
           <w:p>
+            <w:pPr>
+              <w:keepNext/>
+            </w:pPr>
             <w:r>
               <w:rPr>
                 <w:sz w:val="20"/>
@@ -23383,6 +23599,9 @@
             <w:vAlign w:val="center"/>
           </w:tcPr>
           <w:p>
+            <w:pPr>
+              <w:keepNext/>
+            </w:pPr>
             <w:r>
               <w:rPr>
                 <w:sz w:val="20"/>
@@ -23400,6 +23619,7 @@
           </w:tcPr>
           <w:p>
             <w:pPr>
+              <w:keepNext/>
               <w:jc w:val="center"/>
             </w:pPr>
             <w:r>
@@ -23424,6 +23644,9 @@
             <w:vAlign w:val="center"/>
           </w:tcPr>
           <w:p>
+            <w:pPr>
+              <w:keepNext/>
+            </w:pPr>
             <w:r>
               <w:rPr>
                 <w:sz w:val="20"/>
@@ -23440,6 +23663,9 @@
             <w:vAlign w:val="center"/>
           </w:tcPr>
           <w:p>
+            <w:pPr>
+              <w:keepNext/>
+            </w:pPr>
             <w:r>
               <w:rPr>
                 <w:sz w:val="20"/>
@@ -23456,6 +23682,9 @@
             <w:vAlign w:val="center"/>
           </w:tcPr>
           <w:p>
+            <w:pPr>
+              <w:keepNext/>
+            </w:pPr>
             <w:r>
               <w:rPr>
                 <w:sz w:val="20"/>
@@ -23473,6 +23702,7 @@
           </w:tcPr>
           <w:p>
             <w:pPr>
+              <w:keepNext/>
               <w:jc w:val="center"/>
             </w:pPr>
             <w:r>
@@ -23497,6 +23727,9 @@
             <w:vAlign w:val="center"/>
           </w:tcPr>
           <w:p>
+            <w:pPr>
+              <w:keepNext/>
+            </w:pPr>
             <w:r>
               <w:rPr>
                 <w:sz w:val="20"/>
@@ -23513,6 +23746,9 @@
             <w:vAlign w:val="center"/>
           </w:tcPr>
           <w:p>
+            <w:pPr>
+              <w:keepNext/>
+            </w:pPr>
             <w:r>
               <w:rPr>
                 <w:sz w:val="20"/>
@@ -23529,6 +23765,9 @@
             <w:vAlign w:val="center"/>
           </w:tcPr>
           <w:p>
+            <w:pPr>
+              <w:keepNext/>
+            </w:pPr>
             <w:r>
               <w:rPr>
                 <w:sz w:val="20"/>
@@ -23546,6 +23785,7 @@
           </w:tcPr>
           <w:p>
             <w:pPr>
+              <w:keepNext/>
               <w:jc w:val="center"/>
             </w:pPr>
             <w:r>
@@ -23570,6 +23810,9 @@
             <w:vAlign w:val="center"/>
           </w:tcPr>
           <w:p>
+            <w:pPr>
+              <w:keepNext/>
+            </w:pPr>
             <w:r>
               <w:rPr>
                 <w:sz w:val="20"/>
@@ -23586,6 +23829,9 @@
             <w:vAlign w:val="center"/>
           </w:tcPr>
           <w:p>
+            <w:pPr>
+              <w:keepNext/>
+            </w:pPr>
             <w:r>
               <w:rPr>
                 <w:sz w:val="20"/>
@@ -23602,6 +23848,9 @@
             <w:vAlign w:val="center"/>
           </w:tcPr>
           <w:p>
+            <w:pPr>
+              <w:keepNext/>
+            </w:pPr>
             <w:r>
               <w:rPr>
                 <w:sz w:val="20"/>
@@ -23637,6 +23886,7 @@
           </w:tcPr>
           <w:p>
             <w:pPr>
+              <w:keepNext/>
               <w:jc w:val="center"/>
             </w:pPr>
             <w:r>
@@ -23661,6 +23911,9 @@
             <w:vAlign w:val="center"/>
           </w:tcPr>
           <w:p>
+            <w:pPr>
+              <w:keepNext/>
+            </w:pPr>
             <w:r>
               <w:rPr>
                 <w:sz w:val="20"/>
@@ -23677,6 +23930,9 @@
             <w:vAlign w:val="center"/>
           </w:tcPr>
           <w:p>
+            <w:pPr>
+              <w:keepNext/>
+            </w:pPr>
             <w:r>
               <w:rPr>
                 <w:i/>
@@ -23695,6 +23951,9 @@
             <w:vAlign w:val="center"/>
           </w:tcPr>
           <w:p>
+            <w:pPr>
+              <w:keepNext/>
+            </w:pPr>
             <w:r>
               <w:rPr>
                 <w:sz w:val="20"/>
@@ -23712,6 +23971,7 @@
           </w:tcPr>
           <w:p>
             <w:pPr>
+              <w:keepNext/>
               <w:jc w:val="center"/>
             </w:pPr>
             <w:r>
@@ -23736,6 +23996,9 @@
             <w:vAlign w:val="center"/>
           </w:tcPr>
           <w:p>
+            <w:pPr>
+              <w:keepNext/>
+            </w:pPr>
             <w:r>
               <w:rPr>
                 <w:sz w:val="20"/>
@@ -23752,6 +24015,9 @@
             <w:vAlign w:val="center"/>
           </w:tcPr>
           <w:p>
+            <w:pPr>
+              <w:keepNext/>
+            </w:pPr>
             <w:r>
               <w:rPr>
                 <w:sz w:val="20"/>
@@ -23768,6 +24034,9 @@
             <w:vAlign w:val="center"/>
           </w:tcPr>
           <w:p>
+            <w:pPr>
+              <w:keepNext/>
+            </w:pPr>
             <w:r>
               <w:rPr>
                 <w:sz w:val="20"/>
@@ -23785,6 +24054,7 @@
           </w:tcPr>
           <w:p>
             <w:pPr>
+              <w:keepNext/>
               <w:jc w:val="center"/>
             </w:pPr>
             <w:r>
@@ -23809,6 +24079,9 @@
             <w:vAlign w:val="center"/>
           </w:tcPr>
           <w:p>
+            <w:pPr>
+              <w:keepNext/>
+            </w:pPr>
             <w:r>
               <w:rPr>
                 <w:sz w:val="20"/>
@@ -23825,6 +24098,9 @@
             <w:vAlign w:val="center"/>
           </w:tcPr>
           <w:p>
+            <w:pPr>
+              <w:keepNext/>
+            </w:pPr>
             <w:r>
               <w:rPr>
                 <w:sz w:val="20"/>
@@ -23841,6 +24117,9 @@
             <w:vAlign w:val="center"/>
           </w:tcPr>
           <w:p>
+            <w:pPr>
+              <w:keepNext/>
+            </w:pPr>
             <w:r>
               <w:rPr>
                 <w:sz w:val="20"/>
@@ -23876,6 +24155,7 @@
           </w:tcPr>
           <w:p>
             <w:pPr>
+              <w:keepNext/>
               <w:jc w:val="center"/>
             </w:pPr>
             <w:r>
@@ -23902,6 +24182,9 @@
             <w:vAlign w:val="center"/>
           </w:tcPr>
           <w:p>
+            <w:pPr>
+              <w:keepNext/>
+            </w:pPr>
             <w:r>
               <w:rPr>
                 <w:sz w:val="20"/>
@@ -23918,6 +24201,9 @@
             <w:vAlign w:val="center"/>
           </w:tcPr>
           <w:p>
+            <w:pPr>
+              <w:keepNext/>
+            </w:pPr>
             <w:r>
               <w:rPr>
                 <w:sz w:val="20"/>
@@ -23934,6 +24220,9 @@
             <w:vAlign w:val="center"/>
           </w:tcPr>
           <w:p>
+            <w:pPr>
+              <w:keepNext/>
+            </w:pPr>
             <w:r>
               <w:rPr>
                 <w:sz w:val="20"/>
@@ -23951,6 +24240,7 @@
           </w:tcPr>
           <w:p>
             <w:pPr>
+              <w:keepNext/>
               <w:jc w:val="center"/>
             </w:pPr>
             <w:r>
@@ -23975,6 +24265,9 @@
             <w:vAlign w:val="center"/>
           </w:tcPr>
           <w:p>
+            <w:pPr>
+              <w:keepNext/>
+            </w:pPr>
             <w:r>
               <w:rPr>
                 <w:sz w:val="20"/>
@@ -23991,6 +24284,9 @@
             <w:vAlign w:val="center"/>
           </w:tcPr>
           <w:p>
+            <w:pPr>
+              <w:keepNext/>
+            </w:pPr>
             <w:r>
               <w:rPr>
                 <w:sz w:val="20"/>
@@ -24007,6 +24303,9 @@
             <w:vAlign w:val="center"/>
           </w:tcPr>
           <w:p>
+            <w:pPr>
+              <w:keepNext/>
+            </w:pPr>
             <w:r>
               <w:rPr>
                 <w:sz w:val="20"/>
@@ -24024,6 +24323,7 @@
           </w:tcPr>
           <w:p>
             <w:pPr>
+              <w:keepNext/>
               <w:jc w:val="center"/>
             </w:pPr>
             <w:r>
@@ -24048,6 +24348,9 @@
             <w:vAlign w:val="center"/>
           </w:tcPr>
           <w:p>
+            <w:pPr>
+              <w:keepNext/>
+            </w:pPr>
             <w:r>
               <w:rPr>
                 <w:sz w:val="20"/>
@@ -24064,6 +24367,9 @@
             <w:vAlign w:val="center"/>
           </w:tcPr>
           <w:p>
+            <w:pPr>
+              <w:keepNext/>
+            </w:pPr>
             <w:r>
               <w:rPr>
                 <w:i/>
@@ -24082,6 +24388,9 @@
             <w:vAlign w:val="center"/>
           </w:tcPr>
           <w:p>
+            <w:pPr>
+              <w:keepNext/>
+            </w:pPr>
             <w:r>
               <w:rPr>
                 <w:sz w:val="20"/>
@@ -24099,6 +24408,7 @@
           </w:tcPr>
           <w:p>
             <w:pPr>
+              <w:keepNext/>
               <w:jc w:val="center"/>
             </w:pPr>
             <w:r>
@@ -24123,6 +24433,9 @@
             <w:vAlign w:val="center"/>
           </w:tcPr>
           <w:p>
+            <w:pPr>
+              <w:keepNext/>
+            </w:pPr>
             <w:r>
               <w:rPr>
                 <w:sz w:val="20"/>
@@ -24139,6 +24452,9 @@
             <w:vAlign w:val="center"/>
           </w:tcPr>
           <w:p>
+            <w:pPr>
+              <w:keepNext/>
+            </w:pPr>
             <w:r>
               <w:rPr>
                 <w:sz w:val="20"/>
@@ -24155,6 +24471,9 @@
             <w:vAlign w:val="center"/>
           </w:tcPr>
           <w:p>
+            <w:pPr>
+              <w:keepNext/>
+            </w:pPr>
             <w:r>
               <w:rPr>
                 <w:sz w:val="20"/>
@@ -24172,6 +24491,7 @@
           </w:tcPr>
           <w:p>
             <w:pPr>
+              <w:keepNext/>
               <w:jc w:val="center"/>
             </w:pPr>
             <w:r>
@@ -24196,6 +24516,9 @@
             <w:vAlign w:val="center"/>
           </w:tcPr>
           <w:p>
+            <w:pPr>
+              <w:keepNext/>
+            </w:pPr>
             <w:r>
               <w:rPr>
                 <w:sz w:val="20"/>
@@ -24212,6 +24535,9 @@
             <w:vAlign w:val="center"/>
           </w:tcPr>
           <w:p>
+            <w:pPr>
+              <w:keepNext/>
+            </w:pPr>
             <w:r>
               <w:rPr>
                 <w:sz w:val="20"/>
@@ -24228,6 +24554,9 @@
             <w:vAlign w:val="center"/>
           </w:tcPr>
           <w:p>
+            <w:pPr>
+              <w:keepNext/>
+            </w:pPr>
             <w:r>
               <w:rPr>
                 <w:sz w:val="20"/>
@@ -24245,6 +24574,7 @@
           </w:tcPr>
           <w:p>
             <w:pPr>
+              <w:keepNext/>
               <w:jc w:val="center"/>
             </w:pPr>
             <w:r>
@@ -24261,6 +24591,7 @@
     </w:tbl>
     <w:p>
       <w:pPr>
+        <w:keepNext/>
         <w:spacing w:before="120"/>
       </w:pPr>
       <w:r>
@@ -25498,6 +25829,9 @@
             <w:vAlign w:val="center"/>
           </w:tcPr>
           <w:p>
+            <w:pPr>
+              <w:keepNext/>
+            </w:pPr>
             <w:r>
               <w:rPr>
                 <w:b/>
@@ -25517,6 +25851,9 @@
             <w:vAlign w:val="center"/>
           </w:tcPr>
           <w:p>
+            <w:pPr>
+              <w:keepNext/>
+            </w:pPr>
             <w:r>
               <w:rPr>
                 <w:b/>
@@ -25536,6 +25873,9 @@
             <w:vAlign w:val="center"/>
           </w:tcPr>
           <w:p>
+            <w:pPr>
+              <w:keepNext/>
+            </w:pPr>
             <w:r>
               <w:rPr>
                 <w:b/>
@@ -25560,6 +25900,9 @@
             <w:vAlign w:val="center"/>
           </w:tcPr>
           <w:p>
+            <w:pPr>
+              <w:keepNext/>
+            </w:pPr>
             <w:r>
               <w:rPr>
                 <w:sz w:val="20"/>
@@ -25576,6 +25919,9 @@
             <w:vAlign w:val="center"/>
           </w:tcPr>
           <w:p>
+            <w:pPr>
+              <w:keepNext/>
+            </w:pPr>
             <w:r>
               <w:rPr>
                 <w:sz w:val="20"/>
@@ -25592,6 +25938,9 @@
             <w:vAlign w:val="center"/>
           </w:tcPr>
           <w:p>
+            <w:pPr>
+              <w:keepNext/>
+            </w:pPr>
             <w:r>
               <w:rPr>
                 <w:rFonts w:ascii="Courier New" w:hAnsi="Courier New" w:eastAsia="Courier New" w:cs="Courier New"/>
@@ -25615,6 +25964,9 @@
             <w:vAlign w:val="center"/>
           </w:tcPr>
           <w:p>
+            <w:pPr>
+              <w:keepNext/>
+            </w:pPr>
             <w:r>
               <w:rPr>
                 <w:sz w:val="20"/>
@@ -25631,6 +25983,9 @@
             <w:vAlign w:val="center"/>
           </w:tcPr>
           <w:p>
+            <w:pPr>
+              <w:keepNext/>
+            </w:pPr>
             <w:r>
               <w:rPr>
                 <w:sz w:val="20"/>
@@ -25647,6 +26002,9 @@
             <w:vAlign w:val="center"/>
           </w:tcPr>
           <w:p>
+            <w:pPr>
+              <w:keepNext/>
+            </w:pPr>
             <w:r>
               <w:rPr>
                 <w:rFonts w:ascii="Courier New" w:hAnsi="Courier New" w:eastAsia="Courier New" w:cs="Courier New"/>
@@ -25670,6 +26028,9 @@
             <w:vAlign w:val="center"/>
           </w:tcPr>
           <w:p>
+            <w:pPr>
+              <w:keepNext/>
+            </w:pPr>
             <w:r>
               <w:rPr>
                 <w:sz w:val="20"/>
@@ -25686,6 +26047,9 @@
             <w:vAlign w:val="center"/>
           </w:tcPr>
           <w:p>
+            <w:pPr>
+              <w:keepNext/>
+            </w:pPr>
             <w:r>
               <w:rPr>
                 <w:sz w:val="20"/>
@@ -25702,6 +26066,9 @@
             <w:vAlign w:val="center"/>
           </w:tcPr>
           <w:p>
+            <w:pPr>
+              <w:keepNext/>
+            </w:pPr>
             <w:r>
               <w:rPr>
                 <w:rFonts w:ascii="Courier New" w:hAnsi="Courier New" w:eastAsia="Courier New" w:cs="Courier New"/>
@@ -25725,6 +26092,9 @@
             <w:vAlign w:val="center"/>
           </w:tcPr>
           <w:p>
+            <w:pPr>
+              <w:keepNext/>
+            </w:pPr>
             <w:r>
               <w:rPr>
                 <w:sz w:val="20"/>
@@ -25741,6 +26111,9 @@
             <w:vAlign w:val="center"/>
           </w:tcPr>
           <w:p>
+            <w:pPr>
+              <w:keepNext/>
+            </w:pPr>
             <w:r>
               <w:rPr>
                 <w:sz w:val="20"/>
@@ -25757,6 +26130,9 @@
             <w:vAlign w:val="center"/>
           </w:tcPr>
           <w:p>
+            <w:pPr>
+              <w:keepNext/>
+            </w:pPr>
             <w:r>
               <w:rPr>
                 <w:rFonts w:ascii="Courier New" w:hAnsi="Courier New" w:eastAsia="Courier New" w:cs="Courier New"/>
@@ -25780,6 +26156,9 @@
             <w:vAlign w:val="center"/>
           </w:tcPr>
           <w:p>
+            <w:pPr>
+              <w:keepNext/>
+            </w:pPr>
             <w:r>
               <w:rPr>
                 <w:sz w:val="20"/>
@@ -25796,6 +26175,9 @@
             <w:vAlign w:val="center"/>
           </w:tcPr>
           <w:p>
+            <w:pPr>
+              <w:keepNext/>
+            </w:pPr>
             <w:r>
               <w:rPr>
                 <w:sz w:val="20"/>
@@ -25812,6 +26194,9 @@
             <w:vAlign w:val="center"/>
           </w:tcPr>
           <w:p>
+            <w:pPr>
+              <w:keepNext/>
+            </w:pPr>
             <w:r>
               <w:rPr>
                 <w:rFonts w:ascii="Courier New" w:hAnsi="Courier New" w:eastAsia="Courier New" w:cs="Courier New"/>
@@ -25835,6 +26220,9 @@
             <w:vAlign w:val="center"/>
           </w:tcPr>
           <w:p>
+            <w:pPr>
+              <w:keepNext/>
+            </w:pPr>
             <w:r>
               <w:rPr>
                 <w:sz w:val="20"/>
@@ -25851,6 +26239,9 @@
             <w:vAlign w:val="center"/>
           </w:tcPr>
           <w:p>
+            <w:pPr>
+              <w:keepNext/>
+            </w:pPr>
             <w:r>
               <w:rPr>
                 <w:sz w:val="20"/>
@@ -25867,6 +26258,9 @@
             <w:vAlign w:val="center"/>
           </w:tcPr>
           <w:p>
+            <w:pPr>
+              <w:keepNext/>
+            </w:pPr>
             <w:r>
               <w:rPr>
                 <w:rFonts w:ascii="Courier New" w:hAnsi="Courier New" w:eastAsia="Courier New" w:cs="Courier New"/>
@@ -25890,6 +26284,9 @@
             <w:vAlign w:val="center"/>
           </w:tcPr>
           <w:p>
+            <w:pPr>
+              <w:keepNext/>
+            </w:pPr>
             <w:r>
               <w:rPr>
                 <w:sz w:val="20"/>
@@ -25906,6 +26303,9 @@
             <w:vAlign w:val="center"/>
           </w:tcPr>
           <w:p>
+            <w:pPr>
+              <w:keepNext/>
+            </w:pPr>
             <w:r>
               <w:rPr>
                 <w:sz w:val="20"/>
@@ -25922,6 +26322,9 @@
             <w:vAlign w:val="center"/>
           </w:tcPr>
           <w:p>
+            <w:pPr>
+              <w:keepNext/>
+            </w:pPr>
             <w:r>
               <w:rPr>
                 <w:rFonts w:ascii="Courier New" w:hAnsi="Courier New" w:eastAsia="Courier New" w:cs="Courier New"/>
@@ -26166,13 +26569,9 @@
       </w:r>
     </w:p>
     <w:p>
-      <w:r>
-        <w:br w:type="page"/>
-      </w:r>
-    </w:p>
-    <w:p>
       <w:pPr>
         <w:pStyle w:val="Heading1"/>
+        <w:pageBreakBefore/>
         <w:rPr>
           <w:lang w:val="pt-BR"/>
         </w:rPr>
@@ -26872,6 +27271,7 @@
     </w:p>
     <w:p>
       <w:pPr>
+        <w:keepNext/>
         <w:spacing w:before="120"/>
       </w:pPr>
       <w:r>
@@ -27150,6 +27550,7 @@
           </w:tcPr>
           <w:p>
             <w:pPr>
+              <w:keepNext/>
               <w:jc w:val="center"/>
             </w:pPr>
             <w:r>
@@ -27174,6 +27575,7 @@
           </w:tcPr>
           <w:p>
             <w:pPr>
+              <w:keepNext/>
               <w:jc w:val="center"/>
             </w:pPr>
             <w:r>
@@ -27198,6 +27600,7 @@
           </w:tcPr>
           <w:p>
             <w:pPr>
+              <w:keepNext/>
               <w:jc w:val="center"/>
             </w:pPr>
             <w:r>
@@ -27222,6 +27625,7 @@
           </w:tcPr>
           <w:p>
             <w:pPr>
+              <w:keepNext/>
               <w:jc w:val="center"/>
             </w:pPr>
             <w:r>
@@ -27246,6 +27650,7 @@
           </w:tcPr>
           <w:p>
             <w:pPr>
+              <w:keepNext/>
               <w:jc w:val="center"/>
             </w:pPr>
             <w:r>
@@ -27272,6 +27677,9 @@
             <w:vAlign w:val="center"/>
           </w:tcPr>
           <w:p>
+            <w:pPr>
+              <w:keepNext/>
+            </w:pPr>
             <w:r>
               <w:rPr>
                 <w:sz w:val="20"/>
@@ -27288,6 +27696,9 @@
             <w:vAlign w:val="center"/>
           </w:tcPr>
           <w:p>
+            <w:pPr>
+              <w:keepNext/>
+            </w:pPr>
             <w:r>
               <w:rPr>
                 <w:sz w:val="20"/>
@@ -27305,6 +27716,7 @@
           </w:tcPr>
           <w:p>
             <w:pPr>
+              <w:keepNext/>
               <w:jc w:val="center"/>
             </w:pPr>
             <w:r>
@@ -27324,6 +27736,7 @@
           </w:tcPr>
           <w:p>
             <w:pPr>
+              <w:keepNext/>
               <w:jc w:val="center"/>
             </w:pPr>
             <w:r>
@@ -27343,6 +27756,7 @@
           </w:tcPr>
           <w:p>
             <w:pPr>
+              <w:keepNext/>
               <w:jc w:val="right"/>
             </w:pPr>
             <w:r>
@@ -27367,6 +27781,9 @@
             <w:vAlign w:val="center"/>
           </w:tcPr>
           <w:p>
+            <w:pPr>
+              <w:keepNext/>
+            </w:pPr>
             <w:r>
               <w:rPr>
                 <w:sz w:val="20"/>
@@ -27383,6 +27800,9 @@
             <w:vAlign w:val="center"/>
           </w:tcPr>
           <w:p>
+            <w:pPr>
+              <w:keepNext/>
+            </w:pPr>
             <w:r>
               <w:rPr>
                 <w:sz w:val="20"/>
@@ -27400,6 +27820,7 @@
           </w:tcPr>
           <w:p>
             <w:pPr>
+              <w:keepNext/>
               <w:jc w:val="center"/>
             </w:pPr>
             <w:r>
@@ -27419,6 +27840,7 @@
           </w:tcPr>
           <w:p>
             <w:pPr>
+              <w:keepNext/>
               <w:jc w:val="center"/>
             </w:pPr>
             <w:r>
@@ -27438,6 +27860,7 @@
           </w:tcPr>
           <w:p>
             <w:pPr>
+              <w:keepNext/>
               <w:jc w:val="right"/>
             </w:pPr>
             <w:r>
@@ -27454,6 +27877,7 @@
     </w:tbl>
     <w:p>
       <w:pPr>
+        <w:keepNext/>
         <w:spacing w:before="120"/>
       </w:pPr>
       <w:r>
@@ -27768,6 +28192,7 @@
           </w:tcPr>
           <w:p>
             <w:pPr>
+              <w:keepNext/>
               <w:jc w:val="center"/>
             </w:pPr>
             <w:r>
@@ -27792,6 +28217,7 @@
           </w:tcPr>
           <w:p>
             <w:pPr>
+              <w:keepNext/>
               <w:jc w:val="center"/>
             </w:pPr>
             <w:r>
@@ -27816,6 +28242,7 @@
           </w:tcPr>
           <w:p>
             <w:pPr>
+              <w:keepNext/>
               <w:jc w:val="center"/>
             </w:pPr>
             <w:r>
@@ -27840,6 +28267,7 @@
           </w:tcPr>
           <w:p>
             <w:pPr>
+              <w:keepNext/>
               <w:jc w:val="center"/>
             </w:pPr>
             <w:r>
@@ -27864,6 +28292,7 @@
           </w:tcPr>
           <w:p>
             <w:pPr>
+              <w:keepNext/>
               <w:jc w:val="center"/>
             </w:pPr>
             <w:r>
@@ -27890,6 +28319,9 @@
             <w:vAlign w:val="center"/>
           </w:tcPr>
           <w:p>
+            <w:pPr>
+              <w:keepNext/>
+            </w:pPr>
             <w:r>
               <w:rPr>
                 <w:sz w:val="20"/>
@@ -27906,6 +28338,9 @@
             <w:vAlign w:val="center"/>
           </w:tcPr>
           <w:p>
+            <w:pPr>
+              <w:keepNext/>
+            </w:pPr>
             <w:r>
               <w:rPr>
                 <w:sz w:val="20"/>
@@ -27923,6 +28358,7 @@
           </w:tcPr>
           <w:p>
             <w:pPr>
+              <w:keepNext/>
               <w:jc w:val="center"/>
             </w:pPr>
             <w:r>
@@ -27942,6 +28378,7 @@
           </w:tcPr>
           <w:p>
             <w:pPr>
+              <w:keepNext/>
               <w:jc w:val="center"/>
             </w:pPr>
             <w:r>
@@ -27961,6 +28398,7 @@
           </w:tcPr>
           <w:p>
             <w:pPr>
+              <w:keepNext/>
               <w:jc w:val="center"/>
             </w:pPr>
             <w:r>
@@ -27985,6 +28423,9 @@
             <w:vAlign w:val="center"/>
           </w:tcPr>
           <w:p>
+            <w:pPr>
+              <w:keepNext/>
+            </w:pPr>
             <w:r>
               <w:rPr>
                 <w:sz w:val="20"/>
@@ -28001,6 +28442,9 @@
             <w:vAlign w:val="center"/>
           </w:tcPr>
           <w:p>
+            <w:pPr>
+              <w:keepNext/>
+            </w:pPr>
             <w:r>
               <w:rPr>
                 <w:sz w:val="20"/>
@@ -28018,6 +28462,7 @@
           </w:tcPr>
           <w:p>
             <w:pPr>
+              <w:keepNext/>
               <w:jc w:val="center"/>
             </w:pPr>
             <w:r>
@@ -28037,6 +28482,7 @@
           </w:tcPr>
           <w:p>
             <w:pPr>
+              <w:keepNext/>
               <w:jc w:val="center"/>
             </w:pPr>
             <w:r>
@@ -28056,6 +28502,7 @@
           </w:tcPr>
           <w:p>
             <w:pPr>
+              <w:keepNext/>
               <w:jc w:val="center"/>
             </w:pPr>
             <w:r>
@@ -28080,6 +28527,9 @@
             <w:vAlign w:val="center"/>
           </w:tcPr>
           <w:p>
+            <w:pPr>
+              <w:keepNext/>
+            </w:pPr>
             <w:r>
               <w:rPr>
                 <w:sz w:val="20"/>
@@ -28096,6 +28546,9 @@
             <w:vAlign w:val="center"/>
           </w:tcPr>
           <w:p>
+            <w:pPr>
+              <w:keepNext/>
+            </w:pPr>
             <w:r>
               <w:rPr>
                 <w:sz w:val="20"/>
@@ -28113,6 +28566,7 @@
           </w:tcPr>
           <w:p>
             <w:pPr>
+              <w:keepNext/>
               <w:jc w:val="center"/>
             </w:pPr>
             <w:r>
@@ -28132,6 +28586,7 @@
           </w:tcPr>
           <w:p>
             <w:pPr>
+              <w:keepNext/>
               <w:jc w:val="center"/>
             </w:pPr>
             <w:r>
@@ -28151,6 +28606,7 @@
           </w:tcPr>
           <w:p>
             <w:pPr>
+              <w:keepNext/>
               <w:jc w:val="center"/>
             </w:pPr>
             <w:r>
@@ -28175,6 +28631,9 @@
             <w:vAlign w:val="center"/>
           </w:tcPr>
           <w:p>
+            <w:pPr>
+              <w:keepNext/>
+            </w:pPr>
             <w:r>
               <w:rPr>
                 <w:sz w:val="20"/>
@@ -28191,6 +28650,9 @@
             <w:vAlign w:val="center"/>
           </w:tcPr>
           <w:p>
+            <w:pPr>
+              <w:keepNext/>
+            </w:pPr>
             <w:r>
               <w:rPr>
                 <w:sz w:val="20"/>
@@ -28208,6 +28670,7 @@
           </w:tcPr>
           <w:p>
             <w:pPr>
+              <w:keepNext/>
               <w:jc w:val="center"/>
             </w:pPr>
             <w:r>
@@ -28227,6 +28690,7 @@
           </w:tcPr>
           <w:p>
             <w:pPr>
+              <w:keepNext/>
               <w:jc w:val="center"/>
             </w:pPr>
             <w:r>
@@ -28246,6 +28710,7 @@
           </w:tcPr>
           <w:p>
             <w:pPr>
+              <w:keepNext/>
               <w:jc w:val="center"/>
             </w:pPr>
             <w:r>
@@ -28262,6 +28727,7 @@
     </w:tbl>
     <w:p>
       <w:pPr>
+        <w:keepNext/>
         <w:spacing w:before="120"/>
       </w:pPr>
       <w:r>
@@ -28557,6 +29023,7 @@
           </w:tcPr>
           <w:p>
             <w:pPr>
+              <w:keepNext/>
               <w:jc w:val="center"/>
             </w:pPr>
             <w:r>
@@ -28578,6 +29045,9 @@
             <w:vAlign w:val="center"/>
           </w:tcPr>
           <w:p>
+            <w:pPr>
+              <w:keepNext/>
+            </w:pPr>
             <w:r>
               <w:rPr>
                 <w:b/>
@@ -28597,6 +29067,9 @@
             <w:vAlign w:val="center"/>
           </w:tcPr>
           <w:p>
+            <w:pPr>
+              <w:keepNext/>
+            </w:pPr>
             <w:r>
               <w:rPr>
                 <w:b/>
@@ -28622,6 +29095,7 @@
           </w:tcPr>
           <w:p>
             <w:pPr>
+              <w:keepNext/>
               <w:jc w:val="center"/>
             </w:pPr>
             <w:r>
@@ -28640,6 +29114,9 @@
             <w:vAlign w:val="center"/>
           </w:tcPr>
           <w:p>
+            <w:pPr>
+              <w:keepNext/>
+            </w:pPr>
             <w:r>
               <w:rPr>
                 <w:sz w:val="20"/>
@@ -28656,6 +29133,9 @@
             <w:vAlign w:val="center"/>
           </w:tcPr>
           <w:p>
+            <w:pPr>
+              <w:keepNext/>
+            </w:pPr>
             <w:r>
               <w:rPr>
                 <w:sz w:val="20"/>
@@ -28679,6 +29159,7 @@
           </w:tcPr>
           <w:p>
             <w:pPr>
+              <w:keepNext/>
               <w:jc w:val="center"/>
             </w:pPr>
             <w:r>
@@ -28697,6 +29178,9 @@
             <w:vAlign w:val="center"/>
           </w:tcPr>
           <w:p>
+            <w:pPr>
+              <w:keepNext/>
+            </w:pPr>
             <w:r>
               <w:rPr>
                 <w:sz w:val="20"/>
@@ -28723,6 +29207,9 @@
             <w:vAlign w:val="center"/>
           </w:tcPr>
           <w:p>
+            <w:pPr>
+              <w:keepNext/>
+            </w:pPr>
             <w:r>
               <w:rPr>
                 <w:sz w:val="20"/>
@@ -28746,6 +29233,7 @@
           </w:tcPr>
           <w:p>
             <w:pPr>
+              <w:keepNext/>
               <w:jc w:val="center"/>
             </w:pPr>
             <w:r>
@@ -28764,6 +29252,9 @@
             <w:vAlign w:val="center"/>
           </w:tcPr>
           <w:p>
+            <w:pPr>
+              <w:keepNext/>
+            </w:pPr>
             <w:r>
               <w:rPr>
                 <w:sz w:val="20"/>
@@ -28798,6 +29289,9 @@
             <w:vAlign w:val="center"/>
           </w:tcPr>
           <w:p>
+            <w:pPr>
+              <w:keepNext/>
+            </w:pPr>
             <w:r>
               <w:rPr>
                 <w:sz w:val="20"/>
@@ -28821,6 +29315,7 @@
           </w:tcPr>
           <w:p>
             <w:pPr>
+              <w:keepNext/>
               <w:jc w:val="center"/>
             </w:pPr>
             <w:r>
@@ -28839,6 +29334,9 @@
             <w:vAlign w:val="center"/>
           </w:tcPr>
           <w:p>
+            <w:pPr>
+              <w:keepNext/>
+            </w:pPr>
             <w:r>
               <w:rPr>
                 <w:sz w:val="20"/>
@@ -28873,6 +29371,9 @@
             <w:vAlign w:val="center"/>
           </w:tcPr>
           <w:p>
+            <w:pPr>
+              <w:keepNext/>
+            </w:pPr>
             <w:r>
               <w:rPr>
                 <w:sz w:val="20"/>
@@ -28896,6 +29397,7 @@
           </w:tcPr>
           <w:p>
             <w:pPr>
+              <w:keepNext/>
               <w:jc w:val="center"/>
             </w:pPr>
             <w:r>
@@ -28914,6 +29416,9 @@
             <w:vAlign w:val="center"/>
           </w:tcPr>
           <w:p>
+            <w:pPr>
+              <w:keepNext/>
+            </w:pPr>
             <w:r>
               <w:rPr>
                 <w:sz w:val="20"/>
@@ -28948,6 +29453,9 @@
             <w:vAlign w:val="center"/>
           </w:tcPr>
           <w:p>
+            <w:pPr>
+              <w:keepNext/>
+            </w:pPr>
             <w:r>
               <w:rPr>
                 <w:sz w:val="20"/>
@@ -28971,6 +29479,7 @@
           </w:tcPr>
           <w:p>
             <w:pPr>
+              <w:keepNext/>
               <w:jc w:val="center"/>
             </w:pPr>
             <w:r>
@@ -28989,6 +29498,9 @@
             <w:vAlign w:val="center"/>
           </w:tcPr>
           <w:p>
+            <w:pPr>
+              <w:keepNext/>
+            </w:pPr>
             <w:r>
               <w:rPr>
                 <w:sz w:val="20"/>
@@ -29005,6 +29517,9 @@
             <w:vAlign w:val="center"/>
           </w:tcPr>
           <w:p>
+            <w:pPr>
+              <w:keepNext/>
+            </w:pPr>
             <w:r>
               <w:rPr>
                 <w:sz w:val="20"/>
@@ -29028,6 +29543,7 @@
           </w:tcPr>
           <w:p>
             <w:pPr>
+              <w:keepNext/>
               <w:jc w:val="center"/>
             </w:pPr>
             <w:r>
@@ -29046,6 +29562,9 @@
             <w:vAlign w:val="center"/>
           </w:tcPr>
           <w:p>
+            <w:pPr>
+              <w:keepNext/>
+            </w:pPr>
             <w:r>
               <w:rPr>
                 <w:sz w:val="20"/>
@@ -29080,6 +29599,9 @@
             <w:vAlign w:val="center"/>
           </w:tcPr>
           <w:p>
+            <w:pPr>
+              <w:keepNext/>
+            </w:pPr>
             <w:r>
               <w:rPr>
                 <w:sz w:val="20"/>
@@ -29103,6 +29625,7 @@
           </w:tcPr>
           <w:p>
             <w:pPr>
+              <w:keepNext/>
               <w:jc w:val="center"/>
             </w:pPr>
             <w:r>
@@ -29121,6 +29644,9 @@
             <w:vAlign w:val="center"/>
           </w:tcPr>
           <w:p>
+            <w:pPr>
+              <w:keepNext/>
+            </w:pPr>
             <w:r>
               <w:rPr>
                 <w:sz w:val="20"/>
@@ -29155,6 +29681,9 @@
             <w:vAlign w:val="center"/>
           </w:tcPr>
           <w:p>
+            <w:pPr>
+              <w:keepNext/>
+            </w:pPr>
             <w:r>
               <w:rPr>
                 <w:sz w:val="20"/>
@@ -29196,6 +29725,7 @@
           </w:tcPr>
           <w:p>
             <w:pPr>
+              <w:keepNext/>
               <w:jc w:val="center"/>
             </w:pPr>
             <w:r>
@@ -29214,6 +29744,9 @@
             <w:vAlign w:val="center"/>
           </w:tcPr>
           <w:p>
+            <w:pPr>
+              <w:keepNext/>
+            </w:pPr>
             <w:r>
               <w:rPr>
                 <w:sz w:val="20"/>
@@ -29230,6 +29763,9 @@
             <w:vAlign w:val="center"/>
           </w:tcPr>
           <w:p>
+            <w:pPr>
+              <w:keepNext/>
+            </w:pPr>
             <w:r>
               <w:rPr>
                 <w:sz w:val="20"/>
@@ -29253,6 +29789,7 @@
           </w:tcPr>
           <w:p>
             <w:pPr>
+              <w:keepNext/>
               <w:jc w:val="center"/>
             </w:pPr>
             <w:r>
@@ -29271,6 +29808,9 @@
             <w:vAlign w:val="center"/>
           </w:tcPr>
           <w:p>
+            <w:pPr>
+              <w:keepNext/>
+            </w:pPr>
             <w:r>
               <w:rPr>
                 <w:sz w:val="20"/>
@@ -29315,6 +29855,9 @@
             <w:vAlign w:val="center"/>
           </w:tcPr>
           <w:p>
+            <w:pPr>
+              <w:keepNext/>
+            </w:pPr>
             <w:r>
               <w:rPr>
                 <w:sz w:val="20"/>
@@ -29338,6 +29881,7 @@
           </w:tcPr>
           <w:p>
             <w:pPr>
+              <w:keepNext/>
               <w:jc w:val="center"/>
             </w:pPr>
             <w:r>
@@ -29356,6 +29900,9 @@
             <w:vAlign w:val="center"/>
           </w:tcPr>
           <w:p>
+            <w:pPr>
+              <w:keepNext/>
+            </w:pPr>
             <w:r>
               <w:rPr>
                 <w:sz w:val="20"/>
@@ -29390,6 +29937,9 @@
             <w:vAlign w:val="center"/>
           </w:tcPr>
           <w:p>
+            <w:pPr>
+              <w:keepNext/>
+            </w:pPr>
             <w:r>
               <w:rPr>
                 <w:sz w:val="20"/>
@@ -29413,6 +29963,7 @@
           </w:tcPr>
           <w:p>
             <w:pPr>
+              <w:keepNext/>
               <w:jc w:val="center"/>
             </w:pPr>
             <w:r>
@@ -29431,6 +29982,9 @@
             <w:vAlign w:val="center"/>
           </w:tcPr>
           <w:p>
+            <w:pPr>
+              <w:keepNext/>
+            </w:pPr>
             <w:r>
               <w:rPr>
                 <w:sz w:val="20"/>
@@ -29501,6 +30055,9 @@
             <w:vAlign w:val="center"/>
           </w:tcPr>
           <w:p>
+            <w:pPr>
+              <w:keepNext/>
+            </w:pPr>
             <w:r>
               <w:rPr>
                 <w:sz w:val="20"/>
@@ -29666,6 +30223,7 @@
     </w:p>
     <w:p>
       <w:pPr>
+        <w:keepNext/>
         <w:spacing w:before="120"/>
       </w:pPr>
       <w:r>
@@ -31502,6 +32060,7 @@
     </w:p>
     <w:p>
       <w:pPr>
+        <w:keepNext/>
         <w:spacing w:before="120"/>
       </w:pPr>
       <w:r>
@@ -31910,6 +32469,9 @@
             <w:vAlign w:val="center"/>
           </w:tcPr>
           <w:p>
+            <w:pPr>
+              <w:keepNext/>
+            </w:pPr>
             <w:r>
               <w:rPr>
                 <w:b/>
@@ -31929,6 +32491,9 @@
             <w:vAlign w:val="center"/>
           </w:tcPr>
           <w:p>
+            <w:pPr>
+              <w:keepNext/>
+            </w:pPr>
             <w:r>
               <w:rPr>
                 <w:b/>
@@ -31948,6 +32513,9 @@
             <w:vAlign w:val="center"/>
           </w:tcPr>
           <w:p>
+            <w:pPr>
+              <w:keepNext/>
+            </w:pPr>
             <w:r>
               <w:rPr>
                 <w:b/>
@@ -31967,6 +32535,9 @@
             <w:vAlign w:val="center"/>
           </w:tcPr>
           <w:p>
+            <w:pPr>
+              <w:keepNext/>
+            </w:pPr>
             <w:r>
               <w:rPr>
                 <w:b/>
@@ -31991,6 +32562,9 @@
             <w:vAlign w:val="center"/>
           </w:tcPr>
           <w:p>
+            <w:pPr>
+              <w:keepNext/>
+            </w:pPr>
             <w:r>
               <w:rPr>
                 <w:sz w:val="20"/>
@@ -32007,6 +32581,9 @@
             <w:vAlign w:val="center"/>
           </w:tcPr>
           <w:p>
+            <w:pPr>
+              <w:keepNext/>
+            </w:pPr>
             <w:r>
               <w:rPr>
                 <w:sz w:val="20"/>
@@ -32023,6 +32600,9 @@
             <w:vAlign w:val="center"/>
           </w:tcPr>
           <w:p>
+            <w:pPr>
+              <w:keepNext/>
+            </w:pPr>
             <w:r>
               <w:rPr>
                 <w:sz w:val="20"/>
@@ -32039,6 +32619,9 @@
             <w:vAlign w:val="center"/>
           </w:tcPr>
           <w:p>
+            <w:pPr>
+              <w:keepNext/>
+            </w:pPr>
             <w:r>
               <w:rPr>
                 <w:sz w:val="20"/>
@@ -32061,6 +32644,9 @@
             <w:vAlign w:val="center"/>
           </w:tcPr>
           <w:p>
+            <w:pPr>
+              <w:keepNext/>
+            </w:pPr>
             <w:r>
               <w:rPr>
                 <w:sz w:val="20"/>
@@ -32077,6 +32663,9 @@
             <w:vAlign w:val="center"/>
           </w:tcPr>
           <w:p>
+            <w:pPr>
+              <w:keepNext/>
+            </w:pPr>
             <w:r>
               <w:rPr>
                 <w:sz w:val="20"/>
@@ -32111,6 +32700,9 @@
             <w:vAlign w:val="center"/>
           </w:tcPr>
           <w:p>
+            <w:pPr>
+              <w:keepNext/>
+            </w:pPr>
             <w:r>
               <w:rPr>
                 <w:sz w:val="20"/>
@@ -32127,6 +32719,9 @@
             <w:vAlign w:val="center"/>
           </w:tcPr>
           <w:p>
+            <w:pPr>
+              <w:keepNext/>
+            </w:pPr>
             <w:r>
               <w:rPr>
                 <w:sz w:val="20"/>
@@ -32149,6 +32744,9 @@
             <w:vAlign w:val="center"/>
           </w:tcPr>
           <w:p>
+            <w:pPr>
+              <w:keepNext/>
+            </w:pPr>
             <w:r>
               <w:rPr>
                 <w:sz w:val="20"/>
@@ -32165,6 +32763,9 @@
             <w:vAlign w:val="center"/>
           </w:tcPr>
           <w:p>
+            <w:pPr>
+              <w:keepNext/>
+            </w:pPr>
             <w:r>
               <w:rPr>
                 <w:i/>
@@ -32191,6 +32792,9 @@
             <w:vAlign w:val="center"/>
           </w:tcPr>
           <w:p>
+            <w:pPr>
+              <w:keepNext/>
+            </w:pPr>
             <w:r>
               <w:rPr>
                 <w:sz w:val="20"/>
@@ -32225,6 +32829,9 @@
             <w:vAlign w:val="center"/>
           </w:tcPr>
           <w:p>
+            <w:pPr>
+              <w:keepNext/>
+            </w:pPr>
             <w:r>
               <w:rPr>
                 <w:sz w:val="20"/>
@@ -32265,6 +32872,9 @@
             <w:vAlign w:val="center"/>
           </w:tcPr>
           <w:p>
+            <w:pPr>
+              <w:keepNext/>
+            </w:pPr>
             <w:r>
               <w:rPr>
                 <w:sz w:val="20"/>
@@ -32281,6 +32891,9 @@
             <w:vAlign w:val="center"/>
           </w:tcPr>
           <w:p>
+            <w:pPr>
+              <w:keepNext/>
+            </w:pPr>
             <w:r>
               <w:rPr>
                 <w:sz w:val="20"/>
@@ -32297,6 +32910,9 @@
             <w:vAlign w:val="center"/>
           </w:tcPr>
           <w:p>
+            <w:pPr>
+              <w:keepNext/>
+            </w:pPr>
             <w:r>
               <w:rPr>
                 <w:sz w:val="20"/>
@@ -32313,6 +32929,9 @@
             <w:vAlign w:val="center"/>
           </w:tcPr>
           <w:p>
+            <w:pPr>
+              <w:keepNext/>
+            </w:pPr>
             <w:r>
               <w:rPr>
                 <w:sz w:val="20"/>
@@ -32335,6 +32954,9 @@
             <w:vAlign w:val="center"/>
           </w:tcPr>
           <w:p>
+            <w:pPr>
+              <w:keepNext/>
+            </w:pPr>
             <w:r>
               <w:rPr>
                 <w:sz w:val="20"/>
@@ -32351,6 +32973,9 @@
             <w:vAlign w:val="center"/>
           </w:tcPr>
           <w:p>
+            <w:pPr>
+              <w:keepNext/>
+            </w:pPr>
             <w:r>
               <w:rPr>
                 <w:sz w:val="20"/>
@@ -32367,6 +32992,9 @@
             <w:vAlign w:val="center"/>
           </w:tcPr>
           <w:p>
+            <w:pPr>
+              <w:keepNext/>
+            </w:pPr>
             <w:r>
               <w:rPr>
                 <w:sz w:val="20"/>
@@ -32383,6 +33011,9 @@
             <w:vAlign w:val="center"/>
           </w:tcPr>
           <w:p>
+            <w:pPr>
+              <w:keepNext/>
+            </w:pPr>
             <w:r>
               <w:rPr>
                 <w:sz w:val="20"/>
@@ -32702,13 +33333,9 @@
       </w:r>
     </w:p>
     <w:p>
-      <w:r>
-        <w:br w:type="page"/>
-      </w:r>
-    </w:p>
-    <w:p>
       <w:pPr>
         <w:pStyle w:val="Heading1"/>
+        <w:pageBreakBefore/>
         <w:rPr>
           <w:lang w:val="pt-BR"/>
         </w:rPr>
@@ -32944,6 +33571,7 @@
           </w:tcPr>
           <w:p>
             <w:pPr>
+              <w:keepNext/>
               <w:jc w:val="center"/>
             </w:pPr>
             <w:r>
@@ -32968,6 +33596,7 @@
           </w:tcPr>
           <w:p>
             <w:pPr>
+              <w:keepNext/>
               <w:jc w:val="center"/>
             </w:pPr>
             <w:r>
@@ -32992,6 +33621,7 @@
           </w:tcPr>
           <w:p>
             <w:pPr>
+              <w:keepNext/>
               <w:jc w:val="center"/>
             </w:pPr>
             <w:r>
@@ -33016,6 +33646,7 @@
           </w:tcPr>
           <w:p>
             <w:pPr>
+              <w:keepNext/>
               <w:jc w:val="center"/>
             </w:pPr>
             <w:r>
@@ -33040,6 +33671,7 @@
           </w:tcPr>
           <w:p>
             <w:pPr>
+              <w:keepNext/>
               <w:jc w:val="center"/>
             </w:pPr>
             <w:r>
@@ -33064,6 +33696,7 @@
           </w:tcPr>
           <w:p>
             <w:pPr>
+              <w:keepNext/>
               <w:jc w:val="center"/>
             </w:pPr>
             <w:r>
@@ -33088,6 +33721,7 @@
           </w:tcPr>
           <w:p>
             <w:pPr>
+              <w:keepNext/>
               <w:jc w:val="center"/>
             </w:pPr>
             <w:r>
@@ -33138,6 +33772,9 @@
             <w:vAlign w:val="center"/>
           </w:tcPr>
           <w:p>
+            <w:pPr>
+              <w:keepNext/>
+            </w:pPr>
             <w:r>
               <w:rPr>
                 <w:sz w:val="20"/>
@@ -33155,6 +33792,7 @@
           </w:tcPr>
           <w:p>
             <w:pPr>
+              <w:keepNext/>
               <w:jc w:val="right"/>
             </w:pPr>
             <w:r>
@@ -33174,6 +33812,7 @@
           </w:tcPr>
           <w:p>
             <w:pPr>
+              <w:keepNext/>
               <w:jc w:val="right"/>
             </w:pPr>
             <w:r>
@@ -33193,6 +33832,7 @@
           </w:tcPr>
           <w:p>
             <w:pPr>
+              <w:keepNext/>
               <w:jc w:val="right"/>
             </w:pPr>
             <w:r>
@@ -33212,6 +33852,7 @@
           </w:tcPr>
           <w:p>
             <w:pPr>
+              <w:keepNext/>
               <w:jc w:val="right"/>
             </w:pPr>
             <w:r>
@@ -33231,6 +33872,7 @@
           </w:tcPr>
           <w:p>
             <w:pPr>
+              <w:keepNext/>
               <w:jc w:val="right"/>
             </w:pPr>
             <w:r>
@@ -33250,6 +33892,7 @@
           </w:tcPr>
           <w:p>
             <w:pPr>
+              <w:keepNext/>
               <w:jc w:val="right"/>
             </w:pPr>
             <w:r>
@@ -33274,6 +33917,9 @@
             <w:vAlign w:val="center"/>
           </w:tcPr>
           <w:p>
+            <w:pPr>
+              <w:keepNext/>
+            </w:pPr>
             <w:r>
               <w:rPr>
                 <w:sz w:val="20"/>
@@ -33291,6 +33937,7 @@
           </w:tcPr>
           <w:p>
             <w:pPr>
+              <w:keepNext/>
               <w:jc w:val="right"/>
             </w:pPr>
             <w:r>
@@ -33310,6 +33957,7 @@
           </w:tcPr>
           <w:p>
             <w:pPr>
+              <w:keepNext/>
               <w:jc w:val="right"/>
             </w:pPr>
             <w:r>
@@ -33329,6 +33977,7 @@
           </w:tcPr>
           <w:p>
             <w:pPr>
+              <w:keepNext/>
               <w:jc w:val="right"/>
             </w:pPr>
             <w:r>
@@ -33348,6 +33997,7 @@
           </w:tcPr>
           <w:p>
             <w:pPr>
+              <w:keepNext/>
               <w:jc w:val="right"/>
             </w:pPr>
             <w:r>
@@ -33367,6 +34017,7 @@
           </w:tcPr>
           <w:p>
             <w:pPr>
+              <w:keepNext/>
               <w:jc w:val="right"/>
             </w:pPr>
             <w:r>
@@ -33386,6 +34037,7 @@
           </w:tcPr>
           <w:p>
             <w:pPr>
+              <w:keepNext/>
               <w:jc w:val="right"/>
             </w:pPr>
             <w:r>
@@ -33410,6 +34062,9 @@
             <w:vAlign w:val="center"/>
           </w:tcPr>
           <w:p>
+            <w:pPr>
+              <w:keepNext/>
+            </w:pPr>
             <w:r>
               <w:rPr>
                 <w:sz w:val="20"/>
@@ -33427,6 +34082,7 @@
           </w:tcPr>
           <w:p>
             <w:pPr>
+              <w:keepNext/>
               <w:jc w:val="right"/>
             </w:pPr>
             <w:r>
@@ -33446,6 +34102,7 @@
           </w:tcPr>
           <w:p>
             <w:pPr>
+              <w:keepNext/>
               <w:jc w:val="right"/>
             </w:pPr>
             <w:r>
@@ -33465,6 +34122,7 @@
           </w:tcPr>
           <w:p>
             <w:pPr>
+              <w:keepNext/>
               <w:jc w:val="right"/>
             </w:pPr>
             <w:r>
@@ -33484,6 +34142,7 @@
           </w:tcPr>
           <w:p>
             <w:pPr>
+              <w:keepNext/>
               <w:jc w:val="right"/>
             </w:pPr>
             <w:r>
@@ -33503,6 +34162,7 @@
           </w:tcPr>
           <w:p>
             <w:pPr>
+              <w:keepNext/>
               <w:jc w:val="right"/>
             </w:pPr>
             <w:r>
@@ -33522,6 +34182,7 @@
           </w:tcPr>
           <w:p>
             <w:pPr>
+              <w:keepNext/>
               <w:jc w:val="right"/>
             </w:pPr>
             <w:r>
@@ -33546,6 +34207,9 @@
             <w:vAlign w:val="center"/>
           </w:tcPr>
           <w:p>
+            <w:pPr>
+              <w:keepNext/>
+            </w:pPr>
             <w:r>
               <w:rPr>
                 <w:sz w:val="20"/>
@@ -33563,6 +34227,7 @@
           </w:tcPr>
           <w:p>
             <w:pPr>
+              <w:keepNext/>
               <w:jc w:val="right"/>
             </w:pPr>
             <w:r>
@@ -33582,6 +34247,7 @@
           </w:tcPr>
           <w:p>
             <w:pPr>
+              <w:keepNext/>
               <w:jc w:val="right"/>
             </w:pPr>
             <w:r>
@@ -33601,6 +34267,7 @@
           </w:tcPr>
           <w:p>
             <w:pPr>
+              <w:keepNext/>
               <w:jc w:val="right"/>
             </w:pPr>
             <w:r>
@@ -33620,6 +34287,7 @@
           </w:tcPr>
           <w:p>
             <w:pPr>
+              <w:keepNext/>
               <w:jc w:val="right"/>
             </w:pPr>
             <w:r>
@@ -33639,6 +34307,7 @@
           </w:tcPr>
           <w:p>
             <w:pPr>
+              <w:keepNext/>
               <w:jc w:val="right"/>
             </w:pPr>
             <w:r>
@@ -33658,6 +34327,7 @@
           </w:tcPr>
           <w:p>
             <w:pPr>
+              <w:keepNext/>
               <w:jc w:val="right"/>
             </w:pPr>
             <w:r>
@@ -33674,6 +34344,7 @@
     </w:tbl>
     <w:p>
       <w:pPr>
+        <w:keepNext/>
         <w:spacing w:before="120"/>
       </w:pPr>
       <w:r>
@@ -34041,6 +34712,7 @@
           </w:tcPr>
           <w:p>
             <w:pPr>
+              <w:keepNext/>
               <w:jc w:val="center"/>
             </w:pPr>
             <w:r>
@@ -34065,6 +34737,7 @@
           </w:tcPr>
           <w:p>
             <w:pPr>
+              <w:keepNext/>
               <w:jc w:val="center"/>
             </w:pPr>
             <w:r>
@@ -34089,6 +34762,7 @@
           </w:tcPr>
           <w:p>
             <w:pPr>
+              <w:keepNext/>
               <w:jc w:val="center"/>
             </w:pPr>
             <w:r>
@@ -34113,6 +34787,7 @@
           </w:tcPr>
           <w:p>
             <w:pPr>
+              <w:keepNext/>
               <w:jc w:val="center"/>
             </w:pPr>
             <w:r>
@@ -34137,6 +34812,7 @@
           </w:tcPr>
           <w:p>
             <w:pPr>
+              <w:keepNext/>
               <w:jc w:val="center"/>
             </w:pPr>
             <w:r>
@@ -34161,6 +34837,7 @@
           </w:tcPr>
           <w:p>
             <w:pPr>
+              <w:keepNext/>
               <w:jc w:val="center"/>
             </w:pPr>
             <w:r>
@@ -34185,6 +34862,7 @@
           </w:tcPr>
           <w:p>
             <w:pPr>
+              <w:keepNext/>
               <w:jc w:val="center"/>
             </w:pPr>
             <w:r>
@@ -34235,6 +34913,9 @@
             <w:vAlign w:val="center"/>
           </w:tcPr>
           <w:p>
+            <w:pPr>
+              <w:keepNext/>
+            </w:pPr>
             <w:r>
               <w:rPr>
                 <w:sz w:val="20"/>
@@ -34252,6 +34933,7 @@
           </w:tcPr>
           <w:p>
             <w:pPr>
+              <w:keepNext/>
               <w:jc w:val="right"/>
             </w:pPr>
             <w:r>
@@ -34271,6 +34953,7 @@
           </w:tcPr>
           <w:p>
             <w:pPr>
+              <w:keepNext/>
               <w:jc w:val="right"/>
             </w:pPr>
             <w:r>
@@ -34290,6 +34973,7 @@
           </w:tcPr>
           <w:p>
             <w:pPr>
+              <w:keepNext/>
               <w:jc w:val="right"/>
             </w:pPr>
             <w:r>
@@ -34309,6 +34993,7 @@
           </w:tcPr>
           <w:p>
             <w:pPr>
+              <w:keepNext/>
               <w:jc w:val="right"/>
             </w:pPr>
             <w:r>
@@ -34328,6 +35013,7 @@
           </w:tcPr>
           <w:p>
             <w:pPr>
+              <w:keepNext/>
               <w:jc w:val="right"/>
             </w:pPr>
             <w:r>
@@ -34347,6 +35033,7 @@
           </w:tcPr>
           <w:p>
             <w:pPr>
+              <w:keepNext/>
               <w:jc w:val="right"/>
             </w:pPr>
             <w:r>
@@ -34371,6 +35058,9 @@
             <w:vAlign w:val="center"/>
           </w:tcPr>
           <w:p>
+            <w:pPr>
+              <w:keepNext/>
+            </w:pPr>
             <w:r>
               <w:rPr>
                 <w:sz w:val="20"/>
@@ -34388,6 +35078,7 @@
           </w:tcPr>
           <w:p>
             <w:pPr>
+              <w:keepNext/>
               <w:jc w:val="right"/>
             </w:pPr>
             <w:r>
@@ -34407,6 +35098,7 @@
           </w:tcPr>
           <w:p>
             <w:pPr>
+              <w:keepNext/>
               <w:jc w:val="right"/>
             </w:pPr>
             <w:r>
@@ -34426,6 +35118,7 @@
           </w:tcPr>
           <w:p>
             <w:pPr>
+              <w:keepNext/>
               <w:jc w:val="right"/>
             </w:pPr>
             <w:r>
@@ -34445,6 +35138,7 @@
           </w:tcPr>
           <w:p>
             <w:pPr>
+              <w:keepNext/>
               <w:jc w:val="right"/>
             </w:pPr>
             <w:r>
@@ -34464,6 +35158,7 @@
           </w:tcPr>
           <w:p>
             <w:pPr>
+              <w:keepNext/>
               <w:jc w:val="right"/>
             </w:pPr>
             <w:r>
@@ -34483,6 +35178,7 @@
           </w:tcPr>
           <w:p>
             <w:pPr>
+              <w:keepNext/>
               <w:jc w:val="right"/>
             </w:pPr>
             <w:r>
@@ -34507,6 +35203,9 @@
             <w:vAlign w:val="center"/>
           </w:tcPr>
           <w:p>
+            <w:pPr>
+              <w:keepNext/>
+            </w:pPr>
             <w:r>
               <w:rPr>
                 <w:sz w:val="20"/>
@@ -34524,6 +35223,7 @@
           </w:tcPr>
           <w:p>
             <w:pPr>
+              <w:keepNext/>
               <w:jc w:val="right"/>
             </w:pPr>
             <w:r>
@@ -34543,6 +35243,7 @@
           </w:tcPr>
           <w:p>
             <w:pPr>
+              <w:keepNext/>
               <w:jc w:val="right"/>
             </w:pPr>
             <w:r>
@@ -34562,6 +35263,7 @@
           </w:tcPr>
           <w:p>
             <w:pPr>
+              <w:keepNext/>
               <w:jc w:val="right"/>
             </w:pPr>
             <w:r>
@@ -34581,6 +35283,7 @@
           </w:tcPr>
           <w:p>
             <w:pPr>
+              <w:keepNext/>
               <w:jc w:val="right"/>
             </w:pPr>
             <w:r>
@@ -34600,6 +35303,7 @@
           </w:tcPr>
           <w:p>
             <w:pPr>
+              <w:keepNext/>
               <w:jc w:val="right"/>
             </w:pPr>
             <w:r>
@@ -34619,6 +35323,7 @@
           </w:tcPr>
           <w:p>
             <w:pPr>
+              <w:keepNext/>
               <w:jc w:val="right"/>
             </w:pPr>
             <w:r>
@@ -34643,6 +35348,9 @@
             <w:vAlign w:val="center"/>
           </w:tcPr>
           <w:p>
+            <w:pPr>
+              <w:keepNext/>
+            </w:pPr>
             <w:r>
               <w:rPr>
                 <w:sz w:val="20"/>
@@ -34660,6 +35368,7 @@
           </w:tcPr>
           <w:p>
             <w:pPr>
+              <w:keepNext/>
               <w:jc w:val="right"/>
             </w:pPr>
             <w:r>
@@ -34679,6 +35388,7 @@
           </w:tcPr>
           <w:p>
             <w:pPr>
+              <w:keepNext/>
               <w:jc w:val="right"/>
             </w:pPr>
             <w:r>
@@ -34698,6 +35408,7 @@
           </w:tcPr>
           <w:p>
             <w:pPr>
+              <w:keepNext/>
               <w:jc w:val="right"/>
             </w:pPr>
             <w:r>
@@ -34717,6 +35428,7 @@
           </w:tcPr>
           <w:p>
             <w:pPr>
+              <w:keepNext/>
               <w:jc w:val="right"/>
             </w:pPr>
             <w:r>
@@ -34736,6 +35448,7 @@
           </w:tcPr>
           <w:p>
             <w:pPr>
+              <w:keepNext/>
               <w:jc w:val="right"/>
             </w:pPr>
             <w:r>
@@ -34755,6 +35468,7 @@
           </w:tcPr>
           <w:p>
             <w:pPr>
+              <w:keepNext/>
               <w:jc w:val="right"/>
             </w:pPr>
             <w:r>
@@ -34771,6 +35485,7 @@
     </w:tbl>
     <w:p>
       <w:pPr>
+        <w:keepNext/>
         <w:spacing w:before="120"/>
       </w:pPr>
       <w:r>
@@ -35017,6 +35732,7 @@
           </w:tcPr>
           <w:p>
             <w:pPr>
+              <w:keepNext/>
               <w:jc w:val="center"/>
             </w:pPr>
             <w:r>
@@ -35041,6 +35757,7 @@
           </w:tcPr>
           <w:p>
             <w:pPr>
+              <w:keepNext/>
               <w:jc w:val="center"/>
             </w:pPr>
             <w:r>
@@ -35065,6 +35782,7 @@
           </w:tcPr>
           <w:p>
             <w:pPr>
+              <w:keepNext/>
               <w:jc w:val="center"/>
             </w:pPr>
             <w:r>
@@ -35101,6 +35819,7 @@
           </w:tcPr>
           <w:p>
             <w:pPr>
+              <w:keepNext/>
               <w:jc w:val="center"/>
             </w:pPr>
             <w:r>
@@ -35149,6 +35868,7 @@
           </w:tcPr>
           <w:p>
             <w:pPr>
+              <w:keepNext/>
               <w:jc w:val="center"/>
             </w:pPr>
             <w:r>
@@ -35185,6 +35905,7 @@
           </w:tcPr>
           <w:p>
             <w:pPr>
+              <w:keepNext/>
               <w:jc w:val="center"/>
             </w:pPr>
             <w:r>
@@ -35221,6 +35942,7 @@
           </w:tcPr>
           <w:p>
             <w:pPr>
+              <w:keepNext/>
               <w:jc w:val="center"/>
             </w:pPr>
             <w:r>
@@ -35269,6 +35991,7 @@
           </w:tcPr>
           <w:p>
             <w:pPr>
+              <w:keepNext/>
               <w:jc w:val="center"/>
             </w:pPr>
             <w:r>
@@ -35307,6 +36030,9 @@
             <w:vAlign w:val="center"/>
           </w:tcPr>
           <w:p>
+            <w:pPr>
+              <w:keepNext/>
+            </w:pPr>
             <w:r>
               <w:rPr>
                 <w:sz w:val="20"/>
@@ -35324,6 +36050,7 @@
           </w:tcPr>
           <w:p>
             <w:pPr>
+              <w:keepNext/>
               <w:jc w:val="right"/>
             </w:pPr>
             <w:r>
@@ -35343,6 +36070,7 @@
           </w:tcPr>
           <w:p>
             <w:pPr>
+              <w:keepNext/>
               <w:jc w:val="right"/>
             </w:pPr>
             <w:r>
@@ -35362,6 +36090,7 @@
           </w:tcPr>
           <w:p>
             <w:pPr>
+              <w:keepNext/>
               <w:jc w:val="right"/>
             </w:pPr>
             <w:r>
@@ -35381,6 +36110,7 @@
           </w:tcPr>
           <w:p>
             <w:pPr>
+              <w:keepNext/>
               <w:jc w:val="right"/>
             </w:pPr>
             <w:r>
@@ -35400,6 +36130,7 @@
           </w:tcPr>
           <w:p>
             <w:pPr>
+              <w:keepNext/>
               <w:jc w:val="right"/>
             </w:pPr>
             <w:r>
@@ -35419,6 +36150,7 @@
           </w:tcPr>
           <w:p>
             <w:pPr>
+              <w:keepNext/>
               <w:jc w:val="right"/>
             </w:pPr>
             <w:r>
@@ -35438,6 +36170,7 @@
           </w:tcPr>
           <w:p>
             <w:pPr>
+              <w:keepNext/>
               <w:jc w:val="right"/>
             </w:pPr>
             <w:r>
@@ -35462,6 +36195,9 @@
             <w:vAlign w:val="center"/>
           </w:tcPr>
           <w:p>
+            <w:pPr>
+              <w:keepNext/>
+            </w:pPr>
             <w:r>
               <w:rPr>
                 <w:sz w:val="20"/>
@@ -35479,6 +36215,7 @@
           </w:tcPr>
           <w:p>
             <w:pPr>
+              <w:keepNext/>
               <w:jc w:val="right"/>
             </w:pPr>
             <w:r>
@@ -35498,6 +36235,7 @@
           </w:tcPr>
           <w:p>
             <w:pPr>
+              <w:keepNext/>
               <w:jc w:val="right"/>
             </w:pPr>
             <w:r>
@@ -35517,6 +36255,7 @@
           </w:tcPr>
           <w:p>
             <w:pPr>
+              <w:keepNext/>
               <w:jc w:val="right"/>
             </w:pPr>
             <w:r>
@@ -35536,6 +36275,7 @@
           </w:tcPr>
           <w:p>
             <w:pPr>
+              <w:keepNext/>
               <w:jc w:val="right"/>
             </w:pPr>
             <w:r>
@@ -35555,6 +36295,7 @@
           </w:tcPr>
           <w:p>
             <w:pPr>
+              <w:keepNext/>
               <w:jc w:val="right"/>
             </w:pPr>
             <w:r>
@@ -35574,6 +36315,7 @@
           </w:tcPr>
           <w:p>
             <w:pPr>
+              <w:keepNext/>
               <w:jc w:val="right"/>
             </w:pPr>
             <w:r>
@@ -35593,6 +36335,7 @@
           </w:tcPr>
           <w:p>
             <w:pPr>
+              <w:keepNext/>
               <w:jc w:val="right"/>
             </w:pPr>
             <w:r>
@@ -35617,6 +36360,9 @@
             <w:vAlign w:val="center"/>
           </w:tcPr>
           <w:p>
+            <w:pPr>
+              <w:keepNext/>
+            </w:pPr>
             <w:r>
               <w:rPr>
                 <w:sz w:val="20"/>
@@ -35634,6 +36380,7 @@
           </w:tcPr>
           <w:p>
             <w:pPr>
+              <w:keepNext/>
               <w:jc w:val="right"/>
             </w:pPr>
             <w:r>
@@ -35653,6 +36400,7 @@
           </w:tcPr>
           <w:p>
             <w:pPr>
+              <w:keepNext/>
               <w:jc w:val="right"/>
             </w:pPr>
             <w:r>
@@ -35672,6 +36420,7 @@
           </w:tcPr>
           <w:p>
             <w:pPr>
+              <w:keepNext/>
               <w:jc w:val="right"/>
             </w:pPr>
             <w:r>
@@ -35691,6 +36440,7 @@
           </w:tcPr>
           <w:p>
             <w:pPr>
+              <w:keepNext/>
               <w:jc w:val="right"/>
             </w:pPr>
             <w:r>
@@ -35710,6 +36460,7 @@
           </w:tcPr>
           <w:p>
             <w:pPr>
+              <w:keepNext/>
               <w:jc w:val="right"/>
             </w:pPr>
             <w:r>
@@ -35729,6 +36480,7 @@
           </w:tcPr>
           <w:p>
             <w:pPr>
+              <w:keepNext/>
               <w:jc w:val="right"/>
             </w:pPr>
             <w:r>
@@ -35748,6 +36500,7 @@
           </w:tcPr>
           <w:p>
             <w:pPr>
+              <w:keepNext/>
               <w:jc w:val="right"/>
             </w:pPr>
             <w:r>
@@ -35772,6 +36525,9 @@
             <w:vAlign w:val="center"/>
           </w:tcPr>
           <w:p>
+            <w:pPr>
+              <w:keepNext/>
+            </w:pPr>
             <w:r>
               <w:rPr>
                 <w:sz w:val="20"/>
@@ -35789,6 +36545,7 @@
           </w:tcPr>
           <w:p>
             <w:pPr>
+              <w:keepNext/>
               <w:jc w:val="right"/>
             </w:pPr>
             <w:r>
@@ -35808,6 +36565,7 @@
           </w:tcPr>
           <w:p>
             <w:pPr>
+              <w:keepNext/>
               <w:jc w:val="right"/>
             </w:pPr>
             <w:r>
@@ -35827,6 +36585,7 @@
           </w:tcPr>
           <w:p>
             <w:pPr>
+              <w:keepNext/>
               <w:jc w:val="right"/>
             </w:pPr>
             <w:r>
@@ -35846,6 +36605,7 @@
           </w:tcPr>
           <w:p>
             <w:pPr>
+              <w:keepNext/>
               <w:jc w:val="right"/>
             </w:pPr>
             <w:r>
@@ -35865,6 +36625,7 @@
           </w:tcPr>
           <w:p>
             <w:pPr>
+              <w:keepNext/>
               <w:jc w:val="right"/>
             </w:pPr>
             <w:r>
@@ -35884,6 +36645,7 @@
           </w:tcPr>
           <w:p>
             <w:pPr>
+              <w:keepNext/>
               <w:jc w:val="right"/>
             </w:pPr>
             <w:r>
@@ -35903,6 +36665,7 @@
           </w:tcPr>
           <w:p>
             <w:pPr>
+              <w:keepNext/>
               <w:jc w:val="right"/>
             </w:pPr>
             <w:r>
@@ -35919,6 +36682,7 @@
     </w:tbl>
     <w:p>
       <w:pPr>
+        <w:keepNext/>
         <w:spacing w:before="120"/>
       </w:pPr>
       <w:r>
@@ -36366,6 +37130,7 @@
           </w:tcPr>
           <w:p>
             <w:pPr>
+              <w:keepNext/>
               <w:jc w:val="center"/>
             </w:pPr>
             <w:r>
@@ -36390,6 +37155,7 @@
           </w:tcPr>
           <w:p>
             <w:pPr>
+              <w:keepNext/>
               <w:jc w:val="center"/>
             </w:pPr>
             <w:r>
@@ -36414,6 +37180,7 @@
           </w:tcPr>
           <w:p>
             <w:pPr>
+              <w:keepNext/>
               <w:jc w:val="center"/>
             </w:pPr>
             <w:r>
@@ -36438,6 +37205,7 @@
           </w:tcPr>
           <w:p>
             <w:pPr>
+              <w:keepNext/>
               <w:jc w:val="center"/>
             </w:pPr>
             <w:r>
@@ -36462,6 +37230,7 @@
           </w:tcPr>
           <w:p>
             <w:pPr>
+              <w:keepNext/>
               <w:jc w:val="center"/>
             </w:pPr>
             <w:r>
@@ -36486,6 +37255,7 @@
           </w:tcPr>
           <w:p>
             <w:pPr>
+              <w:keepNext/>
               <w:jc w:val="center"/>
             </w:pPr>
             <w:r>
@@ -36510,6 +37280,7 @@
           </w:tcPr>
           <w:p>
             <w:pPr>
+              <w:keepNext/>
               <w:jc w:val="center"/>
             </w:pPr>
             <w:r>
@@ -36534,6 +37305,7 @@
           </w:tcPr>
           <w:p>
             <w:pPr>
+              <w:keepNext/>
               <w:jc w:val="center"/>
             </w:pPr>
             <w:r>
@@ -36558,6 +37330,7 @@
           </w:tcPr>
           <w:p>
             <w:pPr>
+              <w:keepNext/>
               <w:jc w:val="center"/>
             </w:pPr>
             <w:r>
@@ -36584,6 +37357,9 @@
             <w:vAlign w:val="center"/>
           </w:tcPr>
           <w:p>
+            <w:pPr>
+              <w:keepNext/>
+            </w:pPr>
             <w:r>
               <w:rPr>
                 <w:sz w:val="20"/>
@@ -36601,6 +37377,7 @@
           </w:tcPr>
           <w:p>
             <w:pPr>
+              <w:keepNext/>
               <w:jc w:val="right"/>
             </w:pPr>
             <w:r>
@@ -36620,6 +37397,7 @@
           </w:tcPr>
           <w:p>
             <w:pPr>
+              <w:keepNext/>
               <w:jc w:val="right"/>
             </w:pPr>
             <w:r>
@@ -36639,6 +37417,7 @@
           </w:tcPr>
           <w:p>
             <w:pPr>
+              <w:keepNext/>
               <w:jc w:val="right"/>
             </w:pPr>
             <w:r>
@@ -36658,6 +37437,7 @@
           </w:tcPr>
           <w:p>
             <w:pPr>
+              <w:keepNext/>
               <w:jc w:val="right"/>
             </w:pPr>
             <w:r>
@@ -36677,6 +37457,7 @@
           </w:tcPr>
           <w:p>
             <w:pPr>
+              <w:keepNext/>
               <w:jc w:val="right"/>
             </w:pPr>
             <w:r>
@@ -36696,6 +37477,7 @@
           </w:tcPr>
           <w:p>
             <w:pPr>
+              <w:keepNext/>
               <w:jc w:val="right"/>
             </w:pPr>
             <w:r>
@@ -36715,6 +37497,7 @@
           </w:tcPr>
           <w:p>
             <w:pPr>
+              <w:keepNext/>
               <w:jc w:val="right"/>
             </w:pPr>
             <w:r>
@@ -36734,6 +37517,7 @@
           </w:tcPr>
           <w:p>
             <w:pPr>
+              <w:keepNext/>
               <w:jc w:val="right"/>
             </w:pPr>
             <w:r>
@@ -36758,6 +37542,9 @@
             <w:vAlign w:val="center"/>
           </w:tcPr>
           <w:p>
+            <w:pPr>
+              <w:keepNext/>
+            </w:pPr>
             <w:r>
               <w:rPr>
                 <w:sz w:val="20"/>
@@ -36775,6 +37562,7 @@
           </w:tcPr>
           <w:p>
             <w:pPr>
+              <w:keepNext/>
               <w:jc w:val="right"/>
             </w:pPr>
             <w:r>
@@ -36794,6 +37582,7 @@
           </w:tcPr>
           <w:p>
             <w:pPr>
+              <w:keepNext/>
               <w:jc w:val="right"/>
             </w:pPr>
             <w:r>
@@ -36813,6 +37602,7 @@
           </w:tcPr>
           <w:p>
             <w:pPr>
+              <w:keepNext/>
               <w:jc w:val="right"/>
             </w:pPr>
             <w:r>
@@ -36832,6 +37622,7 @@
           </w:tcPr>
           <w:p>
             <w:pPr>
+              <w:keepNext/>
               <w:jc w:val="right"/>
             </w:pPr>
             <w:r>
@@ -36851,6 +37642,7 @@
           </w:tcPr>
           <w:p>
             <w:pPr>
+              <w:keepNext/>
               <w:jc w:val="right"/>
             </w:pPr>
             <w:r>
@@ -36870,6 +37662,7 @@
           </w:tcPr>
           <w:p>
             <w:pPr>
+              <w:keepNext/>
               <w:jc w:val="right"/>
             </w:pPr>
             <w:r>
@@ -36889,6 +37682,7 @@
           </w:tcPr>
           <w:p>
             <w:pPr>
+              <w:keepNext/>
               <w:jc w:val="right"/>
             </w:pPr>
             <w:r>
@@ -36908,6 +37702,7 @@
           </w:tcPr>
           <w:p>
             <w:pPr>
+              <w:keepNext/>
               <w:jc w:val="right"/>
             </w:pPr>
             <w:r>
@@ -36932,6 +37727,9 @@
             <w:vAlign w:val="center"/>
           </w:tcPr>
           <w:p>
+            <w:pPr>
+              <w:keepNext/>
+            </w:pPr>
             <w:r>
               <w:rPr>
                 <w:sz w:val="20"/>
@@ -36949,6 +37747,7 @@
           </w:tcPr>
           <w:p>
             <w:pPr>
+              <w:keepNext/>
               <w:jc w:val="right"/>
             </w:pPr>
             <w:r>
@@ -36968,6 +37767,7 @@
           </w:tcPr>
           <w:p>
             <w:pPr>
+              <w:keepNext/>
               <w:jc w:val="right"/>
             </w:pPr>
             <w:r>
@@ -36987,6 +37787,7 @@
           </w:tcPr>
           <w:p>
             <w:pPr>
+              <w:keepNext/>
               <w:jc w:val="right"/>
             </w:pPr>
             <w:r>
@@ -37006,6 +37807,7 @@
           </w:tcPr>
           <w:p>
             <w:pPr>
+              <w:keepNext/>
               <w:jc w:val="right"/>
             </w:pPr>
             <w:r>
@@ -37025,6 +37827,7 @@
           </w:tcPr>
           <w:p>
             <w:pPr>
+              <w:keepNext/>
               <w:jc w:val="right"/>
             </w:pPr>
             <w:r>
@@ -37044,6 +37847,7 @@
           </w:tcPr>
           <w:p>
             <w:pPr>
+              <w:keepNext/>
               <w:jc w:val="right"/>
             </w:pPr>
             <w:r>
@@ -37063,6 +37867,7 @@
           </w:tcPr>
           <w:p>
             <w:pPr>
+              <w:keepNext/>
               <w:jc w:val="right"/>
             </w:pPr>
             <w:r>
@@ -37082,6 +37887,7 @@
           </w:tcPr>
           <w:p>
             <w:pPr>
+              <w:keepNext/>
               <w:jc w:val="right"/>
             </w:pPr>
             <w:r>
@@ -37106,6 +37912,9 @@
             <w:vAlign w:val="center"/>
           </w:tcPr>
           <w:p>
+            <w:pPr>
+              <w:keepNext/>
+            </w:pPr>
             <w:r>
               <w:rPr>
                 <w:sz w:val="20"/>
@@ -37123,6 +37932,7 @@
           </w:tcPr>
           <w:p>
             <w:pPr>
+              <w:keepNext/>
               <w:jc w:val="right"/>
             </w:pPr>
             <w:r>
@@ -37142,6 +37952,7 @@
           </w:tcPr>
           <w:p>
             <w:pPr>
+              <w:keepNext/>
               <w:jc w:val="right"/>
             </w:pPr>
             <w:r>
@@ -37161,6 +37972,7 @@
           </w:tcPr>
           <w:p>
             <w:pPr>
+              <w:keepNext/>
               <w:jc w:val="right"/>
             </w:pPr>
             <w:r>
@@ -37180,6 +37992,7 @@
           </w:tcPr>
           <w:p>
             <w:pPr>
+              <w:keepNext/>
               <w:jc w:val="right"/>
             </w:pPr>
             <w:r>
@@ -37199,6 +38012,7 @@
           </w:tcPr>
           <w:p>
             <w:pPr>
+              <w:keepNext/>
               <w:jc w:val="right"/>
             </w:pPr>
             <w:r>
@@ -37218,6 +38032,7 @@
           </w:tcPr>
           <w:p>
             <w:pPr>
+              <w:keepNext/>
               <w:jc w:val="right"/>
             </w:pPr>
             <w:r>
@@ -37237,6 +38052,7 @@
           </w:tcPr>
           <w:p>
             <w:pPr>
+              <w:keepNext/>
               <w:jc w:val="right"/>
             </w:pPr>
             <w:r>
@@ -37256,6 +38072,7 @@
           </w:tcPr>
           <w:p>
             <w:pPr>
+              <w:keepNext/>
               <w:jc w:val="right"/>
             </w:pPr>
             <w:r>
@@ -37272,6 +38089,7 @@
     </w:tbl>
     <w:p>
       <w:pPr>
+        <w:keepNext/>
         <w:spacing w:before="120"/>
       </w:pPr>
       <w:r>
@@ -37425,6 +38243,7 @@
     </w:p>
     <w:p>
       <w:pPr>
+        <w:keepNext/>
         <w:spacing w:before="120"/>
       </w:pPr>
       <w:r>
@@ -37616,6 +38435,7 @@
           </w:tcPr>
           <w:p>
             <w:pPr>
+              <w:keepNext/>
               <w:jc w:val="center"/>
               <w:rPr>
                 <w:b/>
@@ -37647,6 +38467,7 @@
           </w:tcPr>
           <w:p>
             <w:pPr>
+              <w:keepNext/>
               <w:jc w:val="center"/>
               <w:rPr>
                 <w:b/>
@@ -37678,6 +38499,7 @@
           </w:tcPr>
           <w:p>
             <w:pPr>
+              <w:keepNext/>
               <w:jc w:val="center"/>
               <w:rPr>
                 <w:b/>
@@ -37709,6 +38531,7 @@
           </w:tcPr>
           <w:p>
             <w:pPr>
+              <w:keepNext/>
               <w:jc w:val="center"/>
               <w:rPr>
                 <w:b/>
@@ -37740,6 +38563,7 @@
           </w:tcPr>
           <w:p>
             <w:pPr>
+              <w:keepNext/>
               <w:jc w:val="center"/>
               <w:rPr>
                 <w:b/>
@@ -37771,6 +38595,7 @@
           </w:tcPr>
           <w:p>
             <w:pPr>
+              <w:keepNext/>
               <w:jc w:val="center"/>
               <w:rPr>
                 <w:b/>
@@ -37802,6 +38627,7 @@
           </w:tcPr>
           <w:p>
             <w:pPr>
+              <w:keepNext/>
               <w:jc w:val="center"/>
               <w:rPr>
                 <w:b/>
@@ -37835,6 +38661,9 @@
             <w:vAlign w:val="center"/>
           </w:tcPr>
           <w:p>
+            <w:pPr>
+              <w:keepNext/>
+            </w:pPr>
             <w:r>
               <w:rPr>
                 <w:sz w:val="20"/>
@@ -37851,6 +38680,9 @@
             <w:vAlign w:val="center"/>
           </w:tcPr>
           <w:p>
+            <w:pPr>
+              <w:keepNext/>
+            </w:pPr>
             <w:r>
               <w:rPr>
                 <w:sz w:val="20"/>
@@ -37868,6 +38700,7 @@
           </w:tcPr>
           <w:p>
             <w:pPr>
+              <w:keepNext/>
               <w:jc w:val="right"/>
             </w:pPr>
             <w:r>
@@ -37887,6 +38720,7 @@
           </w:tcPr>
           <w:p>
             <w:pPr>
+              <w:keepNext/>
               <w:jc w:val="center"/>
             </w:pPr>
             <w:r>
@@ -37906,6 +38740,7 @@
           </w:tcPr>
           <w:p>
             <w:pPr>
+              <w:keepNext/>
               <w:jc w:val="right"/>
             </w:pPr>
             <w:r>
@@ -37925,6 +38760,7 @@
           </w:tcPr>
           <w:p>
             <w:pPr>
+              <w:keepNext/>
               <w:jc w:val="center"/>
             </w:pPr>
             <w:r>
@@ -37944,6 +38780,7 @@
           </w:tcPr>
           <w:p>
             <w:pPr>
+              <w:keepNext/>
               <w:jc w:val="center"/>
             </w:pPr>
             <w:r>
@@ -37968,6 +38805,9 @@
             <w:vAlign w:val="center"/>
           </w:tcPr>
           <w:p>
+            <w:pPr>
+              <w:keepNext/>
+            </w:pPr>
             <w:r>
               <w:rPr>
                 <w:sz w:val="20"/>
@@ -37984,6 +38824,9 @@
             <w:vAlign w:val="center"/>
           </w:tcPr>
           <w:p>
+            <w:pPr>
+              <w:keepNext/>
+            </w:pPr>
             <w:r>
               <w:rPr>
                 <w:sz w:val="20"/>
@@ -38001,6 +38844,7 @@
           </w:tcPr>
           <w:p>
             <w:pPr>
+              <w:keepNext/>
               <w:jc w:val="right"/>
             </w:pPr>
             <w:r>
@@ -38020,6 +38864,7 @@
           </w:tcPr>
           <w:p>
             <w:pPr>
+              <w:keepNext/>
               <w:jc w:val="center"/>
             </w:pPr>
             <w:r>
@@ -38039,6 +38884,7 @@
           </w:tcPr>
           <w:p>
             <w:pPr>
+              <w:keepNext/>
               <w:jc w:val="right"/>
             </w:pPr>
             <w:r>
@@ -38058,6 +38904,7 @@
           </w:tcPr>
           <w:p>
             <w:pPr>
+              <w:keepNext/>
               <w:jc w:val="center"/>
             </w:pPr>
             <w:r>
@@ -38077,6 +38924,7 @@
           </w:tcPr>
           <w:p>
             <w:pPr>
+              <w:keepNext/>
               <w:jc w:val="center"/>
             </w:pPr>
             <w:r>
@@ -38101,6 +38949,9 @@
             <w:vAlign w:val="center"/>
           </w:tcPr>
           <w:p>
+            <w:pPr>
+              <w:keepNext/>
+            </w:pPr>
             <w:r>
               <w:rPr>
                 <w:sz w:val="20"/>
@@ -38117,6 +38968,9 @@
             <w:vAlign w:val="center"/>
           </w:tcPr>
           <w:p>
+            <w:pPr>
+              <w:keepNext/>
+            </w:pPr>
             <w:r>
               <w:rPr>
                 <w:sz w:val="20"/>
@@ -38134,6 +38988,7 @@
           </w:tcPr>
           <w:p>
             <w:pPr>
+              <w:keepNext/>
               <w:jc w:val="right"/>
             </w:pPr>
             <w:r>
@@ -38153,6 +39008,7 @@
           </w:tcPr>
           <w:p>
             <w:pPr>
+              <w:keepNext/>
               <w:jc w:val="center"/>
             </w:pPr>
             <w:r>
@@ -38172,6 +39028,7 @@
           </w:tcPr>
           <w:p>
             <w:pPr>
+              <w:keepNext/>
               <w:jc w:val="right"/>
             </w:pPr>
             <w:r>
@@ -38191,6 +39048,7 @@
           </w:tcPr>
           <w:p>
             <w:pPr>
+              <w:keepNext/>
               <w:jc w:val="center"/>
             </w:pPr>
             <w:r>
@@ -38210,6 +39068,7 @@
           </w:tcPr>
           <w:p>
             <w:pPr>
+              <w:keepNext/>
               <w:jc w:val="center"/>
             </w:pPr>
             <w:r>
@@ -38234,6 +39093,9 @@
             <w:vAlign w:val="center"/>
           </w:tcPr>
           <w:p>
+            <w:pPr>
+              <w:keepNext/>
+            </w:pPr>
             <w:r>
               <w:rPr>
                 <w:sz w:val="20"/>
@@ -38250,6 +39112,9 @@
             <w:vAlign w:val="center"/>
           </w:tcPr>
           <w:p>
+            <w:pPr>
+              <w:keepNext/>
+            </w:pPr>
             <w:r>
               <w:rPr>
                 <w:sz w:val="20"/>
@@ -38267,6 +39132,7 @@
           </w:tcPr>
           <w:p>
             <w:pPr>
+              <w:keepNext/>
               <w:jc w:val="right"/>
             </w:pPr>
             <w:r>
@@ -38286,6 +39152,7 @@
           </w:tcPr>
           <w:p>
             <w:pPr>
+              <w:keepNext/>
               <w:jc w:val="center"/>
             </w:pPr>
             <w:r>
@@ -38305,6 +39172,7 @@
           </w:tcPr>
           <w:p>
             <w:pPr>
+              <w:keepNext/>
               <w:jc w:val="right"/>
             </w:pPr>
             <w:r>
@@ -38324,6 +39192,7 @@
           </w:tcPr>
           <w:p>
             <w:pPr>
+              <w:keepNext/>
               <w:jc w:val="center"/>
             </w:pPr>
             <w:r>
@@ -38343,6 +39212,7 @@
           </w:tcPr>
           <w:p>
             <w:pPr>
+              <w:keepNext/>
               <w:jc w:val="center"/>
             </w:pPr>
             <w:r>
@@ -38352,289 +39222,6 @@
                 <w:lang w:val="pt-BR"/>
               </w:rPr>
               <w:t>100,0% / 100,0%</w:t>
-            </w:r>
-          </w:p>
-        </w:tc>
-      </w:tr>
-    </w:tbl>
-    <w:p>
-      <w:pPr>
-        <w:jc w:val="right"/>
-      </w:pPr>
-      <w:r>
-        <w:rPr>
-          <w:sz w:val="20"/>
-          <w:szCs w:val="20"/>
-          <w:lang w:val="pt-BR"/>
-        </w:rPr>
-        <w:t>(continua)</w:t>
-      </w:r>
-    </w:p>
-    <w:p>
-      <w:pPr>
-        <w:keepNext/>
-        <w:pageBreakBefore/>
-        <w:jc w:val="right"/>
-      </w:pPr>
-      <w:r>
-        <w:rPr>
-          <w:sz w:val="20"/>
-          <w:szCs w:val="20"/>
-          <w:lang w:val="pt-BR"/>
-        </w:rPr>
-        <w:t>(continuação)</w:t>
-      </w:r>
-    </w:p>
-    <w:tbl>
-      <w:tblPr>
-        <w:tblW w:w="9067" w:type="dxa"/>
-        <w:jc w:val="center"/>
-        <w:tblBorders>
-          <w:top w:val="single" w:color="000000" w:sz="8" w:space="0"/>
-          <w:left w:val="nil"/>
-          <w:bottom w:val="single" w:color="000000" w:sz="8" w:space="0"/>
-          <w:right w:val="nil"/>
-          <w:insideH w:val="nil"/>
-          <w:insideV w:val="nil"/>
-        </w:tblBorders>
-        <w:tblLayout w:type="fixed"/>
-        <w:tblCellMar>
-          <w:top w:w="40" w:type="dxa"/>
-          <w:left w:w="80" w:type="dxa"/>
-          <w:bottom w:w="40" w:type="dxa"/>
-          <w:right w:w="80" w:type="dxa"/>
-        </w:tblCellMar>
-        <w:tblLook w:val="0620" w:firstRow="1" w:lastRow="0" w:firstColumn="0" w:lastColumn="0" w:noHBand="1" w:noVBand="1"/>
-      </w:tblPr>
-      <w:tblGrid>
-        <w:gridCol w:w="1077"/>
-        <w:gridCol w:w="1190"/>
-        <w:gridCol w:w="963"/>
-        <w:gridCol w:w="1700"/>
-        <w:gridCol w:w="963"/>
-        <w:gridCol w:w="1814"/>
-        <w:gridCol w:w="1360"/>
-      </w:tblGrid>
-      <w:tr>
-        <w:trPr>
-          <w:cantSplit/>
-          <w:tblHeader/>
-          <w:jc w:val="center"/>
-        </w:trPr>
-        <w:tc>
-          <w:tcPr>
-            <w:tcW w:w="1077" w:type="dxa"/>
-            <w:tcBorders>
-              <w:bottom w:val="single" w:color="000000" w:themeColor="text1" w:sz="4" w:space="0"/>
-            </w:tcBorders>
-            <w:vAlign w:val="center"/>
-          </w:tcPr>
-          <w:p>
-            <w:pPr>
-              <w:jc w:val="center"/>
-              <w:rPr>
-                <w:b/>
-                <w:bCs/>
-                <w:sz w:val="18"/>
-                <w:szCs w:val="18"/>
-                <w:lang w:val="pt-BR"/>
-              </w:rPr>
-            </w:pPr>
-            <w:r>
-              <w:rPr>
-                <w:b/>
-                <w:bCs/>
-                <w:sz w:val="18"/>
-                <w:szCs w:val="18"/>
-                <w:lang w:val="pt-BR"/>
-              </w:rPr>
-              <w:t>Conjunto</w:t>
-            </w:r>
-          </w:p>
-        </w:tc>
-        <w:tc>
-          <w:tcPr>
-            <w:tcW w:w="1190" w:type="dxa"/>
-            <w:tcBorders>
-              <w:bottom w:val="single" w:color="000000" w:themeColor="text1" w:sz="4" w:space="0"/>
-            </w:tcBorders>
-            <w:vAlign w:val="center"/>
-          </w:tcPr>
-          <w:p>
-            <w:pPr>
-              <w:jc w:val="center"/>
-              <w:rPr>
-                <w:b/>
-                <w:bCs/>
-                <w:sz w:val="18"/>
-                <w:szCs w:val="18"/>
-                <w:lang w:val="pt-BR"/>
-              </w:rPr>
-            </w:pPr>
-            <w:r>
-              <w:rPr>
-                <w:b/>
-                <w:bCs/>
-                <w:sz w:val="18"/>
-                <w:szCs w:val="18"/>
-                <w:lang w:val="pt-BR"/>
-              </w:rPr>
-              <w:t>Diferença</w:t>
-            </w:r>
-          </w:p>
-        </w:tc>
-        <w:tc>
-          <w:tcPr>
-            <w:tcW w:w="963" w:type="dxa"/>
-            <w:tcBorders>
-              <w:bottom w:val="single" w:color="000000" w:themeColor="text1" w:sz="4" w:space="0"/>
-            </w:tcBorders>
-            <w:vAlign w:val="center"/>
-          </w:tcPr>
-          <w:p>
-            <w:pPr>
-              <w:jc w:val="center"/>
-              <w:rPr>
-                <w:b/>
-                <w:bCs/>
-                <w:sz w:val="18"/>
-                <w:szCs w:val="18"/>
-                <w:lang w:val="pt-BR"/>
-              </w:rPr>
-            </w:pPr>
-            <w:r>
-              <w:rPr>
-                <w:b/>
-                <w:bCs/>
-                <w:sz w:val="18"/>
-                <w:szCs w:val="18"/>
-                <w:lang w:val="pt-BR"/>
-              </w:rPr>
-              <w:t>ΔF1-macro</w:t>
-            </w:r>
-          </w:p>
-        </w:tc>
-        <w:tc>
-          <w:tcPr>
-            <w:tcW w:w="1700" w:type="dxa"/>
-            <w:tcBorders>
-              <w:bottom w:val="single" w:color="000000" w:themeColor="text1" w:sz="4" w:space="0"/>
-            </w:tcBorders>
-            <w:vAlign w:val="center"/>
-          </w:tcPr>
-          <w:p>
-            <w:pPr>
-              <w:jc w:val="center"/>
-              <w:rPr>
-                <w:b/>
-                <w:bCs/>
-                <w:sz w:val="18"/>
-                <w:szCs w:val="18"/>
-                <w:lang w:val="pt-BR"/>
-              </w:rPr>
-            </w:pPr>
-            <w:r>
-              <w:rPr>
-                <w:b/>
-                <w:bCs/>
-                <w:sz w:val="18"/>
-                <w:szCs w:val="18"/>
-                <w:lang w:val="pt-BR"/>
-              </w:rPr>
-              <w:t>IC95 ΔF1-macro</w:t>
-            </w:r>
-          </w:p>
-        </w:tc>
-        <w:tc>
-          <w:tcPr>
-            <w:tcW w:w="963" w:type="dxa"/>
-            <w:tcBorders>
-              <w:bottom w:val="single" w:color="000000" w:themeColor="text1" w:sz="4" w:space="0"/>
-            </w:tcBorders>
-            <w:vAlign w:val="center"/>
-          </w:tcPr>
-          <w:p>
-            <w:pPr>
-              <w:jc w:val="center"/>
-              <w:rPr>
-                <w:b/>
-                <w:bCs/>
-                <w:sz w:val="18"/>
-                <w:szCs w:val="18"/>
-                <w:lang w:val="pt-BR"/>
-              </w:rPr>
-            </w:pPr>
-            <w:r>
-              <w:rPr>
-                <w:b/>
-                <w:bCs/>
-                <w:sz w:val="18"/>
-                <w:szCs w:val="18"/>
-                <w:lang w:val="pt-BR"/>
-              </w:rPr>
-              <w:t>ΔEER</w:t>
-            </w:r>
-          </w:p>
-        </w:tc>
-        <w:tc>
-          <w:tcPr>
-            <w:tcW w:w="1814" w:type="dxa"/>
-            <w:tcBorders>
-              <w:bottom w:val="single" w:color="000000" w:themeColor="text1" w:sz="4" w:space="0"/>
-            </w:tcBorders>
-            <w:vAlign w:val="center"/>
-          </w:tcPr>
-          <w:p>
-            <w:pPr>
-              <w:jc w:val="center"/>
-              <w:rPr>
-                <w:b/>
-                <w:bCs/>
-                <w:sz w:val="18"/>
-                <w:szCs w:val="18"/>
-                <w:lang w:val="pt-BR"/>
-              </w:rPr>
-            </w:pPr>
-            <w:r>
-              <w:rPr>
-                <w:b/>
-                <w:bCs/>
-                <w:sz w:val="18"/>
-                <w:szCs w:val="18"/>
-                <w:lang w:val="pt-BR"/>
-              </w:rPr>
-              <w:t>IC95 ΔEER</w:t>
-            </w:r>
-          </w:p>
-        </w:tc>
-        <w:tc>
-          <w:tcPr>
-            <w:tcW w:w="1360" w:type="dxa"/>
-            <w:tcBorders>
-              <w:bottom w:val="single" w:color="000000" w:themeColor="text1" w:sz="4" w:space="0"/>
-            </w:tcBorders>
-            <w:vAlign w:val="center"/>
-          </w:tcPr>
-          <w:p>
-            <w:pPr>
-              <w:jc w:val="center"/>
-              <w:rPr>
-                <w:b/>
-                <w:bCs/>
-                <w:sz w:val="18"/>
-                <w:szCs w:val="18"/>
-                <w:lang w:val="pt-BR"/>
-              </w:rPr>
-            </w:pPr>
-            <w:r>
-              <w:rPr>
-                <w:b/>
-                <w:bCs/>
-                <w:sz w:val="18"/>
-                <w:szCs w:val="18"/>
-                <w:lang w:val="pt-BR"/>
-              </w:rPr>
-              <w:t>Reamostragens com o primeiro modelo melhor (F1-macro / EER)</w:t>
             </w:r>
           </w:p>
         </w:tc>
@@ -38650,6 +39237,9 @@
             <w:vAlign w:val="center"/>
           </w:tcPr>
           <w:p>
+            <w:pPr>
+              <w:keepNext/>
+            </w:pPr>
             <w:r>
               <w:rPr>
                 <w:sz w:val="20"/>
@@ -38666,6 +39256,9 @@
             <w:vAlign w:val="center"/>
           </w:tcPr>
           <w:p>
+            <w:pPr>
+              <w:keepNext/>
+            </w:pPr>
             <w:r>
               <w:rPr>
                 <w:sz w:val="20"/>
@@ -38683,6 +39276,7 @@
           </w:tcPr>
           <w:p>
             <w:pPr>
+              <w:keepNext/>
               <w:jc w:val="right"/>
             </w:pPr>
             <w:r>
@@ -38702,6 +39296,7 @@
           </w:tcPr>
           <w:p>
             <w:pPr>
+              <w:keepNext/>
               <w:jc w:val="center"/>
             </w:pPr>
             <w:r>
@@ -38721,6 +39316,7 @@
           </w:tcPr>
           <w:p>
             <w:pPr>
+              <w:keepNext/>
               <w:jc w:val="right"/>
             </w:pPr>
             <w:r>
@@ -38740,6 +39336,7 @@
           </w:tcPr>
           <w:p>
             <w:pPr>
+              <w:keepNext/>
               <w:jc w:val="center"/>
             </w:pPr>
             <w:r>
@@ -38759,6 +39356,7 @@
           </w:tcPr>
           <w:p>
             <w:pPr>
+              <w:keepNext/>
               <w:jc w:val="center"/>
             </w:pPr>
             <w:r>
@@ -38783,6 +39381,9 @@
             <w:vAlign w:val="center"/>
           </w:tcPr>
           <w:p>
+            <w:pPr>
+              <w:keepNext/>
+            </w:pPr>
             <w:r>
               <w:rPr>
                 <w:sz w:val="20"/>
@@ -38799,6 +39400,9 @@
             <w:vAlign w:val="center"/>
           </w:tcPr>
           <w:p>
+            <w:pPr>
+              <w:keepNext/>
+            </w:pPr>
             <w:r>
               <w:rPr>
                 <w:sz w:val="20"/>
@@ -38816,6 +39420,7 @@
           </w:tcPr>
           <w:p>
             <w:pPr>
+              <w:keepNext/>
               <w:jc w:val="right"/>
             </w:pPr>
             <w:r>
@@ -38835,6 +39440,7 @@
           </w:tcPr>
           <w:p>
             <w:pPr>
+              <w:keepNext/>
               <w:jc w:val="center"/>
             </w:pPr>
             <w:r>
@@ -38854,6 +39460,7 @@
           </w:tcPr>
           <w:p>
             <w:pPr>
+              <w:keepNext/>
               <w:jc w:val="right"/>
             </w:pPr>
             <w:r>
@@ -38873,6 +39480,7 @@
           </w:tcPr>
           <w:p>
             <w:pPr>
+              <w:keepNext/>
               <w:jc w:val="center"/>
             </w:pPr>
             <w:r>
@@ -38892,6 +39500,7 @@
           </w:tcPr>
           <w:p>
             <w:pPr>
+              <w:keepNext/>
               <w:jc w:val="center"/>
             </w:pPr>
             <w:r>
@@ -38908,6 +39517,7 @@
     </w:tbl>
     <w:p>
       <w:pPr>
+        <w:keepNext/>
         <w:spacing w:before="120"/>
       </w:pPr>
       <w:r>
@@ -39114,6 +39724,7 @@
           </w:tcPr>
           <w:p>
             <w:pPr>
+              <w:keepNext/>
               <w:jc w:val="center"/>
             </w:pPr>
             <w:r>
@@ -39138,6 +39749,7 @@
           </w:tcPr>
           <w:p>
             <w:pPr>
+              <w:keepNext/>
               <w:jc w:val="center"/>
             </w:pPr>
             <w:r>
@@ -39162,6 +39774,7 @@
           </w:tcPr>
           <w:p>
             <w:pPr>
+              <w:keepNext/>
               <w:jc w:val="center"/>
             </w:pPr>
             <w:r>
@@ -39186,6 +39799,7 @@
           </w:tcPr>
           <w:p>
             <w:pPr>
+              <w:keepNext/>
               <w:jc w:val="center"/>
             </w:pPr>
             <w:r>
@@ -39210,6 +39824,7 @@
           </w:tcPr>
           <w:p>
             <w:pPr>
+              <w:keepNext/>
               <w:jc w:val="center"/>
             </w:pPr>
             <w:r>
@@ -39234,6 +39849,7 @@
           </w:tcPr>
           <w:p>
             <w:pPr>
+              <w:keepNext/>
               <w:jc w:val="center"/>
             </w:pPr>
             <w:r>
@@ -39260,6 +39876,9 @@
             <w:vAlign w:val="center"/>
           </w:tcPr>
           <w:p>
+            <w:pPr>
+              <w:keepNext/>
+            </w:pPr>
             <w:r>
               <w:rPr>
                 <w:sz w:val="20"/>
@@ -39277,6 +39896,7 @@
           </w:tcPr>
           <w:p>
             <w:pPr>
+              <w:keepNext/>
               <w:jc w:val="right"/>
             </w:pPr>
             <w:r>
@@ -39296,6 +39916,7 @@
           </w:tcPr>
           <w:p>
             <w:pPr>
+              <w:keepNext/>
               <w:jc w:val="center"/>
             </w:pPr>
             <w:r>
@@ -39315,6 +39936,7 @@
           </w:tcPr>
           <w:p>
             <w:pPr>
+              <w:keepNext/>
               <w:jc w:val="right"/>
             </w:pPr>
             <w:r>
@@ -39334,6 +39956,7 @@
           </w:tcPr>
           <w:p>
             <w:pPr>
+              <w:keepNext/>
               <w:jc w:val="center"/>
             </w:pPr>
             <w:r>
@@ -39353,6 +39976,7 @@
           </w:tcPr>
           <w:p>
             <w:pPr>
+              <w:keepNext/>
               <w:jc w:val="center"/>
             </w:pPr>
             <w:r>
@@ -39377,6 +40001,9 @@
             <w:vAlign w:val="center"/>
           </w:tcPr>
           <w:p>
+            <w:pPr>
+              <w:keepNext/>
+            </w:pPr>
             <w:r>
               <w:rPr>
                 <w:sz w:val="20"/>
@@ -39394,6 +40021,7 @@
           </w:tcPr>
           <w:p>
             <w:pPr>
+              <w:keepNext/>
               <w:jc w:val="right"/>
             </w:pPr>
             <w:r>
@@ -39413,6 +40041,7 @@
           </w:tcPr>
           <w:p>
             <w:pPr>
+              <w:keepNext/>
               <w:jc w:val="center"/>
             </w:pPr>
             <w:r>
@@ -39432,6 +40061,7 @@
           </w:tcPr>
           <w:p>
             <w:pPr>
+              <w:keepNext/>
               <w:jc w:val="right"/>
             </w:pPr>
             <w:r>
@@ -39451,6 +40081,7 @@
           </w:tcPr>
           <w:p>
             <w:pPr>
+              <w:keepNext/>
               <w:jc w:val="center"/>
             </w:pPr>
             <w:r>
@@ -39470,6 +40101,7 @@
           </w:tcPr>
           <w:p>
             <w:pPr>
+              <w:keepNext/>
               <w:jc w:val="center"/>
             </w:pPr>
             <w:r>
@@ -39486,6 +40118,7 @@
     </w:tbl>
     <w:p>
       <w:pPr>
+        <w:keepNext/>
         <w:spacing w:before="120"/>
       </w:pPr>
       <w:r>
@@ -39718,6 +40351,7 @@
     </w:p>
     <w:p>
       <w:pPr>
+        <w:keepNext/>
         <w:spacing w:before="120"/>
       </w:pPr>
       <w:r>
@@ -39837,6 +40471,7 @@
           </w:tcPr>
           <w:p>
             <w:pPr>
+              <w:keepNext/>
               <w:jc w:val="center"/>
             </w:pPr>
             <w:r>
@@ -39861,6 +40496,7 @@
           </w:tcPr>
           <w:p>
             <w:pPr>
+              <w:keepNext/>
               <w:jc w:val="center"/>
             </w:pPr>
             <w:r>
@@ -39885,6 +40521,7 @@
           </w:tcPr>
           <w:p>
             <w:pPr>
+              <w:keepNext/>
               <w:jc w:val="center"/>
             </w:pPr>
             <w:r>
@@ -39909,6 +40546,7 @@
           </w:tcPr>
           <w:p>
             <w:pPr>
+              <w:keepNext/>
               <w:jc w:val="center"/>
             </w:pPr>
             <w:r>
@@ -39933,6 +40571,7 @@
           </w:tcPr>
           <w:p>
             <w:pPr>
+              <w:keepNext/>
               <w:jc w:val="center"/>
             </w:pPr>
             <w:r>
@@ -39957,6 +40596,7 @@
           </w:tcPr>
           <w:p>
             <w:pPr>
+              <w:keepNext/>
               <w:jc w:val="center"/>
             </w:pPr>
             <w:r>
@@ -39983,6 +40623,9 @@
             <w:vAlign w:val="center"/>
           </w:tcPr>
           <w:p>
+            <w:pPr>
+              <w:keepNext/>
+            </w:pPr>
             <w:r>
               <w:rPr>
                 <w:sz w:val="20"/>
@@ -40000,6 +40643,7 @@
           </w:tcPr>
           <w:p>
             <w:pPr>
+              <w:keepNext/>
               <w:jc w:val="center"/>
             </w:pPr>
             <w:r>
@@ -40019,6 +40663,7 @@
           </w:tcPr>
           <w:p>
             <w:pPr>
+              <w:keepNext/>
               <w:jc w:val="center"/>
             </w:pPr>
             <w:r>
@@ -40038,6 +40683,7 @@
           </w:tcPr>
           <w:p>
             <w:pPr>
+              <w:keepNext/>
               <w:jc w:val="right"/>
             </w:pPr>
             <w:r>
@@ -40057,6 +40703,7 @@
           </w:tcPr>
           <w:p>
             <w:pPr>
+              <w:keepNext/>
               <w:jc w:val="right"/>
             </w:pPr>
             <w:r>
@@ -40076,6 +40723,7 @@
           </w:tcPr>
           <w:p>
             <w:pPr>
+              <w:keepNext/>
               <w:jc w:val="center"/>
             </w:pPr>
             <w:r>
@@ -40100,6 +40748,9 @@
             <w:vAlign w:val="center"/>
           </w:tcPr>
           <w:p>
+            <w:pPr>
+              <w:keepNext/>
+            </w:pPr>
             <w:r>
               <w:rPr>
                 <w:sz w:val="20"/>
@@ -40117,6 +40768,7 @@
           </w:tcPr>
           <w:p>
             <w:pPr>
+              <w:keepNext/>
               <w:jc w:val="center"/>
             </w:pPr>
             <w:r>
@@ -40136,6 +40788,7 @@
           </w:tcPr>
           <w:p>
             <w:pPr>
+              <w:keepNext/>
               <w:jc w:val="center"/>
             </w:pPr>
             <w:r>
@@ -40155,6 +40808,7 @@
           </w:tcPr>
           <w:p>
             <w:pPr>
+              <w:keepNext/>
               <w:jc w:val="right"/>
             </w:pPr>
             <w:r>
@@ -40174,6 +40828,7 @@
           </w:tcPr>
           <w:p>
             <w:pPr>
+              <w:keepNext/>
               <w:jc w:val="right"/>
             </w:pPr>
             <w:r>
@@ -40193,6 +40848,7 @@
           </w:tcPr>
           <w:p>
             <w:pPr>
+              <w:keepNext/>
               <w:jc w:val="center"/>
             </w:pPr>
             <w:r>
@@ -40217,6 +40873,9 @@
             <w:vAlign w:val="center"/>
           </w:tcPr>
           <w:p>
+            <w:pPr>
+              <w:keepNext/>
+            </w:pPr>
             <w:r>
               <w:rPr>
                 <w:sz w:val="20"/>
@@ -40234,6 +40893,7 @@
           </w:tcPr>
           <w:p>
             <w:pPr>
+              <w:keepNext/>
               <w:jc w:val="center"/>
             </w:pPr>
             <w:r>
@@ -40253,6 +40913,7 @@
           </w:tcPr>
           <w:p>
             <w:pPr>
+              <w:keepNext/>
               <w:jc w:val="center"/>
             </w:pPr>
             <w:r>
@@ -40272,6 +40933,7 @@
           </w:tcPr>
           <w:p>
             <w:pPr>
+              <w:keepNext/>
               <w:jc w:val="right"/>
             </w:pPr>
             <w:r>
@@ -40291,6 +40953,7 @@
           </w:tcPr>
           <w:p>
             <w:pPr>
+              <w:keepNext/>
               <w:jc w:val="right"/>
             </w:pPr>
             <w:r>
@@ -40310,6 +40973,7 @@
           </w:tcPr>
           <w:p>
             <w:pPr>
+              <w:keepNext/>
               <w:jc w:val="center"/>
             </w:pPr>
             <w:r>
@@ -40326,6 +40990,7 @@
     </w:tbl>
     <w:p>
       <w:pPr>
+        <w:keepNext/>
         <w:spacing w:before="120"/>
       </w:pPr>
       <w:r>
@@ -40473,6 +41138,7 @@
           </w:tcPr>
           <w:p>
             <w:pPr>
+              <w:keepNext/>
               <w:jc w:val="center"/>
             </w:pPr>
             <w:r>
@@ -40497,6 +41163,7 @@
           </w:tcPr>
           <w:p>
             <w:pPr>
+              <w:keepNext/>
               <w:jc w:val="center"/>
             </w:pPr>
             <w:r>
@@ -40521,6 +41188,7 @@
           </w:tcPr>
           <w:p>
             <w:pPr>
+              <w:keepNext/>
               <w:jc w:val="center"/>
             </w:pPr>
             <w:r>
@@ -40547,6 +41215,9 @@
             <w:vAlign w:val="center"/>
           </w:tcPr>
           <w:p>
+            <w:pPr>
+              <w:keepNext/>
+            </w:pPr>
             <w:r>
               <w:rPr>
                 <w:sz w:val="20"/>
@@ -40564,6 +41235,7 @@
           </w:tcPr>
           <w:p>
             <w:pPr>
+              <w:keepNext/>
               <w:jc w:val="right"/>
             </w:pPr>
             <w:r>
@@ -40583,6 +41255,7 @@
           </w:tcPr>
           <w:p>
             <w:pPr>
+              <w:keepNext/>
               <w:jc w:val="right"/>
             </w:pPr>
             <w:r>
@@ -40607,6 +41280,9 @@
             <w:vAlign w:val="center"/>
           </w:tcPr>
           <w:p>
+            <w:pPr>
+              <w:keepNext/>
+            </w:pPr>
             <w:r>
               <w:rPr>
                 <w:sz w:val="20"/>
@@ -40624,6 +41300,7 @@
           </w:tcPr>
           <w:p>
             <w:pPr>
+              <w:keepNext/>
               <w:jc w:val="right"/>
             </w:pPr>
             <w:r>
@@ -40643,6 +41320,7 @@
           </w:tcPr>
           <w:p>
             <w:pPr>
+              <w:keepNext/>
               <w:jc w:val="right"/>
             </w:pPr>
             <w:r>
@@ -40667,6 +41345,9 @@
             <w:vAlign w:val="center"/>
           </w:tcPr>
           <w:p>
+            <w:pPr>
+              <w:keepNext/>
+            </w:pPr>
             <w:r>
               <w:rPr>
                 <w:sz w:val="20"/>
@@ -40684,6 +41365,7 @@
           </w:tcPr>
           <w:p>
             <w:pPr>
+              <w:keepNext/>
               <w:jc w:val="right"/>
             </w:pPr>
             <w:r>
@@ -40703,6 +41385,7 @@
           </w:tcPr>
           <w:p>
             <w:pPr>
+              <w:keepNext/>
               <w:jc w:val="right"/>
             </w:pPr>
             <w:r>
@@ -40719,6 +41402,7 @@
     </w:tbl>
     <w:p>
       <w:pPr>
+        <w:keepNext/>
         <w:spacing w:before="120"/>
       </w:pPr>
       <w:r>
@@ -41042,6 +41726,7 @@
     </w:p>
     <w:p>
       <w:pPr>
+        <w:keepNext/>
         <w:spacing w:before="120"/>
       </w:pPr>
       <w:r>
@@ -42066,6 +42751,7 @@
           </w:tcPr>
           <w:p>
             <w:pPr>
+              <w:keepNext/>
               <w:jc w:val="center"/>
             </w:pPr>
             <w:r>
@@ -42090,6 +42776,7 @@
           </w:tcPr>
           <w:p>
             <w:pPr>
+              <w:keepNext/>
               <w:jc w:val="center"/>
             </w:pPr>
             <w:r>
@@ -42114,6 +42801,7 @@
           </w:tcPr>
           <w:p>
             <w:pPr>
+              <w:keepNext/>
               <w:jc w:val="center"/>
             </w:pPr>
             <w:r>
@@ -42150,6 +42838,7 @@
           </w:tcPr>
           <w:p>
             <w:pPr>
+              <w:keepNext/>
               <w:jc w:val="center"/>
             </w:pPr>
             <w:r>
@@ -42174,6 +42863,7 @@
           </w:tcPr>
           <w:p>
             <w:pPr>
+              <w:keepNext/>
               <w:jc w:val="center"/>
             </w:pPr>
             <w:r>
@@ -42198,6 +42888,7 @@
           </w:tcPr>
           <w:p>
             <w:pPr>
+              <w:keepNext/>
               <w:jc w:val="center"/>
             </w:pPr>
             <w:r>
@@ -42222,6 +42913,7 @@
           </w:tcPr>
           <w:p>
             <w:pPr>
+              <w:keepNext/>
               <w:jc w:val="center"/>
             </w:pPr>
             <w:r>
@@ -42248,6 +42940,9 @@
             <w:vAlign w:val="center"/>
           </w:tcPr>
           <w:p>
+            <w:pPr>
+              <w:keepNext/>
+            </w:pPr>
             <w:r>
               <w:rPr>
                 <w:sz w:val="20"/>
@@ -42265,6 +42960,7 @@
           </w:tcPr>
           <w:p>
             <w:pPr>
+              <w:keepNext/>
               <w:jc w:val="right"/>
             </w:pPr>
             <w:r>
@@ -42284,6 +42980,7 @@
           </w:tcPr>
           <w:p>
             <w:pPr>
+              <w:keepNext/>
               <w:jc w:val="right"/>
             </w:pPr>
             <w:r>
@@ -42303,6 +43000,7 @@
           </w:tcPr>
           <w:p>
             <w:pPr>
+              <w:keepNext/>
               <w:jc w:val="right"/>
             </w:pPr>
             <w:r>
@@ -42322,6 +43020,7 @@
           </w:tcPr>
           <w:p>
             <w:pPr>
+              <w:keepNext/>
               <w:jc w:val="right"/>
             </w:pPr>
             <w:r>
@@ -42341,6 +43040,7 @@
           </w:tcPr>
           <w:p>
             <w:pPr>
+              <w:keepNext/>
               <w:jc w:val="right"/>
             </w:pPr>
             <w:r>
@@ -42360,6 +43060,7 @@
           </w:tcPr>
           <w:p>
             <w:pPr>
+              <w:keepNext/>
               <w:jc w:val="right"/>
             </w:pPr>
             <w:r>
@@ -42384,6 +43085,9 @@
             <w:vAlign w:val="center"/>
           </w:tcPr>
           <w:p>
+            <w:pPr>
+              <w:keepNext/>
+            </w:pPr>
             <w:r>
               <w:rPr>
                 <w:sz w:val="20"/>
@@ -42401,6 +43105,7 @@
           </w:tcPr>
           <w:p>
             <w:pPr>
+              <w:keepNext/>
               <w:jc w:val="right"/>
             </w:pPr>
             <w:r>
@@ -42420,6 +43125,7 @@
           </w:tcPr>
           <w:p>
             <w:pPr>
+              <w:keepNext/>
               <w:jc w:val="right"/>
             </w:pPr>
             <w:r>
@@ -42439,6 +43145,7 @@
           </w:tcPr>
           <w:p>
             <w:pPr>
+              <w:keepNext/>
               <w:jc w:val="right"/>
             </w:pPr>
             <w:r>
@@ -42458,6 +43165,7 @@
           </w:tcPr>
           <w:p>
             <w:pPr>
+              <w:keepNext/>
               <w:jc w:val="right"/>
             </w:pPr>
             <w:r>
@@ -42477,6 +43185,7 @@
           </w:tcPr>
           <w:p>
             <w:pPr>
+              <w:keepNext/>
               <w:jc w:val="right"/>
             </w:pPr>
             <w:r>
@@ -42496,6 +43205,7 @@
           </w:tcPr>
           <w:p>
             <w:pPr>
+              <w:keepNext/>
               <w:jc w:val="right"/>
             </w:pPr>
             <w:r>
@@ -42520,6 +43230,9 @@
             <w:vAlign w:val="center"/>
           </w:tcPr>
           <w:p>
+            <w:pPr>
+              <w:keepNext/>
+            </w:pPr>
             <w:r>
               <w:rPr>
                 <w:sz w:val="20"/>
@@ -42537,6 +43250,7 @@
           </w:tcPr>
           <w:p>
             <w:pPr>
+              <w:keepNext/>
               <w:jc w:val="right"/>
             </w:pPr>
             <w:r>
@@ -42556,6 +43270,7 @@
           </w:tcPr>
           <w:p>
             <w:pPr>
+              <w:keepNext/>
               <w:jc w:val="right"/>
             </w:pPr>
             <w:r>
@@ -42575,6 +43290,7 @@
           </w:tcPr>
           <w:p>
             <w:pPr>
+              <w:keepNext/>
               <w:jc w:val="right"/>
             </w:pPr>
             <w:r>
@@ -42594,6 +43310,7 @@
           </w:tcPr>
           <w:p>
             <w:pPr>
+              <w:keepNext/>
               <w:jc w:val="right"/>
             </w:pPr>
             <w:r>
@@ -42613,6 +43330,7 @@
           </w:tcPr>
           <w:p>
             <w:pPr>
+              <w:keepNext/>
               <w:jc w:val="right"/>
             </w:pPr>
             <w:r>
@@ -42632,6 +43350,7 @@
           </w:tcPr>
           <w:p>
             <w:pPr>
+              <w:keepNext/>
               <w:jc w:val="right"/>
             </w:pPr>
             <w:r>
@@ -42656,6 +43375,9 @@
             <w:vAlign w:val="center"/>
           </w:tcPr>
           <w:p>
+            <w:pPr>
+              <w:keepNext/>
+            </w:pPr>
             <w:r>
               <w:rPr>
                 <w:sz w:val="20"/>
@@ -42673,6 +43395,7 @@
           </w:tcPr>
           <w:p>
             <w:pPr>
+              <w:keepNext/>
               <w:jc w:val="right"/>
             </w:pPr>
             <w:r>
@@ -42692,6 +43415,7 @@
           </w:tcPr>
           <w:p>
             <w:pPr>
+              <w:keepNext/>
               <w:jc w:val="right"/>
             </w:pPr>
             <w:r>
@@ -42711,6 +43435,7 @@
           </w:tcPr>
           <w:p>
             <w:pPr>
+              <w:keepNext/>
               <w:jc w:val="right"/>
             </w:pPr>
             <w:r>
@@ -42730,6 +43455,7 @@
           </w:tcPr>
           <w:p>
             <w:pPr>
+              <w:keepNext/>
               <w:jc w:val="right"/>
             </w:pPr>
             <w:r>
@@ -42749,6 +43475,7 @@
           </w:tcPr>
           <w:p>
             <w:pPr>
+              <w:keepNext/>
               <w:jc w:val="right"/>
             </w:pPr>
             <w:r>
@@ -42768,6 +43495,7 @@
           </w:tcPr>
           <w:p>
             <w:pPr>
+              <w:keepNext/>
               <w:jc w:val="right"/>
             </w:pPr>
             <w:r>
@@ -42784,6 +43512,7 @@
     </w:tbl>
     <w:p>
       <w:pPr>
+        <w:keepNext/>
         <w:spacing w:before="120"/>
       </w:pPr>
       <w:r>
@@ -42997,6 +43726,7 @@
           </w:tcPr>
           <w:p>
             <w:pPr>
+              <w:keepNext/>
               <w:jc w:val="center"/>
             </w:pPr>
             <w:r>
@@ -43021,6 +43751,7 @@
           </w:tcPr>
           <w:p>
             <w:pPr>
+              <w:keepNext/>
               <w:jc w:val="center"/>
             </w:pPr>
             <w:r>
@@ -43045,6 +43776,7 @@
           </w:tcPr>
           <w:p>
             <w:pPr>
+              <w:keepNext/>
               <w:jc w:val="center"/>
             </w:pPr>
             <w:r>
@@ -43069,6 +43801,7 @@
           </w:tcPr>
           <w:p>
             <w:pPr>
+              <w:keepNext/>
               <w:jc w:val="center"/>
             </w:pPr>
             <w:r>
@@ -43095,6 +43828,9 @@
             <w:vAlign w:val="center"/>
           </w:tcPr>
           <w:p>
+            <w:pPr>
+              <w:keepNext/>
+            </w:pPr>
             <w:r>
               <w:rPr>
                 <w:sz w:val="20"/>
@@ -43112,6 +43848,7 @@
           </w:tcPr>
           <w:p>
             <w:pPr>
+              <w:keepNext/>
               <w:jc w:val="right"/>
             </w:pPr>
             <w:r>
@@ -43131,6 +43868,7 @@
           </w:tcPr>
           <w:p>
             <w:pPr>
+              <w:keepNext/>
               <w:jc w:val="right"/>
             </w:pPr>
             <w:r>
@@ -43150,6 +43888,7 @@
           </w:tcPr>
           <w:p>
             <w:pPr>
+              <w:keepNext/>
               <w:jc w:val="right"/>
             </w:pPr>
             <w:r>
@@ -43174,6 +43913,9 @@
             <w:vAlign w:val="center"/>
           </w:tcPr>
           <w:p>
+            <w:pPr>
+              <w:keepNext/>
+            </w:pPr>
             <w:r>
               <w:rPr>
                 <w:sz w:val="20"/>
@@ -43191,6 +43933,7 @@
           </w:tcPr>
           <w:p>
             <w:pPr>
+              <w:keepNext/>
               <w:jc w:val="right"/>
             </w:pPr>
             <w:r>
@@ -43210,6 +43953,7 @@
           </w:tcPr>
           <w:p>
             <w:pPr>
+              <w:keepNext/>
               <w:jc w:val="right"/>
             </w:pPr>
             <w:r>
@@ -43229,6 +43973,7 @@
           </w:tcPr>
           <w:p>
             <w:pPr>
+              <w:keepNext/>
               <w:jc w:val="right"/>
             </w:pPr>
             <w:r>
@@ -43253,6 +43998,9 @@
             <w:vAlign w:val="center"/>
           </w:tcPr>
           <w:p>
+            <w:pPr>
+              <w:keepNext/>
+            </w:pPr>
             <w:r>
               <w:rPr>
                 <w:sz w:val="20"/>
@@ -43270,6 +44018,7 @@
           </w:tcPr>
           <w:p>
             <w:pPr>
+              <w:keepNext/>
               <w:jc w:val="right"/>
             </w:pPr>
             <w:r>
@@ -43289,6 +44038,7 @@
           </w:tcPr>
           <w:p>
             <w:pPr>
+              <w:keepNext/>
               <w:jc w:val="right"/>
             </w:pPr>
             <w:r>
@@ -43308,6 +44058,7 @@
           </w:tcPr>
           <w:p>
             <w:pPr>
+              <w:keepNext/>
               <w:jc w:val="right"/>
             </w:pPr>
             <w:r>
@@ -43332,6 +44083,9 @@
             <w:vAlign w:val="center"/>
           </w:tcPr>
           <w:p>
+            <w:pPr>
+              <w:keepNext/>
+            </w:pPr>
             <w:r>
               <w:rPr>
                 <w:sz w:val="20"/>
@@ -43349,6 +44103,7 @@
           </w:tcPr>
           <w:p>
             <w:pPr>
+              <w:keepNext/>
               <w:jc w:val="right"/>
             </w:pPr>
             <w:r>
@@ -43368,6 +44123,7 @@
           </w:tcPr>
           <w:p>
             <w:pPr>
+              <w:keepNext/>
               <w:jc w:val="right"/>
             </w:pPr>
             <w:r>
@@ -43387,6 +44143,7 @@
           </w:tcPr>
           <w:p>
             <w:pPr>
+              <w:keepNext/>
               <w:jc w:val="right"/>
             </w:pPr>
             <w:r>
@@ -43403,6 +44160,7 @@
     </w:tbl>
     <w:p>
       <w:pPr>
+        <w:keepNext/>
         <w:spacing w:before="120"/>
       </w:pPr>
       <w:r>
@@ -43675,6 +44433,7 @@
     </w:p>
     <w:p>
       <w:pPr>
+        <w:keepNext/>
         <w:spacing w:before="120"/>
       </w:pPr>
       <w:r>
@@ -43896,6 +44655,7 @@
     </w:p>
     <w:p>
       <w:pPr>
+        <w:keepNext/>
         <w:spacing w:before="120"/>
       </w:pPr>
       <w:r>
@@ -44028,6 +44788,7 @@
           </w:tcPr>
           <w:p>
             <w:pPr>
+              <w:keepNext/>
               <w:jc w:val="center"/>
             </w:pPr>
             <w:r>
@@ -44052,6 +44813,7 @@
           </w:tcPr>
           <w:p>
             <w:pPr>
+              <w:keepNext/>
               <w:jc w:val="center"/>
             </w:pPr>
             <w:r>
@@ -44076,6 +44838,7 @@
           </w:tcPr>
           <w:p>
             <w:pPr>
+              <w:keepNext/>
               <w:jc w:val="center"/>
             </w:pPr>
             <w:r>
@@ -44100,6 +44863,7 @@
           </w:tcPr>
           <w:p>
             <w:pPr>
+              <w:keepNext/>
               <w:jc w:val="center"/>
             </w:pPr>
             <w:r>
@@ -44124,6 +44888,7 @@
           </w:tcPr>
           <w:p>
             <w:pPr>
+              <w:keepNext/>
               <w:jc w:val="center"/>
             </w:pPr>
             <w:r>
@@ -44148,6 +44913,7 @@
           </w:tcPr>
           <w:p>
             <w:pPr>
+              <w:keepNext/>
               <w:jc w:val="center"/>
             </w:pPr>
             <w:r>
@@ -44175,6 +44941,7 @@
           </w:tcPr>
           <w:p>
             <w:pPr>
+              <w:keepNext/>
               <w:jc w:val="center"/>
             </w:pPr>
             <w:r>
@@ -44193,6 +44960,9 @@
             <w:vAlign w:val="center"/>
           </w:tcPr>
           <w:p>
+            <w:pPr>
+              <w:keepNext/>
+            </w:pPr>
             <w:r>
               <w:rPr>
                 <w:sz w:val="20"/>
@@ -44210,6 +44980,7 @@
           </w:tcPr>
           <w:p>
             <w:pPr>
+              <w:keepNext/>
               <w:jc w:val="right"/>
             </w:pPr>
             <w:r>
@@ -44229,6 +45000,7 @@
           </w:tcPr>
           <w:p>
             <w:pPr>
+              <w:keepNext/>
               <w:jc w:val="right"/>
             </w:pPr>
             <w:r>
@@ -44248,6 +45020,7 @@
           </w:tcPr>
           <w:p>
             <w:pPr>
+              <w:keepNext/>
               <w:jc w:val="right"/>
             </w:pPr>
             <w:r>
@@ -44267,6 +45040,7 @@
           </w:tcPr>
           <w:p>
             <w:pPr>
+              <w:keepNext/>
               <w:jc w:val="center"/>
             </w:pPr>
             <w:r>
@@ -44292,6 +45066,7 @@
           </w:tcPr>
           <w:p>
             <w:pPr>
+              <w:keepNext/>
               <w:jc w:val="center"/>
             </w:pPr>
             <w:r>
@@ -44310,6 +45085,9 @@
             <w:vAlign w:val="center"/>
           </w:tcPr>
           <w:p>
+            <w:pPr>
+              <w:keepNext/>
+            </w:pPr>
             <w:r>
               <w:rPr>
                 <w:sz w:val="20"/>
@@ -44327,6 +45105,7 @@
           </w:tcPr>
           <w:p>
             <w:pPr>
+              <w:keepNext/>
               <w:jc w:val="right"/>
             </w:pPr>
             <w:r>
@@ -44346,6 +45125,7 @@
           </w:tcPr>
           <w:p>
             <w:pPr>
+              <w:keepNext/>
               <w:jc w:val="right"/>
             </w:pPr>
             <w:r>
@@ -44365,6 +45145,7 @@
           </w:tcPr>
           <w:p>
             <w:pPr>
+              <w:keepNext/>
               <w:jc w:val="right"/>
             </w:pPr>
             <w:r>
@@ -44384,6 +45165,7 @@
           </w:tcPr>
           <w:p>
             <w:pPr>
+              <w:keepNext/>
               <w:jc w:val="center"/>
             </w:pPr>
             <w:r>
@@ -44409,6 +45191,7 @@
           </w:tcPr>
           <w:p>
             <w:pPr>
+              <w:keepNext/>
               <w:jc w:val="center"/>
             </w:pPr>
             <w:r>
@@ -44427,6 +45210,9 @@
             <w:vAlign w:val="center"/>
           </w:tcPr>
           <w:p>
+            <w:pPr>
+              <w:keepNext/>
+            </w:pPr>
             <w:r>
               <w:rPr>
                 <w:sz w:val="20"/>
@@ -44444,6 +45230,7 @@
           </w:tcPr>
           <w:p>
             <w:pPr>
+              <w:keepNext/>
               <w:jc w:val="right"/>
             </w:pPr>
             <w:r>
@@ -44463,6 +45250,7 @@
           </w:tcPr>
           <w:p>
             <w:pPr>
+              <w:keepNext/>
               <w:jc w:val="right"/>
             </w:pPr>
             <w:r>
@@ -44482,6 +45270,7 @@
           </w:tcPr>
           <w:p>
             <w:pPr>
+              <w:keepNext/>
               <w:jc w:val="right"/>
             </w:pPr>
             <w:r>
@@ -44501,6 +45290,7 @@
           </w:tcPr>
           <w:p>
             <w:pPr>
+              <w:keepNext/>
               <w:jc w:val="center"/>
             </w:pPr>
             <w:r>
@@ -44526,6 +45316,7 @@
           </w:tcPr>
           <w:p>
             <w:pPr>
+              <w:keepNext/>
               <w:jc w:val="center"/>
             </w:pPr>
             <w:r>
@@ -44544,6 +45335,9 @@
             <w:vAlign w:val="center"/>
           </w:tcPr>
           <w:p>
+            <w:pPr>
+              <w:keepNext/>
+            </w:pPr>
             <w:r>
               <w:rPr>
                 <w:sz w:val="20"/>
@@ -44561,6 +45355,7 @@
           </w:tcPr>
           <w:p>
             <w:pPr>
+              <w:keepNext/>
               <w:jc w:val="right"/>
             </w:pPr>
             <w:r>
@@ -44580,6 +45375,7 @@
           </w:tcPr>
           <w:p>
             <w:pPr>
+              <w:keepNext/>
               <w:jc w:val="right"/>
             </w:pPr>
             <w:r>
@@ -44599,6 +45395,7 @@
           </w:tcPr>
           <w:p>
             <w:pPr>
+              <w:keepNext/>
               <w:jc w:val="right"/>
             </w:pPr>
             <w:r>
@@ -44618,6 +45415,7 @@
           </w:tcPr>
           <w:p>
             <w:pPr>
+              <w:keepNext/>
               <w:jc w:val="center"/>
             </w:pPr>
             <w:r>
@@ -44627,215 +45425,6 @@
                 <w:lang w:val="pt-BR"/>
               </w:rPr>
               <w:t>3</w:t>
-            </w:r>
-          </w:p>
-        </w:tc>
-      </w:tr>
-    </w:tbl>
-    <w:p>
-      <w:pPr>
-        <w:jc w:val="right"/>
-      </w:pPr>
-      <w:r>
-        <w:rPr>
-          <w:sz w:val="20"/>
-          <w:szCs w:val="20"/>
-          <w:lang w:val="pt-BR"/>
-        </w:rPr>
-        <w:t>(continua)</w:t>
-      </w:r>
-    </w:p>
-    <w:p>
-      <w:pPr>
-        <w:keepNext/>
-        <w:pageBreakBefore/>
-        <w:jc w:val="right"/>
-      </w:pPr>
-      <w:r>
-        <w:rPr>
-          <w:sz w:val="20"/>
-          <w:szCs w:val="20"/>
-          <w:lang w:val="pt-BR"/>
-        </w:rPr>
-        <w:t>(continuação)</w:t>
-      </w:r>
-    </w:p>
-    <w:tbl>
-      <w:tblPr>
-        <w:tblW w:w="8900" w:type="dxa"/>
-        <w:jc w:val="center"/>
-        <w:tblBorders>
-          <w:top w:val="single" w:color="000000" w:sz="8" w:space="0"/>
-          <w:left w:val="nil"/>
-          <w:bottom w:val="single" w:color="000000" w:sz="8" w:space="0"/>
-          <w:right w:val="nil"/>
-          <w:insideH w:val="nil"/>
-          <w:insideV w:val="nil"/>
-        </w:tblBorders>
-        <w:tblLayout w:type="fixed"/>
-        <w:tblCellMar>
-          <w:top w:w="40" w:type="dxa"/>
-          <w:left w:w="80" w:type="dxa"/>
-          <w:bottom w:w="40" w:type="dxa"/>
-          <w:right w:w="80" w:type="dxa"/>
-        </w:tblCellMar>
-        <w:tblLook w:val="0620" w:firstRow="1" w:lastRow="0" w:firstColumn="0" w:lastColumn="0" w:noHBand="1" w:noVBand="1"/>
-      </w:tblPr>
-      <w:tblGrid>
-        <w:gridCol w:w="1247"/>
-        <w:gridCol w:w="2154"/>
-        <w:gridCol w:w="1474"/>
-        <w:gridCol w:w="1304"/>
-        <w:gridCol w:w="1474"/>
-        <w:gridCol w:w="1247"/>
-      </w:tblGrid>
-      <w:tr>
-        <w:trPr>
-          <w:cantSplit/>
-          <w:tblHeader/>
-          <w:jc w:val="center"/>
-        </w:trPr>
-        <w:tc>
-          <w:tcPr>
-            <w:tcW w:w="1247" w:type="dxa"/>
-            <w:tcBorders>
-              <w:bottom w:val="single" w:color="000000" w:themeColor="text1" w:sz="4" w:space="0"/>
-            </w:tcBorders>
-            <w:vAlign w:val="center"/>
-          </w:tcPr>
-          <w:p>
-            <w:pPr>
-              <w:jc w:val="center"/>
-            </w:pPr>
-            <w:r>
-              <w:rPr>
-                <w:b/>
-                <w:bCs/>
-                <w:sz w:val="18"/>
-                <w:szCs w:val="18"/>
-                <w:lang w:val="pt-BR"/>
-              </w:rPr>
-              <w:t>Posição (permutação)</w:t>
-            </w:r>
-          </w:p>
-        </w:tc>
-        <w:tc>
-          <w:tcPr>
-            <w:tcW w:w="2154" w:type="dxa"/>
-            <w:tcBorders>
-              <w:bottom w:val="single" w:color="000000" w:themeColor="text1" w:sz="4" w:space="0"/>
-            </w:tcBorders>
-            <w:vAlign w:val="center"/>
-          </w:tcPr>
-          <w:p>
-            <w:pPr>
-              <w:jc w:val="center"/>
-            </w:pPr>
-            <w:r>
-              <w:rPr>
-                <w:b/>
-                <w:bCs/>
-                <w:sz w:val="20"/>
-                <w:szCs w:val="20"/>
-                <w:lang w:val="pt-BR"/>
-              </w:rPr>
-              <w:t>Característica</w:t>
-            </w:r>
-          </w:p>
-        </w:tc>
-        <w:tc>
-          <w:tcPr>
-            <w:tcW w:w="1474" w:type="dxa"/>
-            <w:tcBorders>
-              <w:bottom w:val="single" w:color="000000" w:themeColor="text1" w:sz="4" w:space="0"/>
-            </w:tcBorders>
-            <w:vAlign w:val="center"/>
-          </w:tcPr>
-          <w:p>
-            <w:pPr>
-              <w:jc w:val="center"/>
-            </w:pPr>
-            <w:r>
-              <w:rPr>
-                <w:b/>
-                <w:bCs/>
-                <w:sz w:val="20"/>
-                <w:szCs w:val="20"/>
-                <w:lang w:val="pt-BR"/>
-              </w:rPr>
-              <w:t>Queda de ROC-AUC (média)</w:t>
-            </w:r>
-          </w:p>
-        </w:tc>
-        <w:tc>
-          <w:tcPr>
-            <w:tcW w:w="1304" w:type="dxa"/>
-            <w:tcBorders>
-              <w:bottom w:val="single" w:color="000000" w:themeColor="text1" w:sz="4" w:space="0"/>
-            </w:tcBorders>
-            <w:vAlign w:val="center"/>
-          </w:tcPr>
-          <w:p>
-            <w:pPr>
-              <w:jc w:val="center"/>
-            </w:pPr>
-            <w:r>
-              <w:rPr>
-                <w:b/>
-                <w:bCs/>
-                <w:sz w:val="20"/>
-                <w:szCs w:val="20"/>
-                <w:lang w:val="pt-BR"/>
-              </w:rPr>
-              <w:t>Desvio-padrão</w:t>
-            </w:r>
-          </w:p>
-        </w:tc>
-        <w:tc>
-          <w:tcPr>
-            <w:tcW w:w="1474" w:type="dxa"/>
-            <w:tcBorders>
-              <w:bottom w:val="single" w:color="000000" w:themeColor="text1" w:sz="4" w:space="0"/>
-            </w:tcBorders>
-            <w:vAlign w:val="center"/>
-          </w:tcPr>
-          <w:p>
-            <w:pPr>
-              <w:jc w:val="center"/>
-            </w:pPr>
-            <w:r>
-              <w:rPr>
-                <w:b/>
-                <w:bCs/>
-                <w:sz w:val="20"/>
-                <w:szCs w:val="20"/>
-                <w:lang w:val="pt-BR"/>
-              </w:rPr>
-              <w:t>Importância por impureza</w:t>
-            </w:r>
-          </w:p>
-        </w:tc>
-        <w:tc>
-          <w:tcPr>
-            <w:tcW w:w="1247" w:type="dxa"/>
-            <w:tcBorders>
-              <w:bottom w:val="single" w:color="000000" w:themeColor="text1" w:sz="4" w:space="0"/>
-            </w:tcBorders>
-            <w:vAlign w:val="center"/>
-          </w:tcPr>
-          <w:p>
-            <w:pPr>
-              <w:jc w:val="center"/>
-            </w:pPr>
-            <w:r>
-              <w:rPr>
-                <w:b/>
-                <w:bCs/>
-                <w:sz w:val="20"/>
-                <w:szCs w:val="20"/>
-                <w:lang w:val="pt-BR"/>
-              </w:rPr>
-              <w:t>Posição (impureza)</w:t>
             </w:r>
           </w:p>
         </w:tc>
@@ -44852,6 +45441,7 @@
           </w:tcPr>
           <w:p>
             <w:pPr>
+              <w:keepNext/>
               <w:jc w:val="center"/>
             </w:pPr>
             <w:r>
@@ -44870,6 +45460,9 @@
             <w:vAlign w:val="center"/>
           </w:tcPr>
           <w:p>
+            <w:pPr>
+              <w:keepNext/>
+            </w:pPr>
             <w:r>
               <w:rPr>
                 <w:sz w:val="20"/>
@@ -44887,6 +45480,7 @@
           </w:tcPr>
           <w:p>
             <w:pPr>
+              <w:keepNext/>
               <w:jc w:val="right"/>
             </w:pPr>
             <w:r>
@@ -44906,6 +45500,7 @@
           </w:tcPr>
           <w:p>
             <w:pPr>
+              <w:keepNext/>
               <w:jc w:val="right"/>
             </w:pPr>
             <w:r>
@@ -44925,6 +45520,7 @@
           </w:tcPr>
           <w:p>
             <w:pPr>
+              <w:keepNext/>
               <w:jc w:val="right"/>
             </w:pPr>
             <w:r>
@@ -44944,6 +45540,7 @@
           </w:tcPr>
           <w:p>
             <w:pPr>
+              <w:keepNext/>
               <w:jc w:val="center"/>
             </w:pPr>
             <w:r>
@@ -44969,6 +45566,7 @@
           </w:tcPr>
           <w:p>
             <w:pPr>
+              <w:keepNext/>
               <w:jc w:val="center"/>
             </w:pPr>
             <w:r>
@@ -44987,6 +45585,9 @@
             <w:vAlign w:val="center"/>
           </w:tcPr>
           <w:p>
+            <w:pPr>
+              <w:keepNext/>
+            </w:pPr>
             <w:r>
               <w:rPr>
                 <w:sz w:val="20"/>
@@ -45004,6 +45605,7 @@
           </w:tcPr>
           <w:p>
             <w:pPr>
+              <w:keepNext/>
               <w:jc w:val="right"/>
             </w:pPr>
             <w:r>
@@ -45023,6 +45625,7 @@
           </w:tcPr>
           <w:p>
             <w:pPr>
+              <w:keepNext/>
               <w:jc w:val="right"/>
             </w:pPr>
             <w:r>
@@ -45042,6 +45645,7 @@
           </w:tcPr>
           <w:p>
             <w:pPr>
+              <w:keepNext/>
               <w:jc w:val="right"/>
             </w:pPr>
             <w:r>
@@ -45061,6 +45665,7 @@
           </w:tcPr>
           <w:p>
             <w:pPr>
+              <w:keepNext/>
               <w:jc w:val="center"/>
             </w:pPr>
             <w:r>
@@ -45086,6 +45691,7 @@
           </w:tcPr>
           <w:p>
             <w:pPr>
+              <w:keepNext/>
               <w:jc w:val="center"/>
             </w:pPr>
             <w:r>
@@ -45104,6 +45710,9 @@
             <w:vAlign w:val="center"/>
           </w:tcPr>
           <w:p>
+            <w:pPr>
+              <w:keepNext/>
+            </w:pPr>
             <w:r>
               <w:rPr>
                 <w:sz w:val="20"/>
@@ -45121,6 +45730,7 @@
           </w:tcPr>
           <w:p>
             <w:pPr>
+              <w:keepNext/>
               <w:jc w:val="right"/>
             </w:pPr>
             <w:r>
@@ -45140,6 +45750,7 @@
           </w:tcPr>
           <w:p>
             <w:pPr>
+              <w:keepNext/>
               <w:jc w:val="right"/>
             </w:pPr>
             <w:r>
@@ -45159,6 +45770,7 @@
           </w:tcPr>
           <w:p>
             <w:pPr>
+              <w:keepNext/>
               <w:jc w:val="right"/>
             </w:pPr>
             <w:r>
@@ -45178,6 +45790,7 @@
           </w:tcPr>
           <w:p>
             <w:pPr>
+              <w:keepNext/>
               <w:jc w:val="center"/>
             </w:pPr>
             <w:r>
@@ -45203,6 +45816,7 @@
           </w:tcPr>
           <w:p>
             <w:pPr>
+              <w:keepNext/>
               <w:jc w:val="center"/>
             </w:pPr>
             <w:r>
@@ -45221,6 +45835,9 @@
             <w:vAlign w:val="center"/>
           </w:tcPr>
           <w:p>
+            <w:pPr>
+              <w:keepNext/>
+            </w:pPr>
             <w:r>
               <w:rPr>
                 <w:sz w:val="20"/>
@@ -45238,6 +45855,7 @@
           </w:tcPr>
           <w:p>
             <w:pPr>
+              <w:keepNext/>
               <w:jc w:val="right"/>
             </w:pPr>
             <w:r>
@@ -45257,6 +45875,7 @@
           </w:tcPr>
           <w:p>
             <w:pPr>
+              <w:keepNext/>
               <w:jc w:val="right"/>
             </w:pPr>
             <w:r>
@@ -45276,6 +45895,7 @@
           </w:tcPr>
           <w:p>
             <w:pPr>
+              <w:keepNext/>
               <w:jc w:val="right"/>
             </w:pPr>
             <w:r>
@@ -45295,6 +45915,7 @@
           </w:tcPr>
           <w:p>
             <w:pPr>
+              <w:keepNext/>
               <w:jc w:val="center"/>
             </w:pPr>
             <w:r>
@@ -45320,6 +45941,7 @@
           </w:tcPr>
           <w:p>
             <w:pPr>
+              <w:keepNext/>
               <w:jc w:val="center"/>
             </w:pPr>
             <w:r>
@@ -45338,6 +45960,9 @@
             <w:vAlign w:val="center"/>
           </w:tcPr>
           <w:p>
+            <w:pPr>
+              <w:keepNext/>
+            </w:pPr>
             <w:r>
               <w:rPr>
                 <w:sz w:val="20"/>
@@ -45355,6 +45980,7 @@
           </w:tcPr>
           <w:p>
             <w:pPr>
+              <w:keepNext/>
               <w:jc w:val="right"/>
             </w:pPr>
             <w:r>
@@ -45374,6 +46000,7 @@
           </w:tcPr>
           <w:p>
             <w:pPr>
+              <w:keepNext/>
               <w:jc w:val="right"/>
             </w:pPr>
             <w:r>
@@ -45393,6 +46020,7 @@
           </w:tcPr>
           <w:p>
             <w:pPr>
+              <w:keepNext/>
               <w:jc w:val="right"/>
             </w:pPr>
             <w:r>
@@ -45412,6 +46040,7 @@
           </w:tcPr>
           <w:p>
             <w:pPr>
+              <w:keepNext/>
               <w:jc w:val="center"/>
             </w:pPr>
             <w:r>
@@ -45437,6 +46066,7 @@
           </w:tcPr>
           <w:p>
             <w:pPr>
+              <w:keepNext/>
               <w:jc w:val="center"/>
             </w:pPr>
             <w:r>
@@ -45455,6 +46085,9 @@
             <w:vAlign w:val="center"/>
           </w:tcPr>
           <w:p>
+            <w:pPr>
+              <w:keepNext/>
+            </w:pPr>
             <w:r>
               <w:rPr>
                 <w:sz w:val="20"/>
@@ -45472,6 +46105,7 @@
           </w:tcPr>
           <w:p>
             <w:pPr>
+              <w:keepNext/>
               <w:jc w:val="right"/>
             </w:pPr>
             <w:r>
@@ -45491,6 +46125,7 @@
           </w:tcPr>
           <w:p>
             <w:pPr>
+              <w:keepNext/>
               <w:jc w:val="right"/>
             </w:pPr>
             <w:r>
@@ -45510,6 +46145,7 @@
           </w:tcPr>
           <w:p>
             <w:pPr>
+              <w:keepNext/>
               <w:jc w:val="right"/>
             </w:pPr>
             <w:r>
@@ -45529,6 +46165,7 @@
           </w:tcPr>
           <w:p>
             <w:pPr>
+              <w:keepNext/>
               <w:jc w:val="center"/>
             </w:pPr>
             <w:r>
@@ -45545,6 +46182,7 @@
     </w:tbl>
     <w:p>
       <w:pPr>
+        <w:keepNext/>
         <w:spacing w:before="120"/>
       </w:pPr>
       <w:r>
@@ -47054,13 +47692,9 @@
       </w:r>
     </w:p>
     <w:p>
-      <w:r>
-        <w:br w:type="page"/>
-      </w:r>
-    </w:p>
-    <w:p>
       <w:pPr>
         <w:pStyle w:val="Heading1"/>
+        <w:pageBreakBefore/>
         <w:rPr>
           <w:lang w:val="pt-BR"/>
         </w:rPr>
@@ -47650,13 +48284,9 @@
       </w:r>
     </w:p>
     <w:p>
-      <w:r>
-        <w:br w:type="page"/>
-      </w:r>
-    </w:p>
-    <w:p>
       <w:pPr>
         <w:pStyle w:val="Heading1"/>
+        <w:pageBreakBefore/>
         <w:jc w:val="center"/>
         <w:rPr>
           <w:lang w:val="pt-BR"/>

--- a/docs/monografia/TCC_EDUARDO_ZANELLA.docx
+++ b/docs/monografia/TCC_EDUARDO_ZANELLA.docx
@@ -128,7 +128,16 @@
           <w:b/>
           <w:bCs/>
         </w:rPr>
-        <w:t>UTILIZANDO TÉCNICAS DE MACHINE LEARNING</w:t>
+        <w:t xml:space="preserve">UTILIZANDO TÉCNICAS DE </w:t>
+      </w:r>
+      <w:r>
+        <w:rPr>
+          <w:b/>
+          <w:bCs/>
+          <w:i/>
+          <w:iCs/>
+        </w:rPr>
+        <w:t>MACHINE LEARNING</w:t>
       </w:r>
     </w:p>
     <w:p>
@@ -293,6 +302,8 @@
         <w:rPr>
           <w:b/>
           <w:bCs/>
+          <w:i/>
+          <w:iCs/>
         </w:rPr>
         <w:t>MACHINE LEARNING</w:t>
       </w:r>
@@ -472,7 +483,17 @@
           <w:bCs/>
           <w:lang w:val="pt-BR"/>
         </w:rPr>
-        <w:t>DETECÇÃO AUTOMÁTICA DE VOZ SINTÉTICA UTILIZANDO TÉCNICAS DE MACHINE LEARNING</w:t>
+        <w:t xml:space="preserve">DETECÇÃO AUTOMÁTICA DE VOZ SINTÉTICA UTILIZANDO TÉCNICAS DE </w:t>
+      </w:r>
+      <w:r>
+        <w:rPr>
+          <w:b/>
+          <w:bCs/>
+          <w:i/>
+          <w:iCs/>
+          <w:lang w:val="pt-BR"/>
+        </w:rPr>
+        <w:t>MACHINE LEARNING</w:t>
       </w:r>
     </w:p>
     <w:p>
@@ -711,7 +732,13 @@
           <w:iCs w:val="1"/>
           <w:lang w:val="pt-BR"/>
         </w:rPr>
-        <w:t>Text</w:t>
+        <w:t>Text-to-Speech</w:t>
+      </w:r>
+      <w:r>
+        <w:rPr>
+          <w:lang w:val="pt-BR"/>
+        </w:rPr>
+        <w:t xml:space="preserve"> (TTS) e de </w:t>
       </w:r>
       <w:r>
         <w:rPr>
@@ -719,7 +746,13 @@
           <w:iCs w:val="1"/>
           <w:lang w:val="pt-BR"/>
         </w:rPr>
-        <w:t>-</w:t>
+        <w:t xml:space="preserve">Voice Conversion</w:t>
+      </w:r>
+      <w:r>
+        <w:rPr>
+          <w:lang w:val="pt-BR"/>
+        </w:rPr>
+        <w:t xml:space="preserve"> (VC), tornou possível a geração de áudios sintéticos com alto grau de fidelidade às vozes humanas reais, ampliando riscos como falsificação de identidade, </w:t>
       </w:r>
       <w:r>
         <w:rPr>
@@ -727,7 +760,25 @@
           <w:iCs w:val="1"/>
           <w:lang w:val="pt-BR"/>
         </w:rPr>
-        <w:t>to</w:t>
+        <w:t>vishing</w:t>
+      </w:r>
+      <w:r>
+        <w:rPr>
+          <w:lang w:val="pt-BR"/>
+        </w:rPr>
+        <w:t xml:space="preserve"> e disseminação de desinformação. Diante desse cenário, este trabalho investigou se modelos clássicos baseados em características acústicas manuais </w:t>
+      </w:r>
+      <w:r>
+        <w:rPr>
+          <w:lang w:val="pt-BR"/>
+        </w:rPr>
+        <w:t>mantêm desempenho preditivo competitivo e viabilidade computacional</w:t>
+      </w:r>
+      <w:r>
+        <w:rPr>
+          <w:lang w:val="pt-BR"/>
+        </w:rPr>
+        <w:t xml:space="preserve">, frente a uma Rede Neural Convolucional (CNN) na detecção de voz sintética, dentro do mesmo ambiente experimental. Foram comparados dois classificadores clássicos, </w:t>
       </w:r>
       <w:r>
         <w:rPr>
@@ -735,13 +786,13 @@
           <w:iCs w:val="1"/>
           <w:lang w:val="pt-BR"/>
         </w:rPr>
-        <w:t>-Speech</w:t>
-      </w:r>
-      <w:r>
-        <w:rPr>
-          <w:lang w:val="pt-BR"/>
-        </w:rPr>
-        <w:t xml:space="preserve"> (TTS) e de </w:t>
+        <w:t>Random Forest</w:t>
+      </w:r>
+      <w:r>
+        <w:rPr>
+          <w:lang w:val="pt-BR"/>
+        </w:rPr>
+        <w:t xml:space="preserve"> (RF) e </w:t>
       </w:r>
       <w:r>
         <w:rPr>
@@ -749,7 +800,63 @@
           <w:iCs w:val="1"/>
           <w:lang w:val="pt-BR"/>
         </w:rPr>
-        <w:t xml:space="preserve">Voice </w:t>
+        <w:t>Support Vector Machine</w:t>
+      </w:r>
+      <w:r>
+        <w:rPr>
+          <w:lang w:val="pt-BR"/>
+        </w:rPr>
+        <w:t xml:space="preserve"> (SVM), alimentados por Coeficientes </w:t>
+      </w:r>
+      <w:r>
+        <w:rPr>
+          <w:lang w:val="pt-BR"/>
+        </w:rPr>
+        <w:t>Cepstrais</w:t>
+      </w:r>
+      <w:r>
+        <w:rPr>
+          <w:lang w:val="pt-BR"/>
+        </w:rPr>
+        <w:t xml:space="preserve"> de Frequência Mel (MFCC), Taxa de Cruzamento por Zero (ZCR) e Centroide Espectral, e uma CNN aplicada a espectrogramas </w:t>
+      </w:r>
+      <w:r>
+        <w:rPr>
+          <w:lang w:val="pt-BR"/>
+        </w:rPr>
+        <w:t>Log-Mel</w:t>
+      </w:r>
+      <w:r>
+        <w:rPr>
+          <w:lang w:val="pt-BR"/>
+        </w:rPr>
+        <w:t xml:space="preserve">. O universo do experimento foi a partição de avaliação </w:t>
+      </w:r>
+      <w:r>
+        <w:rPr>
+          <w:lang w:val="pt-BR"/>
+        </w:rPr>
+        <w:t xml:space="preserve">do ASVspoof 2021 (</w:t>
+      </w:r>
+      <w:r>
+        <w:rPr>
+          <w:i/>
+          <w:iCs/>
+          <w:lang w:val="pt-BR"/>
+        </w:rPr>
+        <w:t xml:space="preserve">Automatic Speaker Verification Spoofing and Countermeasures Challenge</w:t>
+      </w:r>
+      <w:r>
+        <w:rPr>
+          <w:lang w:val="pt-BR"/>
+        </w:rPr>
+        <w:t xml:space="preserve">), subconjunto</w:t>
+      </w:r>
+      <w:r>
+        <w:rPr>
+          <w:lang w:val="pt-BR"/>
+        </w:rPr>
+        <w:t xml:space="preserve"> </w:t>
       </w:r>
       <w:r>
         <w:rPr>
@@ -757,141 +864,7 @@
           <w:iCs w:val="1"/>
           <w:lang w:val="pt-BR"/>
         </w:rPr>
-        <w:t>Conversion</w:t>
-      </w:r>
-      <w:r>
-        <w:rPr>
-          <w:lang w:val="pt-BR"/>
-        </w:rPr>
-        <w:t xml:space="preserve"> (VC), tornou possível a geração de áudios sintéticos com alto grau de fidelidade às vozes humanas reais, ampliando riscos como falsificação de identidade, </w:t>
-      </w:r>
-      <w:r>
-        <w:rPr>
-          <w:i w:val="1"/>
-          <w:iCs w:val="1"/>
-          <w:lang w:val="pt-BR"/>
-        </w:rPr>
-        <w:t>vishing</w:t>
-      </w:r>
-      <w:r>
-        <w:rPr>
-          <w:lang w:val="pt-BR"/>
-        </w:rPr>
-        <w:t xml:space="preserve"> e disseminação de desinformação. Diante desse cenário, este trabalho investigou se modelos clássicos baseados em características acústicas manuais </w:t>
-      </w:r>
-      <w:r>
-        <w:rPr>
-          <w:lang w:val="pt-BR"/>
-        </w:rPr>
-        <w:t>mantêm desempenho preditivo competitivo e viabilidade computacional</w:t>
-      </w:r>
-      <w:r>
-        <w:rPr>
-          <w:lang w:val="pt-BR"/>
-        </w:rPr>
-        <w:t xml:space="preserve">, frente a uma Rede Neural Convolucional (CNN) na detecção de voz sintética, dentro do mesmo ambiente experimental. Foram comparados dois classificadores clássicos, </w:t>
-      </w:r>
-      <w:r>
-        <w:rPr>
-          <w:i w:val="1"/>
-          <w:iCs w:val="1"/>
-          <w:lang w:val="pt-BR"/>
-        </w:rPr>
-        <w:t>Random Forest</w:t>
-      </w:r>
-      <w:r>
-        <w:rPr>
-          <w:lang w:val="pt-BR"/>
-        </w:rPr>
-        <w:t xml:space="preserve"> (RF) e </w:t>
-      </w:r>
-      <w:r>
-        <w:rPr>
-          <w:i w:val="1"/>
-          <w:iCs w:val="1"/>
-          <w:lang w:val="pt-BR"/>
-        </w:rPr>
-        <w:t>Support</w:t>
-      </w:r>
-      <w:r>
-        <w:rPr>
-          <w:i w:val="1"/>
-          <w:iCs w:val="1"/>
-          <w:lang w:val="pt-BR"/>
-        </w:rPr>
-        <w:t xml:space="preserve"> Vector Machine</w:t>
-      </w:r>
-      <w:r>
-        <w:rPr>
-          <w:lang w:val="pt-BR"/>
-        </w:rPr>
-        <w:t xml:space="preserve"> (SVM), alimentados por Coeficientes </w:t>
-      </w:r>
-      <w:r>
-        <w:rPr>
-          <w:lang w:val="pt-BR"/>
-        </w:rPr>
-        <w:t>Cepstrais</w:t>
-      </w:r>
-      <w:r>
-        <w:rPr>
-          <w:lang w:val="pt-BR"/>
-        </w:rPr>
-        <w:t xml:space="preserve"> de Frequência Mel (MFCC), Taxa de Cruzamento por Zero (ZCR) e Centroide Espectral, e uma CNN aplicada a espectrogramas </w:t>
-      </w:r>
-      <w:r>
-        <w:rPr>
-          <w:lang w:val="pt-BR"/>
-        </w:rPr>
-        <w:t>Log-Mel</w:t>
-      </w:r>
-      <w:r>
-        <w:rPr>
-          <w:lang w:val="pt-BR"/>
-        </w:rPr>
-        <w:t xml:space="preserve">. O universo do experimento foi a partição de avaliação </w:t>
-      </w:r>
-      <w:r>
-        <w:rPr>
-          <w:lang w:val="pt-BR"/>
-        </w:rPr>
-        <w:t xml:space="preserve">do ASVspoof 2021 (</w:t>
-      </w:r>
-      <w:r>
-        <w:rPr>
-          <w:i/>
-          <w:iCs/>
-          <w:lang w:val="pt-BR"/>
-        </w:rPr>
-        <w:t xml:space="preserve">Automatic Speaker Verification Spoofing and Countermeasures Challenge</w:t>
-      </w:r>
-      <w:r>
-        <w:rPr>
-          <w:lang w:val="pt-BR"/>
-        </w:rPr>
-        <w:t xml:space="preserve">), subconjunto</w:t>
-      </w:r>
-      <w:r>
-        <w:rPr>
-          <w:lang w:val="pt-BR"/>
-        </w:rPr>
-        <w:t xml:space="preserve"> </w:t>
-      </w:r>
-      <w:r>
-        <w:rPr>
-          <w:i w:val="1"/>
-          <w:iCs w:val="1"/>
-          <w:lang w:val="pt-BR"/>
-        </w:rPr>
-        <w:t>Logical</w:t>
-      </w:r>
-      <w:r>
-        <w:rPr>
-          <w:i w:val="1"/>
-          <w:iCs w:val="1"/>
-          <w:lang w:val="pt-BR"/>
-        </w:rPr>
-        <w:t xml:space="preserve"> Access</w:t>
+        <w:t>Logical Access</w:t>
       </w:r>
       <w:r>
         <w:rPr>
@@ -1077,10 +1050,7 @@
         <w:t xml:space="preserve">The advancement of deep learning-based speech synthesis techniques, particularly the combination of </w:t>
       </w:r>
       <w:r>
-        <w:rPr>
-          <w:i w:val="1"/>
-          <w:iCs w:val="1"/>
-        </w:rPr>
+        <w:rPr/>
         <w:t>Text-to-Speech</w:t>
       </w:r>
       <w:r>
@@ -1088,10 +1058,7 @@
         <w:t xml:space="preserve"> (TTS) and </w:t>
       </w:r>
       <w:r>
-        <w:rPr>
-          <w:i w:val="1"/>
-          <w:iCs w:val="1"/>
-        </w:rPr>
+        <w:rPr/>
         <w:t>Voice Conversion</w:t>
       </w:r>
       <w:r>
@@ -1125,10 +1092,7 @@
         <w:t xml:space="preserve">, when compared to a Convolutional Neural Network (CNN) for synthetic voice detection within the same experimental environment. Two classical classifiers, </w:t>
       </w:r>
       <w:r>
-        <w:rPr>
-          <w:i w:val="1"/>
-          <w:iCs w:val="1"/>
-        </w:rPr>
+        <w:rPr/>
         <w:t>Random Forest</w:t>
       </w:r>
       <w:r>
@@ -1136,10 +1100,7 @@
         <w:t xml:space="preserve"> (RF) and </w:t>
       </w:r>
       <w:r>
-        <w:rPr>
-          <w:i w:val="1"/>
-          <w:iCs w:val="1"/>
-        </w:rPr>
+        <w:rPr/>
         <w:t>Support Vector Machine</w:t>
       </w:r>
       <w:r>
@@ -1154,10 +1115,7 @@
         <w:t xml:space="preserve"> </w:t>
       </w:r>
       <w:r>
-        <w:rPr>
-          <w:i w:val="1"/>
-          <w:iCs w:val="1"/>
-        </w:rPr>
+        <w:rPr/>
         <w:t>Logical Access</w:t>
       </w:r>
       <w:r>
@@ -1174,7 +1132,18 @@
       </w:r>
       <w:r>
         <w:rPr/>
-        <w:t>The three models shared the same final training sample in the main arm, a stratified subsample of 30,000 audio files fixed a priori as a common experimental budget, after a common preprocessing stage that included silence removal.</w:t>
+        <w:t xml:space="preserve">The three models shared the same final training sample in the main arm, a stratified subsample of 30,000 audio files fixed </w:t>
+      </w:r>
+      <w:r>
+        <w:rPr>
+          <w:i/>
+          <w:iCs/>
+        </w:rPr>
+        <w:t>a priori</w:t>
+      </w:r>
+      <w:r>
+        <w:rPr/>
+        <w:t xml:space="preserve"> as a common experimental budget, after a common preprocessing stage that included silence removal.</w:t>
       </w:r>
       <w:r>
         <w:rPr/>
@@ -1853,7 +1822,25 @@
             <w:noProof/>
             <w:lang w:val="pt-BR"/>
           </w:rPr>
-          <w:t>Figura 8 – Curvas ROC dos três modelos do braço principal na validação (n = 22.226), com o EER marcado no cruzamento com a reta FPR = FNR</w:t>
+          <w:t>Figura 8 – Curvas ROC dos três modelos do braço principal na validação (</w:t>
+        </w:r>
+        <w:r>
+          <w:rPr>
+            <w:rStyle w:val="Hyperlink"/>
+            <w:i/>
+            <w:iCs/>
+            <w:noProof/>
+            <w:lang w:val="pt-BR"/>
+          </w:rPr>
+          <w:t>n</w:t>
+        </w:r>
+        <w:r>
+          <w:rPr>
+            <w:rStyle w:val="Hyperlink"/>
+            <w:noProof/>
+            <w:lang w:val="pt-BR"/>
+          </w:rPr>
+          <w:t xml:space="preserve"> = 22.226), com o EER marcado no cruzamento com a reta FPR = FNR</w:t>
         </w:r>
         <w:r>
           <w:rPr>
@@ -1922,7 +1909,25 @@
             <w:noProof/>
             <w:lang w:val="pt-BR"/>
           </w:rPr>
-          <w:t>Figura 9 – Matrizes de confusão dos quatro modelos no teste (n = 22.227), com o limiar selecionado na validação: contagem e percentual da classe real em cada célula</w:t>
+          <w:t>Figura 9 – Matrizes de confusão dos quatro modelos no teste (</w:t>
+        </w:r>
+        <w:r>
+          <w:rPr>
+            <w:rStyle w:val="Hyperlink"/>
+            <w:i/>
+            <w:iCs/>
+            <w:noProof/>
+            <w:lang w:val="pt-BR"/>
+          </w:rPr>
+          <w:t>n</w:t>
+        </w:r>
+        <w:r>
+          <w:rPr>
+            <w:rStyle w:val="Hyperlink"/>
+            <w:noProof/>
+            <w:lang w:val="pt-BR"/>
+          </w:rPr>
+          <w:t xml:space="preserve"> = 22.227), com o limiar selecionado na validação: contagem e percentual da classe real em cada célula</w:t>
         </w:r>
         <w:r>
           <w:rPr>
@@ -2060,7 +2065,25 @@
             <w:noProof/>
             <w:lang w:val="pt-BR"/>
           </w:rPr>
-          <w:t>Figura 11 – EER por sistema de ataque (A07 a A19) dos três modelos do braço principal na validação (n = 22.226)</w:t>
+          <w:t>Figura 11 – EER por sistema de ataque (A07 a A19) dos três modelos do braço principal na validação (</w:t>
+        </w:r>
+        <w:r>
+          <w:rPr>
+            <w:rStyle w:val="Hyperlink"/>
+            <w:i/>
+            <w:iCs/>
+            <w:noProof/>
+            <w:lang w:val="pt-BR"/>
+          </w:rPr>
+          <w:t>n</w:t>
+        </w:r>
+        <w:r>
+          <w:rPr>
+            <w:rStyle w:val="Hyperlink"/>
+            <w:noProof/>
+            <w:lang w:val="pt-BR"/>
+          </w:rPr>
+          <w:t xml:space="preserve"> = 22.226)</w:t>
         </w:r>
         <w:r>
           <w:rPr>
@@ -2147,7 +2170,25 @@
             <w:noProof/>
             <w:lang w:val="pt-BR"/>
           </w:rPr>
-          <w:t xml:space="preserve"> dos três modelos do braço principal na validação (n = 22.226), com o limiar do protocolo</w:t>
+          <w:t xml:space="preserve"> dos três modelos do braço principal na validação (</w:t>
+        </w:r>
+        <w:r>
+          <w:rPr>
+            <w:rStyle w:val="Hyperlink"/>
+            <w:i/>
+            <w:iCs/>
+            <w:noProof/>
+            <w:lang w:val="pt-BR"/>
+          </w:rPr>
+          <w:t xml:space="preserve">n</w:t>
+        </w:r>
+        <w:r>
+          <w:rPr>
+            <w:rStyle w:val="Hyperlink"/>
+            <w:noProof/>
+            <w:lang w:val="pt-BR"/>
+          </w:rPr>
+          <w:t xml:space="preserve"> = 22.226), com o limiar do protocolo</w:t>
         </w:r>
         <w:r>
           <w:rPr>
@@ -3413,7 +3454,25 @@
             <w:noProof/>
             <w:lang w:val="pt-BR"/>
           </w:rPr>
-          <w:t>Tabela 8 – Desempenho dos quatro modelos na validação (n = 22.226), com o limiar selecionado nesse conjunto</w:t>
+          <w:t>Tabela 8 – Desempenho dos quatro modelos na validação (</w:t>
+        </w:r>
+        <w:r>
+          <w:rPr>
+            <w:rStyle w:val="Hyperlink"/>
+            <w:i/>
+            <w:iCs/>
+            <w:noProof/>
+            <w:lang w:val="pt-BR"/>
+          </w:rPr>
+          <w:t>n</w:t>
+        </w:r>
+        <w:r>
+          <w:rPr>
+            <w:rStyle w:val="Hyperlink"/>
+            <w:noProof/>
+            <w:lang w:val="pt-BR"/>
+          </w:rPr>
+          <w:t xml:space="preserve"> = 22.226), com o limiar selecionado nesse conjunto</w:t>
         </w:r>
         <w:r>
           <w:rPr>
@@ -3482,7 +3541,25 @@
             <w:noProof/>
             <w:lang w:val="pt-BR"/>
           </w:rPr>
-          <w:t>Tabela 9 – Desempenho dos quatro modelos no teste (n = 22.227), com o limiar selecionado na validação</w:t>
+          <w:t>Tabela 9 – Desempenho dos quatro modelos no teste (</w:t>
+        </w:r>
+        <w:r>
+          <w:rPr>
+            <w:rStyle w:val="Hyperlink"/>
+            <w:i/>
+            <w:iCs/>
+            <w:noProof/>
+            <w:lang w:val="pt-BR"/>
+          </w:rPr>
+          <w:t>n</w:t>
+        </w:r>
+        <w:r>
+          <w:rPr>
+            <w:rStyle w:val="Hyperlink"/>
+            <w:noProof/>
+            <w:lang w:val="pt-BR"/>
+          </w:rPr>
+          <w:t xml:space="preserve"> = 22.227), com o limiar selecionado na validação</w:t>
         </w:r>
         <w:r>
           <w:rPr>
@@ -3551,7 +3628,25 @@
             <w:noProof/>
             <w:lang w:val="pt-BR"/>
           </w:rPr>
-          <w:t>Tabela 10 – Acurácia e métricas por classe dos quatro modelos no teste (n = 22.227)</w:t>
+          <w:t>Tabela 10 – Acurácia e métricas por classe dos quatro modelos no teste (</w:t>
+        </w:r>
+        <w:r>
+          <w:rPr>
+            <w:rStyle w:val="Hyperlink"/>
+            <w:i/>
+            <w:iCs/>
+            <w:noProof/>
+            <w:lang w:val="pt-BR"/>
+          </w:rPr>
+          <w:t>n</w:t>
+        </w:r>
+        <w:r>
+          <w:rPr>
+            <w:rStyle w:val="Hyperlink"/>
+            <w:noProof/>
+            <w:lang w:val="pt-BR"/>
+          </w:rPr>
+          <w:t xml:space="preserve"> = 22.227)</w:t>
         </w:r>
         <w:r>
           <w:rPr>
@@ -3845,7 +3940,25 @@
             <w:noProof/>
             <w:lang w:val="pt-BR"/>
           </w:rPr>
-          <w:t>Tabela 14 – Resumo do EER por sistema de ataque na validação (n = 22.226), por modelo do braço principal</w:t>
+          <w:t>Tabela 14 – Resumo do EER por sistema de ataque na validação (</w:t>
+        </w:r>
+        <w:r>
+          <w:rPr>
+            <w:rStyle w:val="Hyperlink"/>
+            <w:i/>
+            <w:iCs/>
+            <w:noProof/>
+            <w:lang w:val="pt-BR"/>
+          </w:rPr>
+          <w:t>n</w:t>
+        </w:r>
+        <w:r>
+          <w:rPr>
+            <w:rStyle w:val="Hyperlink"/>
+            <w:noProof/>
+            <w:lang w:val="pt-BR"/>
+          </w:rPr>
+          <w:t xml:space="preserve"> = 22.226), por modelo do braço principal</w:t>
         </w:r>
         <w:r>
           <w:rPr>
@@ -4306,6 +4419,8 @@
       </w:r>
       <w:r>
         <w:rPr>
+          <w:i/>
+          <w:iCs/>
           <w:lang w:val="pt-BR"/>
         </w:rPr>
         <w:t>Automatic Speaker Verification Spoofing and Countermeasures Challenge</w:t>
@@ -4330,9 +4445,17 @@
       </w:r>
       <w:r>
         <w:rPr>
-          <w:lang w:val="pt-BR"/>
-        </w:rPr>
-        <w:t>Area Under the Curve (área sob a curva)</w:t>
+          <w:i/>
+          <w:iCs/>
+          <w:lang w:val="pt-BR"/>
+        </w:rPr>
+        <w:t>Area Under the Curve</w:t>
+      </w:r>
+      <w:r>
+        <w:rPr>
+          <w:lang w:val="pt-BR"/>
+        </w:rPr>
+        <w:t xml:space="preserve"> (área sob a curva)</w:t>
       </w:r>
     </w:p>
     <w:p>
@@ -4360,12 +4483,14 @@
       <w:r>
         <w:rPr>
           <w:rFonts w:ascii="Times New Roman" w:hAnsi="Times New Roman" w:eastAsia="Times New Roman" w:cs="Times New Roman"/>
+          <w:i/>
+          <w:iCs/>
           <w:noProof w:val="0"/>
           <w:sz w:val="24"/>
           <w:szCs w:val="24"/>
           <w:lang w:val="pt-BR"/>
         </w:rPr>
-        <w:t xml:space="preserve">Chief </w:t>
+        <w:t xml:space="preserve">Chief Executive Officer</w:t>
       </w:r>
       <w:r>
         <w:rPr>
@@ -4375,17 +4500,7 @@
           <w:szCs w:val="24"/>
           <w:lang w:val="pt-BR"/>
         </w:rPr>
-        <w:t>Executive</w:t>
-      </w:r>
-      <w:r>
-        <w:rPr>
-          <w:rFonts w:ascii="Times New Roman" w:hAnsi="Times New Roman" w:eastAsia="Times New Roman" w:cs="Times New Roman"/>
-          <w:noProof w:val="0"/>
-          <w:sz w:val="24"/>
-          <w:szCs w:val="24"/>
-          <w:lang w:val="pt-BR"/>
-        </w:rPr>
-        <w:t xml:space="preserve"> Officer (diretor executivo)</w:t>
+        <w:t xml:space="preserve"> (diretor executivo)</w:t>
       </w:r>
     </w:p>
     <w:p>
@@ -4407,9 +4522,17 @@
       </w:r>
       <w:r>
         <w:rPr>
-          <w:lang w:val="pt-BR"/>
-        </w:rPr>
-        <w:t>Convolutional Neural Network (Rede Neural Convolucional)</w:t>
+          <w:i/>
+          <w:iCs/>
+          <w:lang w:val="pt-BR"/>
+        </w:rPr>
+        <w:t>Convolutional Neural Network</w:t>
+      </w:r>
+      <w:r>
+        <w:rPr>
+          <w:lang w:val="pt-BR"/>
+        </w:rPr>
+        <w:t xml:space="preserve"> (Rede Neural Convolucional)</w:t>
       </w:r>
     </w:p>
     <w:p>
@@ -4431,9 +4554,17 @@
       </w:r>
       <w:r>
         <w:rPr>
-          <w:lang w:val="pt-BR"/>
-        </w:rPr>
-        <w:t>Central Processing Unit (unidade central de processamento)</w:t>
+          <w:i/>
+          <w:iCs/>
+          <w:lang w:val="pt-BR"/>
+        </w:rPr>
+        <w:t>Central Processing Unit</w:t>
+      </w:r>
+      <w:r>
+        <w:rPr>
+          <w:lang w:val="pt-BR"/>
+        </w:rPr>
+        <w:t xml:space="preserve"> (unidade central de processamento)</w:t>
       </w:r>
     </w:p>
     <w:p>
@@ -4458,9 +4589,17 @@
       </w:r>
       <w:r>
         <w:rPr>
-          <w:lang w:val="pt-BR"/>
-        </w:rPr>
-        <w:t>Constant-Q Cepstral Coefficients (Coeficientes Cepstrais de Q Constante)</w:t>
+          <w:i/>
+          <w:iCs/>
+          <w:lang w:val="pt-BR"/>
+        </w:rPr>
+        <w:t>Constant-Q Cepstral Coefficients</w:t>
+      </w:r>
+      <w:r>
+        <w:rPr>
+          <w:lang w:val="pt-BR"/>
+        </w:rPr>
+        <w:t xml:space="preserve"> (Coeficientes Cepstrais de Q Constante)</w:t>
       </w:r>
     </w:p>
     <w:p>
@@ -4482,6 +4621,8 @@
       </w:r>
       <w:r>
         <w:rPr>
+          <w:i/>
+          <w:iCs/>
           <w:lang w:val="pt-BR"/>
         </w:rPr>
         <w:t>Constant-Q Transform</w:t>
@@ -4506,9 +4647,17 @@
       </w:r>
       <w:r>
         <w:rPr>
-          <w:lang w:val="pt-BR"/>
-        </w:rPr>
-        <w:t>Carriage Return Line Feed (quebra de linha do Windows)</w:t>
+          <w:i/>
+          <w:iCs/>
+          <w:lang w:val="pt-BR"/>
+        </w:rPr>
+        <w:t>Carriage Return Line Feed</w:t>
+      </w:r>
+      <w:r>
+        <w:rPr>
+          <w:lang w:val="pt-BR"/>
+        </w:rPr>
+        <w:t xml:space="preserve"> (quebra de linha do Windows)</w:t>
       </w:r>
     </w:p>
     <w:p>
@@ -4530,27 +4679,11 @@
       </w:r>
       <w:r>
         <w:rPr>
-          <w:lang w:val="pt-BR"/>
-        </w:rPr>
-        <w:t xml:space="preserve">CUDA Basic Linear </w:t>
-      </w:r>
-      <w:r>
-        <w:rPr>
-          <w:lang w:val="pt-BR"/>
-        </w:rPr>
-        <w:t>Algebra</w:t>
-      </w:r>
-      <w:r>
-        <w:rPr>
-          <w:lang w:val="pt-BR"/>
-        </w:rPr>
-        <w:t xml:space="preserve"> </w:t>
-      </w:r>
-      <w:r>
-        <w:rPr>
-          <w:lang w:val="pt-BR"/>
-        </w:rPr>
-        <w:t>Subroutines</w:t>
+          <w:i/>
+          <w:iCs/>
+          <w:lang w:val="pt-BR"/>
+        </w:rPr>
+        <w:t xml:space="preserve">CUDA Basic Linear Algebra Subroutines</w:t>
       </w:r>
       <w:r>
         <w:rPr>
@@ -4578,6 +4711,8 @@
       </w:r>
       <w:r>
         <w:rPr>
+          <w:i/>
+          <w:iCs/>
           <w:lang w:val="pt-BR"/>
         </w:rPr>
         <w:t>Compute Unified Device Architecture</w:t>
@@ -4602,27 +4737,11 @@
       </w:r>
       <w:r>
         <w:rPr>
-          <w:lang w:val="pt-BR"/>
-        </w:rPr>
-        <w:t xml:space="preserve">CUDA </w:t>
-      </w:r>
-      <w:r>
-        <w:rPr>
-          <w:lang w:val="pt-BR"/>
-        </w:rPr>
-        <w:t>Deep</w:t>
-      </w:r>
-      <w:r>
-        <w:rPr>
-          <w:lang w:val="pt-BR"/>
-        </w:rPr>
-        <w:t xml:space="preserve"> Neural Network </w:t>
-      </w:r>
-      <w:r>
-        <w:rPr>
-          <w:lang w:val="pt-BR"/>
-        </w:rPr>
-        <w:t>library</w:t>
+          <w:i/>
+          <w:iCs/>
+          <w:lang w:val="pt-BR"/>
+        </w:rPr>
+        <w:t xml:space="preserve">CUDA Deep Neural Network library</w:t>
       </w:r>
       <w:r>
         <w:rPr>
@@ -4650,9 +4769,17 @@
       </w:r>
       <w:r>
         <w:rPr>
-          <w:lang w:val="pt-BR"/>
-        </w:rPr>
-        <w:t>Discrete Cosine Transform (Transformada Discreta do Cosseno)</w:t>
+          <w:i/>
+          <w:iCs/>
+          <w:lang w:val="pt-BR"/>
+        </w:rPr>
+        <w:t>Discrete Cosine Transform</w:t>
+      </w:r>
+      <w:r>
+        <w:rPr>
+          <w:lang w:val="pt-BR"/>
+        </w:rPr>
+        <w:t xml:space="preserve"> (Transformada Discreta do Cosseno)</w:t>
       </w:r>
     </w:p>
     <w:p>
@@ -4677,9 +4804,17 @@
       </w:r>
       <w:r>
         <w:rPr>
-          <w:lang w:val="pt-BR"/>
-        </w:rPr>
-        <w:t xml:space="preserve">DeepFake (tarefa de detecção de </w:t>
+          <w:i/>
+          <w:iCs/>
+          <w:lang w:val="pt-BR"/>
+        </w:rPr>
+        <w:t xml:space="preserve">DeepFake</w:t>
+      </w:r>
+      <w:r>
+        <w:rPr>
+          <w:lang w:val="pt-BR"/>
+        </w:rPr>
+        <w:t xml:space="preserve"> (tarefa de detecção de </w:t>
       </w:r>
       <w:r>
         <w:rPr>
@@ -4715,9 +4850,17 @@
       </w:r>
       <w:r>
         <w:rPr>
-          <w:lang w:val="pt-BR"/>
-        </w:rPr>
-        <w:t>Discrete Fourier Transform (Transformada Discreta de Fourier)</w:t>
+          <w:i/>
+          <w:iCs/>
+          <w:lang w:val="pt-BR"/>
+        </w:rPr>
+        <w:t>Discrete Fourier Transform</w:t>
+      </w:r>
+      <w:r>
+        <w:rPr>
+          <w:lang w:val="pt-BR"/>
+        </w:rPr>
+        <w:t xml:space="preserve"> (Transformada Discreta de Fourier)</w:t>
       </w:r>
     </w:p>
     <w:p>
@@ -4742,9 +4885,17 @@
       </w:r>
       <w:r>
         <w:rPr>
-          <w:lang w:val="pt-BR"/>
-        </w:rPr>
-        <w:t>Deep Learning (aprendizado profundo)</w:t>
+          <w:i/>
+          <w:iCs/>
+          <w:lang w:val="pt-BR"/>
+        </w:rPr>
+        <w:t>Deep Learning</w:t>
+      </w:r>
+      <w:r>
+        <w:rPr>
+          <w:lang w:val="pt-BR"/>
+        </w:rPr>
+        <w:t xml:space="preserve"> (aprendizado profundo)</w:t>
       </w:r>
     </w:p>
     <w:p>
@@ -4766,9 +4917,17 @@
       </w:r>
       <w:r>
         <w:rPr>
-          <w:lang w:val="pt-BR"/>
-        </w:rPr>
-        <w:t>Equal Error Rate (Taxa de Erro Igual)</w:t>
+          <w:i/>
+          <w:iCs/>
+          <w:lang w:val="pt-BR"/>
+        </w:rPr>
+        <w:t>Equal Error Rate</w:t>
+      </w:r>
+      <w:r>
+        <w:rPr>
+          <w:lang w:val="pt-BR"/>
+        </w:rPr>
+        <w:t xml:space="preserve"> (Taxa de Erro Igual)</w:t>
       </w:r>
     </w:p>
     <w:p>
@@ -4790,9 +4949,17 @@
       </w:r>
       <w:r>
         <w:rPr>
-          <w:lang w:val="pt-BR"/>
-        </w:rPr>
-        <w:t>Fast Fourier Transform (Transformada Rápida de Fourier)</w:t>
+          <w:i/>
+          <w:iCs/>
+          <w:lang w:val="pt-BR"/>
+        </w:rPr>
+        <w:t>Fast Fourier Transform</w:t>
+      </w:r>
+      <w:r>
+        <w:rPr>
+          <w:lang w:val="pt-BR"/>
+        </w:rPr>
+        <w:t xml:space="preserve"> (Transformada Rápida de Fourier)</w:t>
       </w:r>
     </w:p>
     <w:p>
@@ -4820,32 +4987,14 @@
       <w:r>
         <w:rPr>
           <w:rFonts w:ascii="Times New Roman" w:hAnsi="Times New Roman" w:eastAsia="Times New Roman" w:cs="Times New Roman"/>
+          <w:i/>
+          <w:iCs/>
           <w:noProof w:val="0"/>
           <w:sz w:val="24"/>
           <w:szCs w:val="24"/>
           <w:lang w:val="pt-BR"/>
         </w:rPr>
-        <w:t xml:space="preserve">Financial Crimes </w:t>
-      </w:r>
-      <w:r>
-        <w:rPr>
-          <w:rFonts w:ascii="Times New Roman" w:hAnsi="Times New Roman" w:eastAsia="Times New Roman" w:cs="Times New Roman"/>
-          <w:noProof w:val="0"/>
-          <w:sz w:val="24"/>
-          <w:szCs w:val="24"/>
-          <w:lang w:val="pt-BR"/>
-        </w:rPr>
-        <w:t>Enforcement</w:t>
-      </w:r>
-      <w:r>
-        <w:rPr>
-          <w:rFonts w:ascii="Times New Roman" w:hAnsi="Times New Roman" w:eastAsia="Times New Roman" w:cs="Times New Roman"/>
-          <w:noProof w:val="0"/>
-          <w:sz w:val="24"/>
-          <w:szCs w:val="24"/>
-          <w:lang w:val="pt-BR"/>
-        </w:rPr>
-        <w:t xml:space="preserve"> Network</w:t>
+        <w:t xml:space="preserve">Financial Crimes Enforcement Network</w:t>
       </w:r>
     </w:p>
     <w:p>
@@ -4870,6 +5019,8 @@
       </w:r>
       <w:r>
         <w:rPr>
+          <w:i/>
+          <w:iCs/>
           <w:lang w:val="pt-BR"/>
         </w:rPr>
         <w:t>Free Lossless Audio Codec</w:t>
@@ -4897,9 +5048,17 @@
       </w:r>
       <w:r>
         <w:rPr>
-          <w:lang w:val="pt-BR"/>
-        </w:rPr>
-        <w:t>False Negative Rate (Taxa de Falsos Negativos)</w:t>
+          <w:i/>
+          <w:iCs/>
+          <w:lang w:val="pt-BR"/>
+        </w:rPr>
+        <w:t>False Negative Rate</w:t>
+      </w:r>
+      <w:r>
+        <w:rPr>
+          <w:lang w:val="pt-BR"/>
+        </w:rPr>
+        <w:t xml:space="preserve"> (Taxa de Falsos Negativos)</w:t>
       </w:r>
     </w:p>
     <w:p>
@@ -4924,9 +5083,17 @@
       </w:r>
       <w:r>
         <w:rPr>
-          <w:lang w:val="pt-BR"/>
-        </w:rPr>
-        <w:t>False Positive Rate (Taxa de Falsos Positivos)</w:t>
+          <w:i/>
+          <w:iCs/>
+          <w:lang w:val="pt-BR"/>
+        </w:rPr>
+        <w:t>False Positive Rate</w:t>
+      </w:r>
+      <w:r>
+        <w:rPr>
+          <w:lang w:val="pt-BR"/>
+        </w:rPr>
+        <w:t xml:space="preserve"> (Taxa de Falsos Positivos)</w:t>
       </w:r>
     </w:p>
     <w:p>
@@ -4951,6 +5118,8 @@
       </w:r>
       <w:r>
         <w:rPr>
+          <w:i/>
+          <w:iCs/>
           <w:lang w:val="pt-BR"/>
         </w:rPr>
         <w:t>Gradient Boosting</w:t>
@@ -4975,9 +5144,17 @@
       </w:r>
       <w:r>
         <w:rPr>
-          <w:lang w:val="pt-BR"/>
-        </w:rPr>
-        <w:t>Graphics Processing Unit (unidade de processamento gráfico)</w:t>
+          <w:i/>
+          <w:iCs/>
+          <w:lang w:val="pt-BR"/>
+        </w:rPr>
+        <w:t>Graphics Processing Unit</w:t>
+      </w:r>
+      <w:r>
+        <w:rPr>
+          <w:lang w:val="pt-BR"/>
+        </w:rPr>
+        <w:t xml:space="preserve"> (unidade de processamento gráfico)</w:t>
       </w:r>
     </w:p>
     <w:p>
@@ -5002,6 +5179,8 @@
       </w:r>
       <w:r>
         <w:rPr>
+          <w:i/>
+          <w:iCs/>
           <w:lang w:val="pt-BR"/>
         </w:rPr>
         <w:t>Hidden Markov Model Toolkit</w:t>
@@ -5053,9 +5232,17 @@
       </w:r>
       <w:r>
         <w:rPr>
-          <w:lang w:val="pt-BR"/>
-        </w:rPr>
-        <w:t>k-Nearest Neighbour (k Vizinhos Mais Próximos)</w:t>
+          <w:i/>
+          <w:iCs/>
+          <w:lang w:val="pt-BR"/>
+        </w:rPr>
+        <w:t>k-Nearest Neighbour</w:t>
+      </w:r>
+      <w:r>
+        <w:rPr>
+          <w:lang w:val="pt-BR"/>
+        </w:rPr>
+        <w:t xml:space="preserve"> (k Vizinhos Mais Próximos)</w:t>
       </w:r>
     </w:p>
     <w:p>
@@ -5077,9 +5264,17 @@
       </w:r>
       <w:r>
         <w:rPr>
-          <w:lang w:val="pt-BR"/>
-        </w:rPr>
-        <w:t>Logical Access (acesso lógico)</w:t>
+          <w:i/>
+          <w:iCs/>
+          <w:lang w:val="pt-BR"/>
+        </w:rPr>
+        <w:t>Logical Access</w:t>
+      </w:r>
+      <w:r>
+        <w:rPr>
+          <w:lang w:val="pt-BR"/>
+        </w:rPr>
+        <w:t xml:space="preserve"> (acesso lógico)</w:t>
       </w:r>
     </w:p>
     <w:p>
@@ -5104,9 +5299,17 @@
       </w:r>
       <w:r>
         <w:rPr>
-          <w:lang w:val="pt-BR"/>
-        </w:rPr>
-        <w:t>Light Convolutional Neural Network (Rede Neural Convolucional Leve)</w:t>
+          <w:i/>
+          <w:iCs/>
+          <w:lang w:val="pt-BR"/>
+        </w:rPr>
+        <w:t>Light Convolutional Neural Network</w:t>
+      </w:r>
+      <w:r>
+        <w:rPr>
+          <w:lang w:val="pt-BR"/>
+        </w:rPr>
+        <w:t xml:space="preserve"> (Rede Neural Convolucional Leve)</w:t>
       </w:r>
     </w:p>
     <w:p>
@@ -5131,9 +5334,17 @@
       </w:r>
       <w:r>
         <w:rPr>
-          <w:lang w:val="pt-BR"/>
-        </w:rPr>
-        <w:t>Linear Frequency Cepstral Coefficients (Coeficientes Cepstrais de Frequência Linear)</w:t>
+          <w:i/>
+          <w:iCs/>
+          <w:lang w:val="pt-BR"/>
+        </w:rPr>
+        <w:t>Linear Frequency Cepstral Coefficients</w:t>
+      </w:r>
+      <w:r>
+        <w:rPr>
+          <w:lang w:val="pt-BR"/>
+        </w:rPr>
+        <w:t xml:space="preserve"> (Coeficientes Cepstrais de Frequência Linear)</w:t>
       </w:r>
     </w:p>
     <w:p>
@@ -5158,9 +5369,17 @@
       </w:r>
       <w:r>
         <w:rPr>
-          <w:lang w:val="pt-BR"/>
-        </w:rPr>
-        <w:t>Large Language Model (modelo de linguagem de grande escala)</w:t>
+          <w:i/>
+          <w:iCs/>
+          <w:lang w:val="pt-BR"/>
+        </w:rPr>
+        <w:t>Large Language Model</w:t>
+      </w:r>
+      <w:r>
+        <w:rPr>
+          <w:lang w:val="pt-BR"/>
+        </w:rPr>
+        <w:t xml:space="preserve"> (modelo de linguagem de grande escala)</w:t>
       </w:r>
     </w:p>
     <w:p>
@@ -5185,6 +5404,8 @@
       </w:r>
       <w:r>
         <w:rPr>
+          <w:i/>
+          <w:iCs/>
           <w:lang w:val="pt-BR"/>
         </w:rPr>
         <w:t>Message-Digest Algorithm 5</w:t>
@@ -5209,9 +5430,17 @@
       </w:r>
       <w:r>
         <w:rPr>
-          <w:lang w:val="pt-BR"/>
-        </w:rPr>
-        <w:t>Mel-Frequency Cepstral Coefficients (Coeficientes Cepstrais de Frequência Mel)</w:t>
+          <w:i/>
+          <w:iCs/>
+          <w:lang w:val="pt-BR"/>
+        </w:rPr>
+        <w:t>Mel-Frequency Cepstral Coefficients</w:t>
+      </w:r>
+      <w:r>
+        <w:rPr>
+          <w:lang w:val="pt-BR"/>
+        </w:rPr>
+        <w:t xml:space="preserve"> (Coeficientes Cepstrais de Frequência Mel)</w:t>
       </w:r>
     </w:p>
     <w:p>
@@ -5236,9 +5465,17 @@
       </w:r>
       <w:r>
         <w:rPr>
-          <w:lang w:val="pt-BR"/>
-        </w:rPr>
-        <w:t>Multi-Layer Perceptron (Perceptron Multicamadas)</w:t>
+          <w:i/>
+          <w:iCs/>
+          <w:lang w:val="pt-BR"/>
+        </w:rPr>
+        <w:t>Multi-Layer Perceptron</w:t>
+      </w:r>
+      <w:r>
+        <w:rPr>
+          <w:lang w:val="pt-BR"/>
+        </w:rPr>
+        <w:t xml:space="preserve"> (Perceptron Multicamadas)</w:t>
       </w:r>
     </w:p>
     <w:p>
@@ -5263,9 +5500,17 @@
       </w:r>
       <w:r>
         <w:rPr>
-          <w:lang w:val="pt-BR"/>
-        </w:rPr>
-        <w:t>Not a Number (valor não numérico)</w:t>
+          <w:i/>
+          <w:iCs/>
+          <w:lang w:val="pt-BR"/>
+        </w:rPr>
+        <w:t>Not a Number</w:t>
+      </w:r>
+      <w:r>
+        <w:rPr>
+          <w:lang w:val="pt-BR"/>
+        </w:rPr>
+        <w:t xml:space="preserve"> (valor não numérico)</w:t>
       </w:r>
     </w:p>
     <w:p>
@@ -5290,9 +5535,17 @@
       </w:r>
       <w:r>
         <w:rPr>
-          <w:lang w:val="pt-BR"/>
-        </w:rPr>
-        <w:t>Physical Access (acesso físico)</w:t>
+          <w:i/>
+          <w:iCs/>
+          <w:lang w:val="pt-BR"/>
+        </w:rPr>
+        <w:t>Physical Access</w:t>
+      </w:r>
+      <w:r>
+        <w:rPr>
+          <w:lang w:val="pt-BR"/>
+        </w:rPr>
+        <w:t xml:space="preserve"> (acesso físico)</w:t>
       </w:r>
     </w:p>
     <w:p>
@@ -5314,9 +5567,17 @@
       </w:r>
       <w:r>
         <w:rPr>
-          <w:lang w:val="pt-BR"/>
-        </w:rPr>
-        <w:t>Radial Basis Function (função de base radial)</w:t>
+          <w:i/>
+          <w:iCs/>
+          <w:lang w:val="pt-BR"/>
+        </w:rPr>
+        <w:t>Radial Basis Function</w:t>
+      </w:r>
+      <w:r>
+        <w:rPr>
+          <w:lang w:val="pt-BR"/>
+        </w:rPr>
+        <w:t xml:space="preserve"> (função de base radial)</w:t>
       </w:r>
     </w:p>
     <w:p>
@@ -5341,9 +5602,17 @@
       </w:r>
       <w:r>
         <w:rPr>
-          <w:lang w:val="pt-BR"/>
-        </w:rPr>
-        <w:t>Rectified Linear Unit (unidade linear retificada)</w:t>
+          <w:i/>
+          <w:iCs/>
+          <w:lang w:val="pt-BR"/>
+        </w:rPr>
+        <w:t>Rectified Linear Unit</w:t>
+      </w:r>
+      <w:r>
+        <w:rPr>
+          <w:lang w:val="pt-BR"/>
+        </w:rPr>
+        <w:t xml:space="preserve"> (unidade linear retificada)</w:t>
       </w:r>
     </w:p>
     <w:p>
@@ -5365,6 +5634,8 @@
       </w:r>
       <w:r>
         <w:rPr>
+          <w:i/>
+          <w:iCs/>
           <w:lang w:val="pt-BR"/>
         </w:rPr>
         <w:t>Random Forest</w:t>
@@ -5392,9 +5663,17 @@
       </w:r>
       <w:r>
         <w:rPr>
-          <w:lang w:val="pt-BR"/>
-        </w:rPr>
-        <w:t>Root Mean Square (valor quadrático médio)</w:t>
+          <w:i/>
+          <w:iCs/>
+          <w:lang w:val="pt-BR"/>
+        </w:rPr>
+        <w:t>Root Mean Square</w:t>
+      </w:r>
+      <w:r>
+        <w:rPr>
+          <w:lang w:val="pt-BR"/>
+        </w:rPr>
+        <w:t xml:space="preserve"> (valor quadrático médio)</w:t>
       </w:r>
     </w:p>
     <w:p>
@@ -5416,6 +5695,8 @@
       </w:r>
       <w:r>
         <w:rPr>
+          <w:i/>
+          <w:iCs/>
           <w:lang w:val="pt-BR"/>
         </w:rPr>
         <w:t>Receiver Operating Characteristic</w:t>
@@ -5440,9 +5721,17 @@
       </w:r>
       <w:r>
         <w:rPr>
-          <w:lang w:val="pt-BR"/>
-        </w:rPr>
-        <w:t>Short-Time Fourier Transform (Transformada de Fourier de Tempo Curto)</w:t>
+          <w:i/>
+          <w:iCs/>
+          <w:lang w:val="pt-BR"/>
+        </w:rPr>
+        <w:t>Short-Time Fourier Transform</w:t>
+      </w:r>
+      <w:r>
+        <w:rPr>
+          <w:lang w:val="pt-BR"/>
+        </w:rPr>
+        <w:t xml:space="preserve"> (Transformada de Fourier de Tempo Curto)</w:t>
       </w:r>
     </w:p>
     <w:p>
@@ -5464,9 +5753,17 @@
       </w:r>
       <w:r>
         <w:rPr>
-          <w:lang w:val="pt-BR"/>
-        </w:rPr>
-        <w:t>Support Vector Machine (Máquina de Vetores de Suporte)</w:t>
+          <w:i/>
+          <w:iCs/>
+          <w:lang w:val="pt-BR"/>
+        </w:rPr>
+        <w:t>Support Vector Machine</w:t>
+      </w:r>
+      <w:r>
+        <w:rPr>
+          <w:lang w:val="pt-BR"/>
+        </w:rPr>
+        <w:t xml:space="preserve"> (Máquina de Vetores de Suporte)</w:t>
       </w:r>
     </w:p>
     <w:p>
@@ -5488,6 +5785,8 @@
       </w:r>
       <w:r>
         <w:rPr>
+          <w:i/>
+          <w:iCs/>
           <w:lang w:val="pt-BR"/>
         </w:rPr>
         <w:t>TensorFloat-32</w:t>
@@ -5512,6 +5811,8 @@
       </w:r>
       <w:r>
         <w:rPr>
+          <w:i/>
+          <w:iCs/>
           <w:lang w:val="pt-BR"/>
         </w:rPr>
         <w:t>Text-to-Speech</w:t>
@@ -5536,9 +5837,17 @@
       </w:r>
       <w:r>
         <w:rPr>
-          <w:lang w:val="pt-BR"/>
-        </w:rPr>
-        <w:t>Voice Activity Detection (detecção de atividade de voz)</w:t>
+          <w:i/>
+          <w:iCs/>
+          <w:lang w:val="pt-BR"/>
+        </w:rPr>
+        <w:t>Voice Activity Detection</w:t>
+      </w:r>
+      <w:r>
+        <w:rPr>
+          <w:lang w:val="pt-BR"/>
+        </w:rPr>
+        <w:t xml:space="preserve"> (detecção de atividade de voz)</w:t>
       </w:r>
     </w:p>
     <w:p>
@@ -5560,9 +5869,17 @@
       </w:r>
       <w:r>
         <w:rPr>
-          <w:lang w:val="pt-BR"/>
-        </w:rPr>
-        <w:t>Voice Conversion (conversão de voz)</w:t>
+          <w:i/>
+          <w:iCs/>
+          <w:lang w:val="pt-BR"/>
+        </w:rPr>
+        <w:t>Voice Conversion</w:t>
+      </w:r>
+      <w:r>
+        <w:rPr>
+          <w:lang w:val="pt-BR"/>
+        </w:rPr>
+        <w:t xml:space="preserve"> (conversão de voz)</w:t>
       </w:r>
     </w:p>
     <w:p>
@@ -5584,9 +5901,17 @@
       </w:r>
       <w:r>
         <w:rPr>
-          <w:lang w:val="pt-BR"/>
-        </w:rPr>
-        <w:t>Zero Crossing Rate (Taxa de Cruzamento por Zero)</w:t>
+          <w:i/>
+          <w:iCs/>
+          <w:lang w:val="pt-BR"/>
+        </w:rPr>
+        <w:t>Zero Crossing Rate</w:t>
+      </w:r>
+      <w:r>
+        <w:rPr>
+          <w:lang w:val="pt-BR"/>
+        </w:rPr>
+        <w:t xml:space="preserve"> (Taxa de Cruzamento por Zero)</w:t>
       </w:r>
     </w:p>
     <w:p>
@@ -5978,7 +6303,18 @@
       </w:r>
       <w:r>
         <w:rPr/>
-        <w:t>2.1 Síntese de Voz e Deepfakes de Áudio</w:t>
+        <w:t xml:space="preserve">2.1 Síntese de Voz e </w:t>
+      </w:r>
+      <w:r>
+        <w:rPr>
+          <w:i/>
+          <w:iCs/>
+        </w:rPr>
+        <w:t>Deepfakes</w:t>
+      </w:r>
+      <w:r>
+        <w:rPr/>
+        <w:t xml:space="preserve"> de Áudio</w:t>
       </w:r>
       <w:r>
         <w:tab/>
@@ -6064,7 +6400,18 @@
       </w:r>
       <w:r>
         <w:rPr/>
-        <w:t>2.3 Características Acústicas (Features) para Classificação</w:t>
+        <w:t>2.3 Características Acústicas (</w:t>
+      </w:r>
+      <w:r>
+        <w:rPr>
+          <w:i/>
+          <w:iCs/>
+        </w:rPr>
+        <w:t>Features</w:t>
+      </w:r>
+      <w:r>
+        <w:rPr/>
+        <w:t>) para Classificação</w:t>
       </w:r>
       <w:r>
         <w:tab/>
@@ -6236,7 +6583,18 @@
       </w:r>
       <w:r>
         <w:rPr/>
-        <w:t>2.4 Algoritmos de Machine Learning para Classificação</w:t>
+        <w:t xml:space="preserve">2.4 Algoritmos de </w:t>
+      </w:r>
+      <w:r>
+        <w:rPr>
+          <w:i/>
+          <w:iCs/>
+        </w:rPr>
+        <w:t>Machine Learning</w:t>
+      </w:r>
+      <w:r>
+        <w:rPr/>
+        <w:t xml:space="preserve"> para Classificação</w:t>
       </w:r>
       <w:r>
         <w:tab/>
@@ -6279,7 +6637,29 @@
       </w:r>
       <w:r>
         <w:rPr/>
-        <w:t>2.4.1 Random Forest e Support Vector Machine (SVM)</w:t>
+        <w:t xml:space="preserve">2.4.1 </w:t>
+      </w:r>
+      <w:r>
+        <w:rPr>
+          <w:i/>
+          <w:iCs/>
+        </w:rPr>
+        <w:t>Random Forest</w:t>
+      </w:r>
+      <w:r>
+        <w:rPr/>
+        <w:t xml:space="preserve"> e </w:t>
+      </w:r>
+      <w:r>
+        <w:rPr>
+          <w:i/>
+          <w:iCs/>
+        </w:rPr>
+        <w:t xml:space="preserve">Support Vector Machine</w:t>
+      </w:r>
+      <w:r>
+        <w:rPr/>
+        <w:t xml:space="preserve"> (SVM)</w:t>
       </w:r>
       <w:r>
         <w:tab/>
@@ -6967,7 +7347,18 @@
       </w:r>
       <w:r>
         <w:rPr/>
-        <w:t>4.2 Pipeline de Características e Lote Único de Reextração</w:t>
+        <w:t xml:space="preserve">4.2 </w:t>
+      </w:r>
+      <w:r>
+        <w:rPr>
+          <w:i/>
+          <w:iCs/>
+        </w:rPr>
+        <w:t>Pipeline</w:t>
+      </w:r>
+      <w:r>
+        <w:rPr/>
+        <w:t xml:space="preserve"> de Características e Lote Único de Reextração</w:t>
       </w:r>
       <w:r>
         <w:tab/>
@@ -7010,7 +7401,18 @@
       </w:r>
       <w:r>
         <w:rPr/>
-        <w:t>4.3 Treinamento de Random Forest e SVM</w:t>
+        <w:t xml:space="preserve">4.3 Treinamento de </w:t>
+      </w:r>
+      <w:r>
+        <w:rPr>
+          <w:i/>
+          <w:iCs/>
+        </w:rPr>
+        <w:t>Random Forest</w:t>
+      </w:r>
+      <w:r>
+        <w:rPr/>
+        <w:t xml:space="preserve"> e SVM</w:t>
       </w:r>
       <w:r>
         <w:tab/>
@@ -7311,7 +7713,18 @@
       </w:r>
       <w:r>
         <w:rPr/>
-        <w:t>5.4 Comparação Estatística: Bootstrap Pareado</w:t>
+        <w:t xml:space="preserve">5.4 Comparação Estatística: </w:t>
+      </w:r>
+      <w:r>
+        <w:rPr>
+          <w:i/>
+          <w:iCs/>
+        </w:rPr>
+        <w:t>Bootstrap</w:t>
+      </w:r>
+      <w:r>
+        <w:rPr/>
+        <w:t xml:space="preserve"> Pareado</w:t>
       </w:r>
       <w:r>
         <w:tab/>
@@ -7397,7 +7810,14 @@
       </w:r>
       <w:r>
         <w:rPr/>
-        <w:t>5.6 Análise por Ataque e por Codec</w:t>
+        <w:t xml:space="preserve">5.6 Análise por Ataque e por </w:t>
+      </w:r>
+      <w:r>
+        <w:rPr>
+          <w:i/>
+          <w:iCs/>
+        </w:rPr>
+        <w:t>Codec</w:t>
       </w:r>
       <w:r>
         <w:tab/>
@@ -7483,7 +7903,14 @@
       </w:r>
       <w:r>
         <w:rPr/>
-        <w:t>5.8 Importância das Características no Random Forest</w:t>
+        <w:t xml:space="preserve">5.8 Importância das Características no </w:t>
+      </w:r>
+      <w:r>
+        <w:rPr>
+          <w:i/>
+          <w:iCs/>
+        </w:rPr>
+        <w:t>Random Forest</w:t>
       </w:r>
       <w:r>
         <w:tab/>
@@ -7838,7 +8265,7 @@
         <w:rPr>
           <w:lang w:val="pt-BR"/>
         </w:rPr>
-        <w:t xml:space="preserve">, tem possibilitado a geração de conteúdos sintéticos cada vez mais realistas (GOODFELLOW; BENGIO; COURVILLE, 2016). </w:t>
+        <w:t xml:space="preserve">, tem possibilitado a geração de conteúdos sintéticos cada vez mais realistas (Goodfellow; Bengio; Courville, 2016). </w:t>
       </w:r>
       <w:r>
         <w:rPr>
@@ -7848,19 +8275,7 @@
           <w:szCs w:val="24"/>
           <w:lang w:val="pt-BR"/>
         </w:rPr>
-        <w:t xml:space="preserve">No contexto do processamento de sinais de áudio, esse avanço se manifesta por meio de sistemas capazes de sintetizar vozes humanas com alto grau de fidelidade (WANG </w:t>
-      </w:r>
-      <w:r>
-        <w:rPr>
-          <w:rFonts w:ascii="Times New Roman" w:hAnsi="Times New Roman" w:eastAsia="Times New Roman" w:cs="Times New Roman"/>
-          <w:i/>
-          <w:iCs/>
-          <w:noProof w:val="0"/>
-          <w:sz w:val="24"/>
-          <w:szCs w:val="24"/>
-          <w:lang w:val="pt-BR"/>
-        </w:rPr>
-        <w:t xml:space="preserve">et al.</w:t>
+        <w:t xml:space="preserve">No contexto do processamento de sinais de áudio, esse avanço se manifesta por meio de sistemas capazes de sintetizar vozes humanas com alto grau de fidelidade (</w:t>
       </w:r>
       <w:r>
         <w:rPr>
@@ -7870,19 +8285,7 @@
           <w:szCs w:val="24"/>
           <w:lang w:val="pt-BR"/>
         </w:rPr>
-        <w:t xml:space="preserve">, 2017) e, mais recentemente, de reproduzir a voz de um locutor específico a partir de poucos segundos de gravação, a chamada clonagem de voz (WANG </w:t>
-      </w:r>
-      <w:r>
-        <w:rPr>
-          <w:rFonts w:ascii="Times New Roman" w:hAnsi="Times New Roman" w:eastAsia="Times New Roman" w:cs="Times New Roman"/>
-          <w:i/>
-          <w:iCs/>
-          <w:noProof w:val="0"/>
-          <w:sz w:val="24"/>
-          <w:szCs w:val="24"/>
-          <w:lang w:val="pt-BR"/>
-        </w:rPr>
-        <w:t xml:space="preserve">et al.</w:t>
+        <w:t>Wang, Y.</w:t>
       </w:r>
       <w:r>
         <w:rPr>
@@ -7892,6 +8295,70 @@
           <w:szCs w:val="24"/>
           <w:lang w:val="pt-BR"/>
         </w:rPr>
+        <w:t xml:space="preserve"> </w:t>
+      </w:r>
+      <w:r>
+        <w:rPr>
+          <w:rFonts w:ascii="Times New Roman" w:hAnsi="Times New Roman" w:eastAsia="Times New Roman" w:cs="Times New Roman"/>
+          <w:i/>
+          <w:iCs/>
+          <w:noProof w:val="0"/>
+          <w:sz w:val="24"/>
+          <w:szCs w:val="24"/>
+          <w:lang w:val="pt-BR"/>
+        </w:rPr>
+        <w:t xml:space="preserve">et al.</w:t>
+      </w:r>
+      <w:r>
+        <w:rPr>
+          <w:rFonts w:ascii="Times New Roman" w:hAnsi="Times New Roman" w:eastAsia="Times New Roman" w:cs="Times New Roman"/>
+          <w:noProof w:val="0"/>
+          <w:sz w:val="24"/>
+          <w:szCs w:val="24"/>
+          <w:lang w:val="pt-BR"/>
+        </w:rPr>
+        <w:t xml:space="preserve">, 2017) e, mais recentemente, de reproduzir a voz de um locutor específico a partir de poucos segundos de gravação, a chamada clonagem de voz (</w:t>
+      </w:r>
+      <w:r>
+        <w:rPr>
+          <w:rFonts w:ascii="Times New Roman" w:hAnsi="Times New Roman" w:eastAsia="Times New Roman" w:cs="Times New Roman"/>
+          <w:noProof w:val="0"/>
+          <w:sz w:val="24"/>
+          <w:szCs w:val="24"/>
+          <w:lang w:val="pt-BR"/>
+        </w:rPr>
+        <w:t>Wang, C.</w:t>
+      </w:r>
+      <w:r>
+        <w:rPr>
+          <w:rFonts w:ascii="Times New Roman" w:hAnsi="Times New Roman" w:eastAsia="Times New Roman" w:cs="Times New Roman"/>
+          <w:noProof w:val="0"/>
+          <w:sz w:val="24"/>
+          <w:szCs w:val="24"/>
+          <w:lang w:val="pt-BR"/>
+        </w:rPr>
+        <w:t xml:space="preserve"> </w:t>
+      </w:r>
+      <w:r>
+        <w:rPr>
+          <w:rFonts w:ascii="Times New Roman" w:hAnsi="Times New Roman" w:eastAsia="Times New Roman" w:cs="Times New Roman"/>
+          <w:i/>
+          <w:iCs/>
+          <w:noProof w:val="0"/>
+          <w:sz w:val="24"/>
+          <w:szCs w:val="24"/>
+          <w:lang w:val="pt-BR"/>
+        </w:rPr>
+        <w:t xml:space="preserve">et al.</w:t>
+      </w:r>
+      <w:r>
+        <w:rPr>
+          <w:rFonts w:ascii="Times New Roman" w:hAnsi="Times New Roman" w:eastAsia="Times New Roman" w:cs="Times New Roman"/>
+          <w:noProof w:val="0"/>
+          <w:sz w:val="24"/>
+          <w:szCs w:val="24"/>
+          <w:lang w:val="pt-BR"/>
+        </w:rPr>
         <w:t xml:space="preserve">, 2023).</w:t>
       </w:r>
       <w:r>
@@ -7906,7 +8373,13 @@
           <w:iCs w:val="1"/>
           <w:lang w:val="pt-BR"/>
         </w:rPr>
-        <w:t>Text</w:t>
+        <w:t>Text-to-Speech</w:t>
+      </w:r>
+      <w:r>
+        <w:rPr>
+          <w:lang w:val="pt-BR"/>
+        </w:rPr>
+        <w:t xml:space="preserve"> (TTS) e </w:t>
       </w:r>
       <w:r>
         <w:rPr>
@@ -7914,51 +8387,13 @@
           <w:iCs w:val="1"/>
           <w:lang w:val="pt-BR"/>
         </w:rPr>
-        <w:t>-</w:t>
-      </w:r>
-      <w:r>
-        <w:rPr>
-          <w:i w:val="1"/>
-          <w:iCs w:val="1"/>
-          <w:lang w:val="pt-BR"/>
-        </w:rPr>
-        <w:t>to</w:t>
-      </w:r>
-      <w:r>
-        <w:rPr>
-          <w:i w:val="1"/>
-          <w:iCs w:val="1"/>
-          <w:lang w:val="pt-BR"/>
-        </w:rPr>
-        <w:t>-Speech</w:t>
-      </w:r>
-      <w:r>
-        <w:rPr>
-          <w:lang w:val="pt-BR"/>
-        </w:rPr>
-        <w:t xml:space="preserve"> (TTS) e </w:t>
-      </w:r>
-      <w:r>
-        <w:rPr>
-          <w:i w:val="1"/>
-          <w:iCs w:val="1"/>
-          <w:lang w:val="pt-BR"/>
-        </w:rPr>
-        <w:t xml:space="preserve">Voice </w:t>
-      </w:r>
-      <w:r>
-        <w:rPr>
-          <w:i w:val="1"/>
-          <w:iCs w:val="1"/>
-          <w:lang w:val="pt-BR"/>
-        </w:rPr>
-        <w:t>Conversion</w:t>
-      </w:r>
-      <w:r>
-        <w:rPr>
-          <w:lang w:val="pt-BR"/>
-        </w:rPr>
-        <w:t xml:space="preserve"> (VC) elevaram o realismo da fala sintética a patamares que tornam a sua diferenciação perceptual cada vez mais difícil (SINGH </w:t>
+        <w:t xml:space="preserve">Voice Conversion</w:t>
+      </w:r>
+      <w:r>
+        <w:rPr>
+          <w:lang w:val="pt-BR"/>
+        </w:rPr>
+        <w:t xml:space="preserve"> (VC) elevaram o realismo da fala sintética a patamares que tornam a sua diferenciação perceptual cada vez mais difícil (Singh </w:t>
       </w:r>
       <w:r>
         <w:rPr>
@@ -7985,7 +8420,7 @@
         <w:rPr>
           <w:lang w:val="pt-BR"/>
         </w:rPr>
-        <w:t xml:space="preserve">Embora tais tecnologias apresentem aplicações legítimas, como assistentes virtuais, acessibilidade e dublagem automatizada, seu uso indevido tem levantado preocupações significativas, especialmente no que diz respeito à segurança da informação, fraudes e disseminação de desinformação (MÜLLER </w:t>
+        <w:t xml:space="preserve">Embora tais tecnologias apresentem aplicações legítimas, como assistentes virtuais, acessibilidade e dublagem automatizada, seu uso indevido tem levantado preocupações significativas, especialmente no que diz respeito à segurança da informação, fraudes e disseminação de desinformação (Müller </w:t>
       </w:r>
       <w:r>
         <w:rPr>
@@ -8031,7 +8466,7 @@
         <w:rPr>
           <w:lang w:val="pt-BR"/>
         </w:rPr>
-        <w:t xml:space="preserve"> e falsificação de identidade (BATEMAN, 2020; FINCEN, 2024), além de enfraquecer a confiança em gravações como evidência (CHESNEY; CITRON, 2019).</w:t>
+        <w:t xml:space="preserve"> e falsificação de identidade (Bateman, 2020; FinCEN, 2024), além de enfraquecer a confiança em gravações como evidência (Chesney; Citron, 2019).</w:t>
       </w:r>
     </w:p>
     <w:p>
@@ -8044,7 +8479,7 @@
         <w:rPr>
           <w:lang w:val="pt-BR"/>
         </w:rPr>
-        <w:t xml:space="preserve">Diante desse cenário, surge a necessidade de desenvolver mecanismos capazes de diferenciar automaticamente entre áudios gerados por humanos e aqueles produzidos por sistemas de inteligência artificial (LIU </w:t>
+        <w:t xml:space="preserve">Diante desse cenário, surge a necessidade de desenvolver mecanismos capazes de diferenciar automaticamente entre áudios gerados por humanos e aqueles produzidos por sistemas de inteligência artificial (Liu </w:t>
       </w:r>
       <w:r>
         <w:rPr>
@@ -8128,7 +8563,7 @@
         <w:rPr>
           <w:lang w:val="pt-BR"/>
         </w:rPr>
-        <w:t>), edição de 2021 (BHUKYA; RAJ; KUMAR, 2025), evidenciando a pertinência de uma comparação sistemática entre essas duas famílias de métodos.</w:t>
+        <w:t>), edição de 2021 (Bhukya; Raj; Kumar, 2025), evidenciando a pertinência de uma comparação sistemática entre essas duas famílias de métodos.</w:t>
       </w:r>
     </w:p>
     <w:p>
@@ -8540,7 +8975,7 @@
         <w:rPr>
           <w:lang w:val="pt-BR"/>
         </w:rPr>
-        <w:t xml:space="preserve">, torna cada vez mais difícil distinguir conteúdos autênticos de conteúdos artificiais (SINGH </w:t>
+        <w:t xml:space="preserve">, torna cada vez mais difícil distinguir conteúdos autênticos de conteúdos artificiais (Singh </w:t>
       </w:r>
       <w:r>
         <w:rPr>
@@ -8554,7 +8989,37 @@
         <w:rPr>
           <w:lang w:val="pt-BR"/>
         </w:rPr>
-        <w:t xml:space="preserve">, 2026), o que representa um desafio relevante para áreas como segurança digital, autenticação biométrica e verificação de identidade (MÜLLER </w:t>
+        <w:t xml:space="preserve">, 2026), o que representa um desafio relevante para áreas como segurança digital, autenticação biométrica e verificação de identidade (</w:t>
+      </w:r>
+      <w:r>
+        <w:rPr>
+          <w:lang w:val="pt-BR"/>
+        </w:rPr>
+        <w:t>Bateman, 2020</w:t>
+      </w:r>
+      <w:r>
+        <w:rPr>
+          <w:lang w:val="pt-BR"/>
+        </w:rPr>
+        <w:t xml:space="preserve">; </w:t>
+      </w:r>
+      <w:r>
+        <w:rPr>
+          <w:lang w:val="pt-BR"/>
+        </w:rPr>
+        <w:t>FinCEN, 2024</w:t>
+      </w:r>
+      <w:r>
+        <w:rPr>
+          <w:lang w:val="pt-BR"/>
+        </w:rPr>
+        <w:t xml:space="preserve">; </w:t>
+      </w:r>
+      <w:r>
+        <w:rPr>
+          <w:lang w:val="pt-BR"/>
+        </w:rPr>
+        <w:t xml:space="preserve">Müller </w:t>
       </w:r>
       <w:r>
         <w:rPr>
@@ -8568,13 +9033,7 @@
         <w:rPr>
           <w:lang w:val="pt-BR"/>
         </w:rPr>
-        <w:t xml:space="preserve">, 2022; </w:t>
-      </w:r>
-      <w:r>
-        <w:rPr>
-          <w:lang w:val="pt-BR"/>
-        </w:rPr>
-        <w:t>BATEMAN, 2020; FINCEN, 2024</w:t>
+        <w:t>, 2022</w:t>
       </w:r>
       <w:r>
         <w:rPr>
@@ -8681,7 +9140,7 @@
         <w:rPr>
           <w:lang w:val="pt-BR"/>
         </w:rPr>
-        <w:t xml:space="preserve"> de áudio (LIU </w:t>
+        <w:t xml:space="preserve"> de áudio (Liu </w:t>
       </w:r>
       <w:r>
         <w:rPr>
@@ -8805,7 +9264,7 @@
         <w:rPr>
           <w:lang w:val="pt-BR"/>
         </w:rPr>
-        <w:t xml:space="preserve"> baseados em síntese de voz e conversão de voz (LIU </w:t>
+        <w:t xml:space="preserve"> baseados em síntese de voz e conversão de voz (Liu </w:t>
       </w:r>
       <w:r>
         <w:rPr>
@@ -8859,7 +9318,7 @@
         <w:rPr>
           <w:lang w:val="pt-BR"/>
         </w:rPr>
-        <w:t xml:space="preserve"> (BHUKYA; RAJ; KUMAR, 2025; ZHANG </w:t>
+        <w:t xml:space="preserve"> (Bhukya; Raj; Kumar, 2025; Zhang </w:t>
       </w:r>
       <w:r>
         <w:rPr>
@@ -8873,7 +9332,7 @@
         <w:rPr>
           <w:lang w:val="pt-BR"/>
         </w:rPr>
-        <w:t xml:space="preserve">, 2025). Como o ASVspoof 2021 LA não dispõe de partições próprias de treino e de desenvolvimento (LIU </w:t>
+        <w:t xml:space="preserve">, 2025). Como o ASVspoof 2021 LA não dispõe de partições próprias de treino e de desenvolvimento (Liu </w:t>
       </w:r>
       <w:r>
         <w:rPr>
@@ -9255,7 +9714,21 @@
         <w:rPr>
           <w:lang w:val="pt-BR"/>
         </w:rPr>
-        <w:t>2.1 Síntese de Voz e Deepfakes de Áudio</w:t>
+        <w:t xml:space="preserve">2.1 Síntese de Voz e </w:t>
+      </w:r>
+      <w:r>
+        <w:rPr>
+          <w:i/>
+          <w:iCs/>
+          <w:lang w:val="pt-BR"/>
+        </w:rPr>
+        <w:t>Deepfakes</w:t>
+      </w:r>
+      <w:r>
+        <w:rPr>
+          <w:lang w:val="pt-BR"/>
+        </w:rPr>
+        <w:t xml:space="preserve"> de Áudio</w:t>
       </w:r>
       <w:bookmarkEnd w:id="1956403442"/>
     </w:p>
@@ -9283,7 +9756,7 @@
         <w:rPr>
           <w:lang w:val="pt-BR"/>
         </w:rPr>
-        <w:t>), refere-se ao processo por meio do qual sistemas computacionais transformam texto escrito em fala humana artificial. Os primeiros sistemas de síntese produziam vozes nitidamente artificiais, o que limitava sua aceitação em interações cotidianas. Com a maturação das redes neurais profundas, contudo, observou-se um avanço significativo na qualidade da fala gerada, possibilitando a reprodução de aspectos prosódicos como expressividade e ritmo (GOODFELLOW; BENGIO; COURVILLE, 2016).</w:t>
+        <w:t>), refere-se ao processo por meio do qual sistemas computacionais transformam texto escrito em fala humana artificial. Os primeiros sistemas de síntese produziam vozes nitidamente artificiais, o que limitava sua aceitação em interações cotidianas. Com a maturação das redes neurais profundas, contudo, observou-se um avanço significativo na qualidade da fala gerada, possibilitando a reprodução de aspectos prosódicos como expressividade e ritmo (Goodfellow; Bengio; Courville, 2016).</w:t>
       </w:r>
     </w:p>
     <w:p>
@@ -9309,7 +9782,19 @@
         <w:rPr>
           <w:lang w:val="pt-BR"/>
         </w:rPr>
-        <w:t xml:space="preserve"> (WANG </w:t>
+        <w:t xml:space="preserve"> (</w:t>
+      </w:r>
+      <w:r>
+        <w:rPr>
+          <w:lang w:val="pt-BR"/>
+        </w:rPr>
+        <w:t>Wang, Y.</w:t>
+      </w:r>
+      <w:r>
+        <w:rPr>
+          <w:lang w:val="pt-BR"/>
+        </w:rPr>
+        <w:t xml:space="preserve"> </w:t>
       </w:r>
       <w:r>
         <w:rPr>
@@ -9335,7 +9820,7 @@
         <w:rPr>
           <w:lang w:val="pt-BR"/>
         </w:rPr>
-        <w:t xml:space="preserve"> (OORD </w:t>
+        <w:t xml:space="preserve"> (Oord </w:t>
       </w:r>
       <w:r>
         <w:rPr>
@@ -9415,19 +9900,7 @@
           <w:szCs w:val="24"/>
           <w:lang w:val="pt-BR"/>
         </w:rPr>
-        <w:t xml:space="preserve">o que ampliou aplicações legítimas, como assistentes de voz, ferramentas de acessibilidade e a produção de conteúdo criativo e de entretenimento (SHI </w:t>
-      </w:r>
-      <w:r>
-        <w:rPr>
-          <w:rFonts w:ascii="Times New Roman" w:hAnsi="Times New Roman" w:eastAsia="Times New Roman" w:cs="Times New Roman"/>
-          <w:i/>
-          <w:iCs/>
-          <w:noProof w:val="0"/>
-          <w:sz w:val="24"/>
-          <w:szCs w:val="24"/>
-          <w:lang w:val="pt-BR"/>
-        </w:rPr>
-        <w:t xml:space="preserve">et al.</w:t>
+        <w:t xml:space="preserve">o que ampliou aplicações legítimas, como assistentes de voz, ferramentas de acessibilidade e a produção de conteúdo criativo e de entretenimento (</w:t>
       </w:r>
       <w:r>
         <w:rPr>
@@ -9437,19 +9910,7 @@
           <w:szCs w:val="24"/>
           <w:lang w:val="pt-BR"/>
         </w:rPr>
-        <w:t xml:space="preserve">, 2025; SINGH </w:t>
-      </w:r>
-      <w:r>
-        <w:rPr>
-          <w:rFonts w:ascii="Times New Roman" w:hAnsi="Times New Roman" w:eastAsia="Times New Roman" w:cs="Times New Roman"/>
-          <w:i/>
-          <w:iCs/>
-          <w:noProof w:val="0"/>
-          <w:sz w:val="24"/>
-          <w:szCs w:val="24"/>
-          <w:lang w:val="pt-BR"/>
-        </w:rPr>
-        <w:t xml:space="preserve">et al.</w:t>
+        <w:t>Negreiro, 2025</w:t>
       </w:r>
       <w:r>
         <w:rPr>
@@ -9459,7 +9920,71 @@
           <w:szCs w:val="24"/>
           <w:lang w:val="pt-BR"/>
         </w:rPr>
-        <w:t xml:space="preserve">, 2026; NEGREIRO, 2025).</w:t>
+        <w:t xml:space="preserve">; </w:t>
+      </w:r>
+      <w:r>
+        <w:rPr>
+          <w:rFonts w:ascii="Times New Roman" w:hAnsi="Times New Roman" w:eastAsia="Times New Roman" w:cs="Times New Roman"/>
+          <w:noProof w:val="0"/>
+          <w:sz w:val="24"/>
+          <w:szCs w:val="24"/>
+          <w:lang w:val="pt-BR"/>
+        </w:rPr>
+        <w:t xml:space="preserve">Shi </w:t>
+      </w:r>
+      <w:r>
+        <w:rPr>
+          <w:rFonts w:ascii="Times New Roman" w:hAnsi="Times New Roman" w:eastAsia="Times New Roman" w:cs="Times New Roman"/>
+          <w:i/>
+          <w:iCs/>
+          <w:noProof w:val="0"/>
+          <w:sz w:val="24"/>
+          <w:szCs w:val="24"/>
+          <w:lang w:val="pt-BR"/>
+        </w:rPr>
+        <w:t>et al.</w:t>
+      </w:r>
+      <w:r>
+        <w:rPr>
+          <w:rFonts w:ascii="Times New Roman" w:hAnsi="Times New Roman" w:eastAsia="Times New Roman" w:cs="Times New Roman"/>
+          <w:noProof w:val="0"/>
+          <w:sz w:val="24"/>
+          <w:szCs w:val="24"/>
+          <w:lang w:val="pt-BR"/>
+        </w:rPr>
+        <w:t xml:space="preserve">, 2025; Singh </w:t>
+      </w:r>
+      <w:r>
+        <w:rPr>
+          <w:rFonts w:ascii="Times New Roman" w:hAnsi="Times New Roman" w:eastAsia="Times New Roman" w:cs="Times New Roman"/>
+          <w:i/>
+          <w:iCs/>
+          <w:noProof w:val="0"/>
+          <w:sz w:val="24"/>
+          <w:szCs w:val="24"/>
+          <w:lang w:val="pt-BR"/>
+        </w:rPr>
+        <w:t>et al.</w:t>
+      </w:r>
+      <w:r>
+        <w:rPr>
+          <w:rFonts w:ascii="Times New Roman" w:hAnsi="Times New Roman" w:eastAsia="Times New Roman" w:cs="Times New Roman"/>
+          <w:noProof w:val="0"/>
+          <w:sz w:val="24"/>
+          <w:szCs w:val="24"/>
+          <w:lang w:val="pt-BR"/>
+        </w:rPr>
+        <w:t>, 2026</w:t>
+      </w:r>
+      <w:r>
+        <w:rPr>
+          <w:rFonts w:ascii="Times New Roman" w:hAnsi="Times New Roman" w:eastAsia="Times New Roman" w:cs="Times New Roman"/>
+          <w:noProof w:val="0"/>
+          <w:sz w:val="24"/>
+          <w:szCs w:val="24"/>
+          <w:lang w:val="pt-BR"/>
+        </w:rPr>
+        <w:t xml:space="preserve">).</w:t>
       </w:r>
       <w:r>
         <w:rPr>
@@ -9473,23 +9998,7 @@
           <w:iCs w:val="1"/>
           <w:lang w:val="pt-BR"/>
         </w:rPr>
-        <w:t xml:space="preserve">Large </w:t>
-      </w:r>
-      <w:r>
-        <w:rPr>
-          <w:i w:val="1"/>
-          <w:iCs w:val="1"/>
-          <w:lang w:val="pt-BR"/>
-        </w:rPr>
-        <w:t>Language</w:t>
-      </w:r>
-      <w:r>
-        <w:rPr>
-          <w:i w:val="1"/>
-          <w:iCs w:val="1"/>
-          <w:lang w:val="pt-BR"/>
-        </w:rPr>
-        <w:t xml:space="preserve"> Models</w:t>
+        <w:t xml:space="preserve">Large Language Models</w:t>
       </w:r>
       <w:r>
         <w:rPr>
@@ -9507,7 +10016,7 @@
         <w:rPr>
           <w:lang w:val="pt-BR"/>
         </w:rPr>
-        <w:t xml:space="preserve">) e modelos não autorregressivos, têm elevado ainda mais o realismo da fala sintética (SINGH </w:t>
+        <w:t xml:space="preserve">) e modelos não autorregressivos, têm elevado ainda mais o realismo da fala sintética (Singh </w:t>
       </w:r>
       <w:r>
         <w:rPr>
@@ -9596,7 +10105,19 @@
         <w:rPr>
           <w:lang w:val="pt-BR"/>
         </w:rPr>
-        <w:t xml:space="preserve"> do locutor, em alguns casos com apenas três segundos de gravação (WANG </w:t>
+        <w:t xml:space="preserve"> do locutor, em alguns casos com apenas três segundos de gravação (</w:t>
+      </w:r>
+      <w:r>
+        <w:rPr>
+          <w:lang w:val="pt-BR"/>
+        </w:rPr>
+        <w:t>Wang, C.</w:t>
+      </w:r>
+      <w:r>
+        <w:rPr>
+          <w:lang w:val="pt-BR"/>
+        </w:rPr>
+        <w:t xml:space="preserve"> </w:t>
       </w:r>
       <w:r>
         <w:rPr>
@@ -9648,7 +10169,7 @@
         <w:rPr>
           <w:lang w:val="pt-BR"/>
         </w:rPr>
-        <w:t xml:space="preserve"> (NEGREIRO, 2025). Em um caso de fraude relatado, em que criminosos aparentemente usaram clonagem de voz para se passar </w:t>
+        <w:t xml:space="preserve"> (Negreiro, 2025). Em um caso de fraude relatado, em que criminosos aparentemente usaram clonagem de voz para se passar </w:t>
       </w:r>
       <w:r>
         <w:rPr>
@@ -9674,7 +10195,7 @@
         <w:rPr>
           <w:lang w:val="pt-BR"/>
         </w:rPr>
-        <w:t xml:space="preserve">, o subordinado britânico afirmou ter reconhecido o leve sotaque e a melodia da voz do chefe ao telefone (BATEMAN, 2020).</w:t>
+        <w:t xml:space="preserve">, o subordinado britânico afirmou ter reconhecido o leve sotaque e a melodia da voz do chefe ao telefone (Bateman, 2020).</w:t>
       </w:r>
     </w:p>
     <w:p>
@@ -9702,39 +10223,7 @@
           <w:iCs w:val="1"/>
           <w:lang w:val="pt-BR"/>
         </w:rPr>
-        <w:t xml:space="preserve">voice </w:t>
-      </w:r>
-      <w:r>
-        <w:rPr>
-          <w:i w:val="1"/>
-          <w:iCs w:val="1"/>
-          <w:lang w:val="pt-BR"/>
-        </w:rPr>
-        <w:t>phishing</w:t>
-      </w:r>
-      <w:r>
-        <w:rPr>
-          <w:i w:val="1"/>
-          <w:iCs w:val="1"/>
-          <w:lang w:val="pt-BR"/>
-        </w:rPr>
-        <w:t xml:space="preserve"> (</w:t>
-      </w:r>
-      <w:r>
-        <w:rPr>
-          <w:i w:val="1"/>
-          <w:iCs w:val="1"/>
-          <w:lang w:val="pt-BR"/>
-        </w:rPr>
-        <w:t>vishing</w:t>
-      </w:r>
-      <w:r>
-        <w:rPr>
-          <w:i w:val="1"/>
-          <w:iCs w:val="1"/>
-          <w:lang w:val="pt-BR"/>
-        </w:rPr>
-        <w:t>)</w:t>
+        <w:t xml:space="preserve">voice phishing (vishing)</w:t>
       </w:r>
       <w:r>
         <w:rPr>
@@ -9750,7 +10239,7 @@
           <w:szCs w:val="24"/>
           <w:lang w:val="pt-BR"/>
         </w:rPr>
-        <w:t>nos quais criminosos se passam por outra pessoa, como um familiar ou um executivo da empresa, para induzir transferências financeiras (BATEMAN, 2020; FINCEN, 2024)</w:t>
+        <w:t>nos quais criminosos se passam por outra pessoa, como um familiar ou um executivo da empresa, para induzir transferências financeiras (Bateman, 2020; FinCEN, 2024)</w:t>
       </w:r>
       <w:r>
         <w:rPr>
@@ -9802,7 +10291,7 @@
         <w:rPr>
           <w:lang w:val="pt-BR"/>
         </w:rPr>
-        <w:t xml:space="preserve"> É nesse contexto de vulnerabilidade que o desenvolvimento de ferramentas de detecção robustas se torna essencial, atuando como uma linha de defesa para preservar a confiabilidade nas comunicações digitais (MÜLLER </w:t>
+        <w:t xml:space="preserve"> É nesse contexto de vulnerabilidade que o desenvolvimento de ferramentas de detecção robustas se torna essencial, atuando como uma linha de defesa para preservar a confiabilidade nas comunicações digitais (Müller </w:t>
       </w:r>
       <w:r>
         <w:rPr>
@@ -9816,7 +10305,7 @@
         <w:rPr>
           <w:lang w:val="pt-BR"/>
         </w:rPr>
-        <w:t xml:space="preserve">, 2022; ZHANG </w:t>
+        <w:t xml:space="preserve">, 2022; Zhang </w:t>
       </w:r>
       <w:r>
         <w:rPr>
@@ -9859,7 +10348,7 @@
         <w:rPr>
           <w:lang w:val="pt-BR"/>
         </w:rPr>
-        <w:t>A voz humana, em sua essência, é um fenômeno físico contínuo, caracterizado por variações de pressão do ar que se propagam até o sistema auditivo. Para que sistemas computacionais, incluindo arquiteturas de aprendizado profundo (GOODFELLOW; BENGIO; COURVILLE, 2016), possam analisar e extrair padrões dessa onda sonora, é necessário traduzir o som para o domínio digital. Esse processo de conversão fundamenta-se em duas etapas principais: a amostragem (</w:t>
+        <w:t>A voz humana, em sua essência, é um fenômeno físico contínuo, caracterizado por variações de pressão do ar que se propagam até o sistema auditivo. Para que sistemas computacionais, incluindo arquiteturas de aprendizado profundo (Goodfellow; Bengio; Courville, 2016), possam analisar e extrair padrões dessa onda sonora, é necessário traduzir o som para o domínio digital. Esse processo de conversão fundamenta-se em duas etapas principais: a amostragem (</w:t>
       </w:r>
       <w:r>
         <w:rPr>
@@ -9901,7 +10390,7 @@
         <w:rPr>
           <w:lang w:val="pt-BR"/>
         </w:rPr>
-        <w:t xml:space="preserve">, a preservação de uma alta taxa de amostragem é uma decisão arquitetônica relevante (ZHANG </w:t>
+        <w:t xml:space="preserve">, a preservação de uma alta taxa de amostragem é uma decisão arquitetônica relevante (Zhang </w:t>
       </w:r>
       <w:r>
         <w:rPr>
@@ -9947,7 +10436,7 @@
           <w:szCs w:val="24"/>
           <w:lang w:val="pt-BR"/>
         </w:rPr>
-        <w:t xml:space="preserve"> e pela transmissão reduzem o desempenho dos detectores (SHI </w:t>
+        <w:t xml:space="preserve"> e pela transmissão reduzem o desempenho dos detectores (Shi </w:t>
       </w:r>
       <w:r>
         <w:rPr>
@@ -10034,7 +10523,7 @@
         <w:rPr>
           <w:lang w:val="pt-BR"/>
         </w:rPr>
-        <w:t xml:space="preserve">O espectrograma fornece uma representação visual do conteúdo sonoro, mapeando o tempo no eixo horizontal, as frequências no eixo vertical e a energia sonora pela intensidade de cores. Conforme apontado pela literatura recente (LIU </w:t>
+        <w:t xml:space="preserve">O espectrograma fornece uma representação visual do conteúdo sonoro, mapeando o tempo no eixo horizontal, as frequências no eixo vertical e a energia sonora pela intensidade de cores. Conforme apontado pela literatura recente (Liu </w:t>
       </w:r>
       <w:r>
         <w:rPr>
@@ -10048,7 +10537,7 @@
         <w:rPr>
           <w:lang w:val="pt-BR"/>
         </w:rPr>
-        <w:t xml:space="preserve">, 2023; MAJID, 2026), alimentar modelos de </w:t>
+        <w:t xml:space="preserve">, 2023; Majid, 2026), alimentar modelos de </w:t>
       </w:r>
       <w:r>
         <w:rPr>
@@ -10091,7 +10580,21 @@
         <w:rPr>
           <w:lang w:val="pt-BR"/>
         </w:rPr>
-        <w:t>2.3 Características Acústicas (Features) para Classificação</w:t>
+        <w:t>2.3 Características Acústicas (</w:t>
+      </w:r>
+      <w:r>
+        <w:rPr>
+          <w:i/>
+          <w:iCs/>
+          <w:lang w:val="pt-BR"/>
+        </w:rPr>
+        <w:t>Features</w:t>
+      </w:r>
+      <w:r>
+        <w:rPr>
+          <w:lang w:val="pt-BR"/>
+        </w:rPr>
+        <w:t>) para Classificação</w:t>
       </w:r>
       <w:bookmarkEnd w:id="1305654087"/>
     </w:p>
@@ -10167,7 +10670,7 @@
         <w:rPr>
           <w:lang w:val="pt-BR"/>
         </w:rPr>
-        <w:t xml:space="preserve">, essa técnica tem se mostrado eficaz, conforme sustentado pela literatura recente (BHUKYA; RAJ; KUMAR, 2025; ZHANG </w:t>
+        <w:t xml:space="preserve">, essa técnica tem se mostrado eficaz, conforme sustentado pela literatura recente (Bhukya; Raj; Kumar, 2025; Zhang </w:t>
       </w:r>
       <w:r>
         <w:rPr>
@@ -10360,7 +10863,7 @@
         <w:rPr>
           <w:lang w:val="pt-BR"/>
         </w:rPr>
-        <w:t xml:space="preserve">). Conforme sustentado pela literatura recente (MAJID, 2026; ZHANG </w:t>
+        <w:t xml:space="preserve">). Conforme sustentado pela literatura recente (Majid, 2026; Zhang </w:t>
       </w:r>
       <w:r>
         <w:rPr>
@@ -10432,7 +10935,7 @@
         <w:rPr>
           <w:lang w:val="pt-BR"/>
         </w:rPr>
-        <w:t xml:space="preserve">(LIU </w:t>
+        <w:t xml:space="preserve">(Liu </w:t>
       </w:r>
       <w:r>
         <w:rPr>
@@ -10487,7 +10990,21 @@
         <w:rPr>
           <w:lang w:val="pt-BR"/>
         </w:rPr>
-        <w:t>2.4 Algoritmos de Machine Learning para Classificação</w:t>
+        <w:t xml:space="preserve">2.4 Algoritmos de </w:t>
+      </w:r>
+      <w:r>
+        <w:rPr>
+          <w:i/>
+          <w:iCs/>
+          <w:lang w:val="pt-BR"/>
+        </w:rPr>
+        <w:t>Machine Learning</w:t>
+      </w:r>
+      <w:r>
+        <w:rPr>
+          <w:lang w:val="pt-BR"/>
+        </w:rPr>
+        <w:t xml:space="preserve"> para Classificação</w:t>
       </w:r>
       <w:bookmarkEnd w:id="768492099"/>
     </w:p>
@@ -10498,7 +11015,29 @@
       <w:bookmarkStart w:name="_Toc1643274663" w:id="1457868704"/>
       <w:r>
         <w:rPr/>
-        <w:t>2.4.1 Random Forest e Support Vector Machine (SVM)</w:t>
+        <w:t xml:space="preserve">2.4.1 </w:t>
+      </w:r>
+      <w:r>
+        <w:rPr>
+          <w:i/>
+          <w:iCs/>
+        </w:rPr>
+        <w:t>Random Forest</w:t>
+      </w:r>
+      <w:r>
+        <w:rPr/>
+        <w:t xml:space="preserve"> e </w:t>
+      </w:r>
+      <w:r>
+        <w:rPr>
+          <w:i/>
+          <w:iCs/>
+        </w:rPr>
+        <w:t xml:space="preserve">Support Vector Machine</w:t>
+      </w:r>
+      <w:r>
+        <w:rPr/>
+        <w:t xml:space="preserve"> (SVM)</w:t>
       </w:r>
       <w:bookmarkEnd w:id="1457868704"/>
     </w:p>
@@ -10771,7 +11310,13 @@
         <w:rPr>
           <w:lang w:val="pt-BR"/>
         </w:rPr>
-        <w:t xml:space="preserve">A CNN processa o espectrograma e aprende, de maneira automática, padrões associados a artefatos sintéticos. Conforme sustentado pela literatura recente, abordagens baseadas em CNN têm apresentado desempenho competitivo, e em diversos cenários superior, ao de métodos clássicos na detecção automática de voz sintética (LIU </w:t>
+        <w:t xml:space="preserve">A CNN processa o espectrograma e aprende, de maneira automática, padrões associados a artefatos sintéticos. Conforme sustentado pela literatura recente, abordagens baseadas em CNN têm apresentado desempenho competitivo, e em diversos cenários superior, ao de métodos clássicos na detecção automática de voz sintética (</w:t>
+      </w:r>
+      <w:r>
+        <w:rPr>
+          <w:lang w:val="pt-BR"/>
+        </w:rPr>
+        <w:t xml:space="preserve">Liu </w:t>
       </w:r>
       <w:r>
         <w:rPr>
@@ -10785,7 +11330,19 @@
         <w:rPr>
           <w:lang w:val="pt-BR"/>
         </w:rPr>
-        <w:t xml:space="preserve">, 2023; ZHANG </w:t>
+        <w:t xml:space="preserve">, 2023; </w:t>
+      </w:r>
+      <w:r>
+        <w:rPr>
+          <w:lang w:val="pt-BR"/>
+        </w:rPr>
+        <w:t>Majid, 2026</w:t>
+      </w:r>
+      <w:r>
+        <w:rPr>
+          <w:lang w:val="pt-BR"/>
+        </w:rPr>
+        <w:t xml:space="preserve">; Zhang </w:t>
       </w:r>
       <w:r>
         <w:rPr>
@@ -10799,7 +11356,13 @@
         <w:rPr>
           <w:lang w:val="pt-BR"/>
         </w:rPr>
-        <w:t xml:space="preserve">, 2025; MAJID, 2026). Ressalta-se, contudo, que tal vantagem é condicionada a fatores como o volume e a qualidade dos dados de treinamento, a capacidade de generalização frente a domínios e </w:t>
+        <w:t>, 2025</w:t>
+      </w:r>
+      <w:r>
+        <w:rPr>
+          <w:lang w:val="pt-BR"/>
+        </w:rPr>
+        <w:t xml:space="preserve">). Ressalta-se, contudo, que tal vantagem é condicionada a fatores como o volume e a qualidade dos dados de treinamento, a capacidade de generalização frente a domínios e </w:t>
       </w:r>
       <w:r>
         <w:rPr>
@@ -10813,7 +11376,7 @@
         <w:rPr>
           <w:lang w:val="pt-BR"/>
         </w:rPr>
-        <w:t xml:space="preserve"> não vistos, e o custo computacional envolvido (MÜLLER </w:t>
+        <w:t xml:space="preserve"> não vistos, e o custo computacional envolvido (Müller </w:t>
       </w:r>
       <w:r>
         <w:rPr>
@@ -10827,7 +11390,7 @@
         <w:rPr>
           <w:lang w:val="pt-BR"/>
         </w:rPr>
-        <w:t xml:space="preserve">, 2022; SHI </w:t>
+        <w:t xml:space="preserve">, 2022; Shi </w:t>
       </w:r>
       <w:r>
         <w:rPr>
@@ -10984,7 +11547,7 @@
         <w:rPr>
           <w:lang w:val="pt-BR"/>
         </w:rPr>
-        <w:t xml:space="preserve"> de compressão com perda, reproduzindo o cenário típico de áudios compartilhados em redes sociais e plataformas de mídia. Apesar dessas dificuldades adicionais, os melhores sistemas alcançaram taxas de erro iguais (EER) próximas a 1,32% na tarefa de acesso lógico (YAMAGISHI </w:t>
+        <w:t xml:space="preserve"> de compressão com perda, reproduzindo o cenário típico de áudios compartilhados em redes sociais e plataformas de mídia. Apesar dessas dificuldades adicionais, os melhores sistemas alcançaram taxas de erro iguais (EER) próximas a 1,32% na tarefa de acesso lógico (Yamagishi </w:t>
       </w:r>
       <w:r>
         <w:rPr>
@@ -11720,15 +12283,7 @@
           <w:iCs w:val="1"/>
           <w:lang w:val="pt-BR"/>
         </w:rPr>
-        <w:t>deep</w:t>
-      </w:r>
-      <w:r>
-        <w:rPr>
-          <w:i w:val="1"/>
-          <w:iCs w:val="1"/>
-          <w:lang w:val="pt-BR"/>
-        </w:rPr>
-        <w:t xml:space="preserve"> learning</w:t>
+        <w:t>deep learning</w:t>
       </w:r>
       <w:r>
         <w:rPr>
@@ -12137,7 +12692,7 @@
                 <w:sz w:val="20"/>
                 <w:szCs w:val="20"/>
               </w:rPr>
-              <w:t>ATEMAN</w:t>
+              <w:t>ateman</w:t>
             </w:r>
             <w:r>
               <w:rPr>
@@ -12362,7 +12917,7 @@
                 <w:sz w:val="20"/>
                 <w:szCs w:val="20"/>
               </w:rPr>
-              <w:t xml:space="preserve">LIU </w:t>
+              <w:t xml:space="preserve">Liu </w:t>
             </w:r>
             <w:r>
               <w:rPr>
@@ -12378,7 +12933,7 @@
                 <w:sz w:val="20"/>
                 <w:szCs w:val="20"/>
               </w:rPr>
-              <w:t xml:space="preserve"> (2023); YAMAGISHI </w:t>
+              <w:t xml:space="preserve"> (2023); Yamagishi </w:t>
             </w:r>
             <w:r>
               <w:rPr>
@@ -12597,7 +13152,7 @@
                 <w:sz w:val="20"/>
                 <w:szCs w:val="20"/>
               </w:rPr>
-              <w:t xml:space="preserve">MÜLLER </w:t>
+              <w:t xml:space="preserve">Müller </w:t>
             </w:r>
             <w:r>
               <w:rPr>
@@ -12822,7 +13377,7 @@
                 <w:sz w:val="20"/>
                 <w:szCs w:val="20"/>
               </w:rPr>
-              <w:t>BHUKYA; RAJ; KUMAR (2025)</w:t>
+              <w:t>Bhukya; Raj; Kumar (2025)</w:t>
             </w:r>
           </w:p>
         </w:tc>
@@ -13312,7 +13867,7 @@
                 <w:sz w:val="20"/>
                 <w:szCs w:val="20"/>
               </w:rPr>
-              <w:t xml:space="preserve">ZHANG </w:t>
+              <w:t xml:space="preserve">Zhang </w:t>
             </w:r>
             <w:r>
               <w:rPr>
@@ -13746,7 +14301,22 @@
         <w:rPr>
           <w:lang w:val="pt-BR"/>
         </w:rPr>
-        <w:t xml:space="preserve"> O repositório está disponível em https://github.com/EduardoZanellaBento/Tcc_Deepfake.</w:t>
+        <w:t xml:space="preserve"> O repositório está disponível em </w:t>
+      </w:r>
+      <w:hyperlink w:history="1" r:id="rIdUnip8">
+        <w:r>
+          <w:rPr>
+            <w:rStyle w:val="Hyperlink"/>
+            <w:lang w:val="pt-BR"/>
+          </w:rPr>
+          <w:t xml:space="preserve">https://github.com/EduardoZanellaBento/Tcc_Deepfake</w:t>
+        </w:r>
+      </w:hyperlink>
+      <w:r>
+        <w:rPr>
+          <w:lang w:val="pt-BR"/>
+        </w:rPr>
+        <w:t xml:space="preserve">.</w:t>
       </w:r>
     </w:p>
     <w:p>
@@ -14361,7 +14931,7 @@
         <w:rPr>
           <w:lang w:val="pt-BR"/>
         </w:rPr>
-        <w:t xml:space="preserve"> e de transmissão da avaliação (LIU </w:t>
+        <w:t xml:space="preserve"> e de transmissão da avaliação (Liu </w:t>
       </w:r>
       <w:r>
         <w:rPr>
@@ -14402,7 +14972,13 @@
         <w:rPr>
           <w:lang w:val="pt-BR"/>
         </w:rPr>
-        <w:t xml:space="preserve"> de transmissão, e testados no 2021 LA, cujos ataques (A07 a A19) estão em maioria ausentes do treino (YAMAGISHI </w:t>
+        <w:t xml:space="preserve"> de transmissão, e testados no 2021 LA, cujos ataques (A07 a A19) estão em maioria ausentes do treino (</w:t>
+      </w:r>
+      <w:r>
+        <w:rPr>
+          <w:lang w:val="pt-BR"/>
+        </w:rPr>
+        <w:t xml:space="preserve">Liu </w:t>
       </w:r>
       <w:r>
         <w:rPr>
@@ -14416,7 +14992,19 @@
         <w:rPr>
           <w:lang w:val="pt-BR"/>
         </w:rPr>
-        <w:t xml:space="preserve">, 2021; LIU </w:t>
+        <w:t>, 2023</w:t>
+      </w:r>
+      <w:r>
+        <w:rPr>
+          <w:lang w:val="pt-BR"/>
+        </w:rPr>
+        <w:t xml:space="preserve">; </w:t>
+      </w:r>
+      <w:r>
+        <w:rPr>
+          <w:lang w:val="pt-BR"/>
+        </w:rPr>
+        <w:t xml:space="preserve">Yamagishi </w:t>
       </w:r>
       <w:r>
         <w:rPr>
@@ -14430,7 +15018,13 @@
         <w:rPr>
           <w:lang w:val="pt-BR"/>
         </w:rPr>
-        <w:t xml:space="preserve">, 2023). Esse protocolo mede a generalização a ataques e a canais não vistos. Este trabalho não o seguiu: a escolha do ASVspoof 2021 LA, com partição interna 70/15/15, foi feita no planejamento inicial e </w:t>
+        <w:t>, 2021</w:t>
+      </w:r>
+      <w:r>
+        <w:rPr>
+          <w:lang w:val="pt-BR"/>
+        </w:rPr>
+        <w:t xml:space="preserve">). Esse protocolo mede a generalização a ataques e a canais não vistos. Este trabalho não o seguiu: a escolha do ASVspoof 2021 LA, com partição interna 70/15/15, foi feita no planejamento inicial e </w:t>
       </w:r>
       <w:r>
         <w:rPr>
@@ -18319,7 +18913,7 @@
         <w:rPr>
           <w:lang w:val="pt-BR"/>
         </w:rPr>
-        <w:t>McFEE</w:t>
+        <w:t>McFee</w:t>
       </w:r>
       <w:r>
         <w:rPr>
@@ -18351,7 +18945,7 @@
         <w:rPr>
           <w:lang w:val="pt-BR"/>
         </w:rPr>
-        <w:t xml:space="preserve"> de frequência Mel (MFCC), a taxa de cruzamento por zero (ZCR) e o centroide espectral, as mesmas características discutidas nas Seções 2.3.1 e 2.3.2. O MFCC (DAVIS; MERMELSTEIN, 1980) descreve o envelope espectral: </w:t>
+        <w:t xml:space="preserve"> de frequência Mel (MFCC), a taxa de cruzamento por zero (ZCR) e o centroide espectral, as mesmas características discutidas nas Seções 2.3.1 e 2.3.2. O MFCC (Davis; Mermelstein, 1980) descreve o envelope espectral: </w:t>
       </w:r>
       <w:r>
         <w:rPr>
@@ -19159,7 +19753,7 @@
         <w:t xml:space="preserve">Fonte: Elaborado pelo autor (2026).</w:t>
       </w:r>
     </w:p>
-    <w:p>
+    <w:p xmlns:wp14="http://schemas.microsoft.com/office/word/2010/wordml" wp14:textId="77777777">
       <w:pPr>
         <w:spacing w:after="240"/>
       </w:pPr>
@@ -20432,7 +21026,7 @@
         <w:t xml:space="preserve">Fonte: Elaborado pelo autor (2026).</w:t>
       </w:r>
     </w:p>
-    <w:p>
+    <w:p xmlns:wp14="http://schemas.microsoft.com/office/word/2010/wordml" wp14:textId="77777777">
       <w:pPr>
         <w:spacing w:after="240"/>
       </w:pPr>
@@ -20868,15 +21462,7 @@
           <w:iCs/>
           <w:lang w:val="pt-BR"/>
         </w:rPr>
-        <w:t xml:space="preserve">early </w:t>
-      </w:r>
-      <w:r>
-        <w:rPr>
-          <w:i/>
-          <w:iCs/>
-          <w:lang w:val="pt-BR"/>
-        </w:rPr>
-        <w:t>stopping</w:t>
+        <w:t xml:space="preserve">early stopping</w:t>
       </w:r>
       <w:r>
         <w:rPr>
@@ -20988,7 +21574,7 @@
         <w:rPr>
           <w:lang w:val="pt-BR"/>
         </w:rPr>
-        <w:t>A CNN adotada foi uma rede pequena, de quatro blocos convolucionais (GOODFELLOW; BENGIO; COURVILLE, 2016), cada um formado por convolução 3 × 3, com preenchimento de uma posição e sem viés, normalização em lote (IOFFE; SZEGEDY, 2015), ativação ReLU (</w:t>
+        <w:t>A CNN adotada foi uma rede pequena, de quatro blocos convolucionais (Goodfellow; Bengio; Courville, 2016), cada um formado por convolução 3 × 3, com preenchimento de uma posição e sem viés, normalização em lote (Ioffe; Szegedy, 2015), ativação ReLU (</w:t>
       </w:r>
       <w:r>
         <w:rPr>
@@ -22679,7 +23265,35 @@
         <w:rPr>
           <w:lang w:val="pt-BR"/>
         </w:rPr>
-        <w:t xml:space="preserve"> RBF, cujo custo de treinamento cresce entre O(n²) e O(n³) com o número de exemplos. Com esse orçamento, a busca de hiperparâmetros com validação cruzada em cinco partições coube no cronograma do trabalho; como a pergunta de pesquisa exige o mesmo ambiente experimental, os três modelos tiveram a mesma amostra final de treinamento no braço principal, não só o SVM. O SVM não foi treinado no conjunto de treino completo de 103.723 áudios, de modo que não se afirma que esse treino seria inviável, apenas que ele não foi executado; sua realização fica como trabalho futuro (Seção 6.2)</w:t>
+        <w:t xml:space="preserve"> RBF, cujo custo de treinamento cresce entre O(</w:t>
+      </w:r>
+      <w:r>
+        <w:rPr>
+          <w:i/>
+          <w:iCs/>
+          <w:lang w:val="pt-BR"/>
+        </w:rPr>
+        <w:t xml:space="preserve">n</w:t>
+      </w:r>
+      <w:r>
+        <w:rPr>
+          <w:lang w:val="pt-BR"/>
+        </w:rPr>
+        <w:t xml:space="preserve">²) e O(</w:t>
+      </w:r>
+      <w:r>
+        <w:rPr>
+          <w:i/>
+          <w:iCs/>
+          <w:lang w:val="pt-BR"/>
+        </w:rPr>
+        <w:t xml:space="preserve">n</w:t>
+      </w:r>
+      <w:r>
+        <w:rPr>
+          <w:lang w:val="pt-BR"/>
+        </w:rPr>
+        <w:t xml:space="preserve">³) com o número de exemplos. Com esse orçamento, a busca de hiperparâmetros com validação cruzada em cinco partições coube no cronograma do trabalho; como a pergunta de pesquisa exige o mesmo ambiente experimental, os três modelos tiveram a mesma amostra final de treinamento no braço principal, não só o SVM. O SVM não foi treinado no conjunto de treino completo de 103.723 áudios, de modo que não se afirma que esse treino seria inviável, apenas que ele não foi executado; sua realização fica como trabalho futuro (Seção 6.2)</w:t>
       </w:r>
       <w:r>
         <w:rPr>
@@ -22836,7 +23450,7 @@
         <w:rPr>
           <w:lang w:val="pt-BR"/>
         </w:rPr>
-        <w:t xml:space="preserve">O RF (BREIMAN, 2001) e o SVM tiveram hiperparâmetros ajustados por busca aleatória, ou </w:t>
+        <w:t xml:space="preserve">O RF (Breiman, 2001) e o SVM tiveram hiperparâmetros ajustados por busca aleatória, ou </w:t>
       </w:r>
       <w:r>
         <w:rPr>
@@ -22850,7 +23464,7 @@
         <w:rPr>
           <w:lang w:val="pt-BR"/>
         </w:rPr>
-        <w:t xml:space="preserve"> (BERGSTRA; BENGIO, 2012), com 30 iterações e validação cruzada estratificada em cinco partições sobre os 30.000 áudios do braço principal, com semente 42, na implementação do scikit-learn (PEDREGOSA </w:t>
+        <w:t xml:space="preserve"> (Bergstra; Bengio, 2012), com 30 iterações e validação cruzada estratificada em cinco partições sobre os 30.000 áudios do braço principal, com semente 42, na implementação do scikit-learn (Pedregosa </w:t>
       </w:r>
       <w:r>
         <w:rPr>
@@ -22924,7 +23538,7 @@
         <w:rPr>
           <w:lang w:val="pt-BR"/>
         </w:rPr>
-        <w:t xml:space="preserve">O SVM (CORTES; VAPNIK, 1995) foi montado como um </w:t>
+        <w:t xml:space="preserve">O SVM (Cortes; Vapnik, 1995) foi montado como um </w:t>
       </w:r>
       <w:r>
         <w:rPr>
@@ -23021,13 +23635,13 @@
         <w:rPr>
           <w:lang w:val="pt-BR"/>
         </w:rPr>
-        <w:t xml:space="preserve">, embora o planejamento inicial do trabalho previsse incluí-lo no espaço de busca. A fixação ocorreu na implementação, e o motivo não foi registrado na época; a justificativa a seguir foi redigida depois, a partir de evidência que já constava dos resultados da busca. O RBF é a escolha inicial recomendada para classificação com SVM (HSU; CHANG; LIN, 2003) </w:t>
-      </w:r>
-      <w:r>
-        <w:rPr>
-          <w:lang w:val="pt-BR"/>
-        </w:rPr>
-        <w:t>e, para valores muito baixos de γ, pode aproximar um regime de decisão próximo ao linear sob determinadas condições (KEERTHI; LIN, 2003). A busca de γ, em escala logarítmica até 0,0001, incluiu valores nessa região:</w:t>
+        <w:t xml:space="preserve">, embora o planejamento inicial do trabalho previsse incluí-lo no espaço de busca. A fixação ocorreu na implementação, e o motivo não foi registrado na época; a justificativa a seguir foi redigida depois, a partir de evidência que já constava dos resultados da busca. O RBF é a escolha inicial recomendada para classificação com SVM (Hsu; Chang; Lin, 2003) </w:t>
+      </w:r>
+      <w:r>
+        <w:rPr>
+          <w:lang w:val="pt-BR"/>
+        </w:rPr>
+        <w:t>e, para valores muito baixos de γ, pode aproximar um regime de decisão próximo ao linear sob determinadas condições (Keerthi; Lin, 2003). A busca de γ, em escala logarítmica até 0,0001, incluiu valores nessa região:</w:t>
       </w:r>
       <w:r>
         <w:rPr>
@@ -23102,7 +23716,7 @@
         <w:rPr>
           <w:lang w:val="pt-BR"/>
         </w:rPr>
-        <w:t xml:space="preserve"> com maior F1-macro médio na primeira fase, regra fixada antes de rodar a grade. Ficaram fixos o otimizador Adam (KINGMA; BA, 2015), o lote de 128 exemplos, o núcleo de 3 × 3, a normalização em lote em todos os blocos e a ausência de agendamento da taxa de aprendizado e de </w:t>
+        <w:t xml:space="preserve"> com maior F1-macro médio na primeira fase, regra fixada antes de rodar a grade. Ficaram fixos o otimizador Adam (Kingma; Ba, 2015), o lote de 128 exemplos, o núcleo de 3 × 3, a normalização em lote em todos os blocos e a ausência de agendamento da taxa de aprendizado e de </w:t>
       </w:r>
       <w:r>
         <w:rPr>
@@ -25077,7 +25691,7 @@
         <w:rPr>
           <w:lang w:val="pt-BR"/>
         </w:rPr>
-        <w:t xml:space="preserve"> pareado (EFRON; TIBSHIRANI, 1993), na validação e no teste. Como os três modelos são avaliados exatamente nas mesmas amostras, seus erros são correlacionados, e comparar intervalos de confiança individuais superestimaria o ruído da comparação. Em cada uma das 1.000 reamostragens, com semente 42, um único vetor de índices foi sorteado e aplicado aos </w:t>
+        <w:t xml:space="preserve"> pareado (Efron; Tibshirani, 1993), na validação e no teste. Como os três modelos são avaliados exatamente nas mesmas amostras, seus erros são correlacionados, e comparar intervalos de confiança individuais superestimaria o ruído da comparação. Em cada uma das 1.000 reamostragens, com semente 42, um único vetor de índices foi sorteado e aplicado aos </w:t>
       </w:r>
       <w:r>
         <w:rPr>
@@ -25434,49 +26048,49 @@
         <w:rPr>
           <w:lang w:val="pt-BR"/>
         </w:rPr>
-        <w:t xml:space="preserve">“AMD64 Family 25 Model 97”</w:t>
-      </w:r>
-      <w:r>
-        <w:rPr>
-          <w:lang w:val="pt-BR"/>
-        </w:rPr>
-        <w:t xml:space="preserve">) e GPU NVIDIA GeForce RTX 5060 Ti. Essa GPU, de arquitetura Blackwell, tem capacidade de computação 12.0. A escolha do PyTorch (PASZKE </w:t>
-      </w:r>
-      <w:r>
-        <w:rPr>
-          <w:i/>
-          <w:iCs/>
-          <w:lang w:val="pt-BR"/>
-        </w:rPr>
-        <w:t xml:space="preserve">et al.</w:t>
-      </w:r>
-      <w:r>
-        <w:rPr>
-          <w:lang w:val="pt-BR"/>
-        </w:rPr>
-        <w:t xml:space="preserve">, 2019) foi orientada por essa GPU e pelo sistema operacional: o TensorFlow não oferece suporte nativo a GPU no Windows depois da versão 2.10 (TENSORFLOW, 2026), enquanto o PyTorch passou a oferecer suporte à arquitetura Blackwell, com pacotes pré-compilados para CUDA 12.8, a partir da versão 2.7 (PYTORCH TEAM, 2025). Foram usados o PyTorch 2.11.0 com CUDA 12.8 e cuDNN 9.19, o scikit-learn 1.7.2 (PEDREGOSA </w:t>
-      </w:r>
-      <w:r>
-        <w:rPr>
-          <w:i/>
-          <w:iCs/>
-          <w:lang w:val="pt-BR"/>
-        </w:rPr>
-        <w:t xml:space="preserve">et al.</w:t>
-      </w:r>
-      <w:r>
-        <w:rPr>
-          <w:lang w:val="pt-BR"/>
-        </w:rPr>
-        <w:t xml:space="preserve">, 2011), o librosa 0.11.0 (McFEE </w:t>
-      </w:r>
-      <w:r>
-        <w:rPr>
-          <w:i/>
-          <w:iCs/>
-          <w:lang w:val="pt-BR"/>
-        </w:rPr>
-        <w:t xml:space="preserve">et al.</w:t>
+        <w:t>“AMD64 Family 25 Model 97”</w:t>
+      </w:r>
+      <w:r>
+        <w:rPr>
+          <w:lang w:val="pt-BR"/>
+        </w:rPr>
+        <w:t xml:space="preserve">) e GPU NVIDIA GeForce RTX 5060 Ti. Essa GPU, de arquitetura Blackwell, tem capacidade de computação 12.0. A escolha do PyTorch (Paszke </w:t>
+      </w:r>
+      <w:r>
+        <w:rPr>
+          <w:i w:val="1"/>
+          <w:iCs w:val="1"/>
+          <w:lang w:val="pt-BR"/>
+        </w:rPr>
+        <w:t>et al.</w:t>
+      </w:r>
+      <w:r>
+        <w:rPr>
+          <w:lang w:val="pt-BR"/>
+        </w:rPr>
+        <w:t xml:space="preserve">, 2019) foi orientada por essa GPU e pelo sistema operacional: o TensorFlow não oferece suporte nativo a GPU no Windows depois da versão 2.10 (TensorFlow, 2026), enquanto o PyTorch passou a oferecer suporte à arquitetura Blackwell, com pacotes pré-compilados para CUDA 12.8, a partir da versão 2.7 (PyTorch Team, 2025). Foram usados o PyTorch 2.11.0 com CUDA 12.8 e cuDNN 9.19, o scikit-learn 1.7.2 (Pedregosa </w:t>
+      </w:r>
+      <w:r>
+        <w:rPr>
+          <w:i w:val="1"/>
+          <w:iCs w:val="1"/>
+          <w:lang w:val="pt-BR"/>
+        </w:rPr>
+        <w:t>et al.</w:t>
+      </w:r>
+      <w:r>
+        <w:rPr>
+          <w:lang w:val="pt-BR"/>
+        </w:rPr>
+        <w:t xml:space="preserve">, 2011), o librosa 0.11.0 (McFee </w:t>
+      </w:r>
+      <w:r>
+        <w:rPr>
+          <w:i w:val="1"/>
+          <w:iCs w:val="1"/>
+          <w:lang w:val="pt-BR"/>
+        </w:rPr>
+        <w:t>et al.</w:t>
       </w:r>
       <w:r>
         <w:rPr>
@@ -25488,7 +26102,7 @@
         <w:rPr>
           <w:lang w:val="pt-BR"/>
         </w:rPr>
-        <w:t xml:space="preserve">“Windows 10”</w:t>
+        <w:t>“Windows 10”</w:t>
       </w:r>
       <w:r>
         <w:rPr>
@@ -25499,8 +26113,8 @@
       <w:r>
         <w:rPr>
           <w:rFonts w:ascii="Courier New" w:hAnsi="Courier New" w:eastAsia="Courier New" w:cs="Courier New"/>
-          <w:sz w:val="20"/>
-          <w:szCs w:val="20"/>
+          <w:sz w:val="22"/>
+          <w:szCs w:val="22"/>
           <w:lang w:val="pt-BR"/>
         </w:rPr>
         <w:t>platform.release()</w:t>
@@ -25515,7 +26129,7 @@
         <w:rPr>
           <w:lang w:val="pt-BR"/>
         </w:rPr>
-        <w:t xml:space="preserve">retorna “10”</w:t>
+        <w:t>retorna “10”</w:t>
       </w:r>
       <w:r>
         <w:rPr>
@@ -25525,11 +26139,11 @@
       </w:r>
       <w:r>
         <w:rPr>
-          <w:i/>
-          <w:iCs/>
-          <w:lang w:val="pt-BR"/>
-        </w:rPr>
-        <w:t xml:space="preserve">build</w:t>
+          <w:i w:val="1"/>
+          <w:iCs w:val="1"/>
+          <w:lang w:val="pt-BR"/>
+        </w:rPr>
+        <w:t>build</w:t>
       </w:r>
       <w:r>
         <w:rPr>
@@ -25554,7 +26168,21 @@
         <w:rPr>
           <w:lang w:val="pt-BR"/>
         </w:rPr>
-        <w:t>porque, neste ambiente experimental, as versões 0.13 e 0.14 para Windows, que embutem uma versão da libsndfile, apresentaram falha determinística no decodificador do formato FLAC (Free Lossless Audio Codec) em cerca de 44% dos arquivos FLAC válidos do conjunto.</w:t>
+        <w:t>porque, neste ambiente experimental, as versões 0.13 e 0.14 para Windows, que embutem uma versão da libsndfile, apresentaram falha determinística no decodificador do formato FLAC (</w:t>
+      </w:r>
+      <w:r>
+        <w:rPr>
+          <w:i/>
+          <w:iCs/>
+          <w:lang w:val="pt-BR"/>
+        </w:rPr>
+        <w:t>Free Lossless Audio Codec</w:t>
+      </w:r>
+      <w:r>
+        <w:rPr>
+          <w:lang w:val="pt-BR"/>
+        </w:rPr>
+        <w:t>) em cerca de 44% dos arquivos FLAC válidos do conjunto.</w:t>
       </w:r>
       <w:r>
         <w:rPr>
@@ -26722,7 +27350,21 @@
         <w:rPr>
           <w:lang w:val="pt-BR"/>
         </w:rPr>
-        <w:t>4.2 Pipeline de Características e Lote Único de Reextração</w:t>
+        <w:t xml:space="preserve">4.2 </w:t>
+      </w:r>
+      <w:r>
+        <w:rPr>
+          <w:i/>
+          <w:iCs/>
+          <w:lang w:val="pt-BR"/>
+        </w:rPr>
+        <w:t>Pipeline</w:t>
+      </w:r>
+      <w:r>
+        <w:rPr>
+          <w:lang w:val="pt-BR"/>
+        </w:rPr>
+        <w:t xml:space="preserve"> de Características e Lote Único de Reextração</w:t>
       </w:r>
       <w:bookmarkEnd w:id="1713838636"/>
     </w:p>
@@ -27113,7 +27755,21 @@
         <w:rPr>
           <w:lang w:val="pt-BR"/>
         </w:rPr>
-        <w:t>Com as características congeladas, a correlação com a proporção de fala foi recalculada (Figura 3). A média de |r| sobre as 44 características caiu de 0,150 para 0,101, com a queda concentrada nas características de desvio-padrão, cujo valor antes crescia com a quantidade de zeros. Na direção oposta, o desvio-padrão do 1º coeficiente MFCC (</w:t>
+        <w:t>Com as características congeladas, a correlação com a proporção de fala foi recalculada (Figura 3). A média de |</w:t>
+      </w:r>
+      <w:r>
+        <w:rPr>
+          <w:i/>
+          <w:iCs/>
+          <w:lang w:val="pt-BR"/>
+        </w:rPr>
+        <w:t>r</w:t>
+      </w:r>
+      <w:r>
+        <w:rPr>
+          <w:lang w:val="pt-BR"/>
+        </w:rPr>
+        <w:t>| sobre as 44 características caiu de 0,150 para 0,101, com a queda concentrada nas características de desvio-padrão, cujo valor antes crescia com a quantidade de zeros. Na direção oposta, o desvio-padrão do 1º coeficiente MFCC (</w:t>
       </w:r>
       <w:r>
         <w:rPr>
@@ -27128,7 +27784,21 @@
         <w:rPr>
           <w:lang w:val="pt-BR"/>
         </w:rPr>
-        <w:t xml:space="preserve">) passou de |r| = 0,032 para 0,320 e tornou-se a única característica acima de 0,3, o que exigiu um segundo adendo à recomendação. Contra o número de </w:t>
+        <w:t xml:space="preserve">) passou de |</w:t>
+      </w:r>
+      <w:r>
+        <w:rPr>
+          <w:i/>
+          <w:iCs/>
+          <w:lang w:val="pt-BR"/>
+        </w:rPr>
+        <w:t xml:space="preserve">r</w:t>
+      </w:r>
+      <w:r>
+        <w:rPr>
+          <w:lang w:val="pt-BR"/>
+        </w:rPr>
+        <w:t xml:space="preserve">| = 0,032 para 0,320 e tornou-se a única característica acima de 0,3, o que exigiu um segundo adendo à recomendação. Contra o número de </w:t>
       </w:r>
       <w:r>
         <w:rPr>
@@ -27327,7 +27997,25 @@
           <w:szCs w:val="20"/>
           <w:lang w:val="pt-BR"/>
         </w:rPr>
-        <w:t xml:space="preserve"> é o desvio-padrão do 1º coeficiente). Os pontos abaixo da diagonal tracejada (y = x) indicam características cuja correlação absoluta com a proporção de fala diminuiu depois do mascaramento; os pontos acima dela, que aumentou. As linhas pontilhadas marcam |r| = 0,30 em cada eixo.</w:t>
+        <w:t xml:space="preserve"> é o desvio-padrão do 1º coeficiente). Os pontos abaixo da diagonal tracejada (y = x) indicam características cuja correlação absoluta com a proporção de fala diminuiu depois do mascaramento; os pontos acima dela, que aumentou. As linhas pontilhadas marcam |</w:t>
+      </w:r>
+      <w:r>
+        <w:rPr>
+          <w:i/>
+          <w:iCs/>
+          <w:sz w:val="20"/>
+          <w:szCs w:val="20"/>
+          <w:lang w:val="pt-BR"/>
+        </w:rPr>
+        <w:t xml:space="preserve">r</w:t>
+      </w:r>
+      <w:r>
+        <w:rPr>
+          <w:sz w:val="20"/>
+          <w:szCs w:val="20"/>
+          <w:lang w:val="pt-BR"/>
+        </w:rPr>
+        <w:t xml:space="preserve">| = 0,30 em cada eixo.</w:t>
       </w:r>
     </w:p>
     <w:p>
@@ -27342,7 +28030,21 @@
         <w:rPr>
           <w:lang w:val="pt-BR"/>
         </w:rPr>
-        <w:t>4.3 Treinamento de Random Forest e SVM</w:t>
+        <w:t xml:space="preserve">4.3 Treinamento de </w:t>
+      </w:r>
+      <w:r>
+        <w:rPr>
+          <w:i/>
+          <w:iCs/>
+          <w:lang w:val="pt-BR"/>
+        </w:rPr>
+        <w:t>Random Forest</w:t>
+      </w:r>
+      <w:r>
+        <w:rPr>
+          <w:lang w:val="pt-BR"/>
+        </w:rPr>
+        <w:t xml:space="preserve"> e SVM</w:t>
       </w:r>
       <w:bookmarkEnd w:id="948346261"/>
     </w:p>
@@ -27439,7 +28141,35 @@
         <w:rPr>
           <w:lang w:val="pt-BR"/>
         </w:rPr>
-        <w:t xml:space="preserve">As buscas seguiram o desenho da Seção 3.7 (Tabela 5). A do RF levou 648,6 s, e dois valores da configuração vencedora caíram na borda do espaço explorado, o mínimo de amostras por folha no limite inferior (5) e o mínimo para dividir um nó no maior valor da lista (10), o que o registro da busca marca como dimensões censuradas (Seção 5.10). No SVM, cujo treino cresce entre O(n²) e O(n³) com o número de exemplos, o </w:t>
+        <w:t xml:space="preserve">As buscas seguiram o desenho da Seção 3.7 (Tabela 5). A do RF levou 648,6 s, e dois valores da configuração vencedora caíram na borda do espaço explorado, o mínimo de amostras por folha no limite inferior (5) e o mínimo para dividir um nó no maior valor da lista (10), o que o registro da busca marca como dimensões censuradas (Seção 5.10). No SVM, cujo treino cresce entre O(</w:t>
+      </w:r>
+      <w:r>
+        <w:rPr>
+          <w:i/>
+          <w:iCs/>
+          <w:lang w:val="pt-BR"/>
+        </w:rPr>
+        <w:t xml:space="preserve">n</w:t>
+      </w:r>
+      <w:r>
+        <w:rPr>
+          <w:lang w:val="pt-BR"/>
+        </w:rPr>
+        <w:t xml:space="preserve">²) e O(</w:t>
+      </w:r>
+      <w:r>
+        <w:rPr>
+          <w:i/>
+          <w:iCs/>
+          <w:lang w:val="pt-BR"/>
+        </w:rPr>
+        <w:t xml:space="preserve">n</w:t>
+      </w:r>
+      <w:r>
+        <w:rPr>
+          <w:lang w:val="pt-BR"/>
+        </w:rPr>
+        <w:t xml:space="preserve">³) com o número de exemplos, o </w:t>
       </w:r>
       <w:r>
         <w:rPr>
@@ -33521,7 +34251,21 @@
         <w:rPr>
           <w:lang w:val="pt-BR"/>
         </w:rPr>
-        <w:t xml:space="preserve"> – Desempenho dos quatro modelos na validação (n = 22.226), com o limiar selecionado nesse conjunto</w:t>
+        <w:t xml:space="preserve"> – Desempenho dos quatro modelos na validação (</w:t>
+      </w:r>
+      <w:r>
+        <w:rPr>
+          <w:i/>
+          <w:iCs/>
+          <w:lang w:val="pt-BR"/>
+        </w:rPr>
+        <w:t xml:space="preserve">n</w:t>
+      </w:r>
+      <w:r>
+        <w:rPr>
+          <w:lang w:val="pt-BR"/>
+        </w:rPr>
+        <w:t xml:space="preserve"> = 22.226), com o limiar selecionado nesse conjunto</w:t>
       </w:r>
       <w:bookmarkEnd w:id="58"/>
     </w:p>
@@ -34524,7 +35268,21 @@
         <w:rPr>
           <w:lang w:val="pt-BR"/>
         </w:rPr>
-        <w:t xml:space="preserve"> – Curvas ROC dos três modelos do braço principal na validação (n = 22.226), com o EER marcado no cruzamento com a reta FPR = FNR</w:t>
+        <w:t xml:space="preserve"> – Curvas ROC dos três modelos do braço principal na validação (</w:t>
+      </w:r>
+      <w:r>
+        <w:rPr>
+          <w:i/>
+          <w:iCs/>
+          <w:lang w:val="pt-BR"/>
+        </w:rPr>
+        <w:t xml:space="preserve">n</w:t>
+      </w:r>
+      <w:r>
+        <w:rPr>
+          <w:lang w:val="pt-BR"/>
+        </w:rPr>
+        <w:t xml:space="preserve"> = 22.226), com o EER marcado no cruzamento com a reta FPR = FNR</w:t>
       </w:r>
       <w:bookmarkEnd w:id="59"/>
     </w:p>
@@ -34662,7 +35420,21 @@
         <w:rPr>
           <w:lang w:val="pt-BR"/>
         </w:rPr>
-        <w:t xml:space="preserve"> – Desempenho dos quatro modelos no teste (n = 22.227), com o limiar selecionado na validação</w:t>
+        <w:t xml:space="preserve"> – Desempenho dos quatro modelos no teste (</w:t>
+      </w:r>
+      <w:r>
+        <w:rPr>
+          <w:i/>
+          <w:iCs/>
+          <w:lang w:val="pt-BR"/>
+        </w:rPr>
+        <w:t xml:space="preserve">n</w:t>
+      </w:r>
+      <w:r>
+        <w:rPr>
+          <w:lang w:val="pt-BR"/>
+        </w:rPr>
+        <w:t xml:space="preserve"> = 22.227), com o limiar selecionado na validação</w:t>
       </w:r>
       <w:bookmarkEnd w:id="61"/>
     </w:p>
@@ -35681,7 +36453,21 @@
         <w:rPr>
           <w:lang w:val="pt-BR"/>
         </w:rPr>
-        <w:t xml:space="preserve"> – Acurácia e métricas por classe dos quatro modelos no teste (n = 22.227)</w:t>
+        <w:t xml:space="preserve"> – Acurácia e métricas por classe dos quatro modelos no teste (</w:t>
+      </w:r>
+      <w:r>
+        <w:rPr>
+          <w:i/>
+          <w:iCs/>
+          <w:lang w:val="pt-BR"/>
+        </w:rPr>
+        <w:t xml:space="preserve">n</w:t>
+      </w:r>
+      <w:r>
+        <w:rPr>
+          <w:lang w:val="pt-BR"/>
+        </w:rPr>
+        <w:t xml:space="preserve"> = 22.227)</w:t>
       </w:r>
       <w:bookmarkEnd w:id="62"/>
     </w:p>
@@ -36920,7 +37706,21 @@
         <w:rPr>
           <w:lang w:val="pt-BR"/>
         </w:rPr>
-        <w:t xml:space="preserve"> – Matrizes de confusão dos quatro modelos no teste (n = 22.227), com o limiar selecionado na validação: contagem e percentual da classe real em cada célula</w:t>
+        <w:t xml:space="preserve"> – Matrizes de confusão dos quatro modelos no teste (</w:t>
+      </w:r>
+      <w:r>
+        <w:rPr>
+          <w:i/>
+          <w:iCs/>
+          <w:lang w:val="pt-BR"/>
+        </w:rPr>
+        <w:t xml:space="preserve">n</w:t>
+      </w:r>
+      <w:r>
+        <w:rPr>
+          <w:lang w:val="pt-BR"/>
+        </w:rPr>
+        <w:t xml:space="preserve"> = 22.227), com o limiar selecionado na validação: contagem e percentual da classe real em cada célula</w:t>
       </w:r>
       <w:bookmarkEnd w:id="63"/>
     </w:p>
@@ -38280,7 +39080,21 @@
         <w:rPr>
           <w:lang w:val="pt-BR"/>
         </w:rPr>
-        <w:t>5.4 Comparação Estatística: Bootstrap Pareado</w:t>
+        <w:t xml:space="preserve">5.4 Comparação Estatística: </w:t>
+      </w:r>
+      <w:r>
+        <w:rPr>
+          <w:i/>
+          <w:iCs/>
+          <w:lang w:val="pt-BR"/>
+        </w:rPr>
+        <w:t>Bootstrap</w:t>
+      </w:r>
+      <w:r>
+        <w:rPr>
+          <w:lang w:val="pt-BR"/>
+        </w:rPr>
+        <w:t xml:space="preserve"> Pareado</w:t>
       </w:r>
       <w:bookmarkEnd w:id="1900579863"/>
     </w:p>
@@ -39557,7 +40371,25 @@
           <w:szCs w:val="20"/>
           <w:lang w:val="pt-BR"/>
         </w:rPr>
-        <w:t xml:space="preserve"> de todos os modelos, com o limiar fixo no do protocolo. ΔEER negativo indica EER menor no primeiro modelo. n = 22.226 (validação) e 22.227 (teste).</w:t>
+        <w:t xml:space="preserve"> de todos os modelos, com o limiar fixo no do protocolo. ΔEER negativo indica EER menor no primeiro modelo. </w:t>
+      </w:r>
+      <w:r>
+        <w:rPr>
+          <w:i/>
+          <w:iCs/>
+          <w:sz w:val="20"/>
+          <w:szCs w:val="20"/>
+          <w:lang w:val="pt-BR"/>
+        </w:rPr>
+        <w:t xml:space="preserve">n</w:t>
+      </w:r>
+      <w:r>
+        <w:rPr>
+          <w:sz w:val="20"/>
+          <w:szCs w:val="20"/>
+          <w:lang w:val="pt-BR"/>
+        </w:rPr>
+        <w:t xml:space="preserve"> = 22.226 (validação) e 22.227 (teste).</w:t>
       </w:r>
     </w:p>
     <w:p>
@@ -40195,7 +41027,15 @@
         <w:rPr>
           <w:lang w:val="pt-BR"/>
         </w:rPr>
-        <w:t>5.6 Análise por Ataque e por Codec</w:t>
+        <w:t xml:space="preserve">5.6 Análise por Ataque e por </w:t>
+      </w:r>
+      <w:r>
+        <w:rPr>
+          <w:i/>
+          <w:iCs/>
+          <w:lang w:val="pt-BR"/>
+        </w:rPr>
+        <w:t>Codec</w:t>
       </w:r>
       <w:bookmarkEnd w:id="1786396504"/>
     </w:p>
@@ -40299,7 +41139,21 @@
         <w:rPr>
           <w:lang w:val="pt-BR"/>
         </w:rPr>
-        <w:t xml:space="preserve"> – EER por sistema de ataque (A07 a A19) dos três modelos do braço principal na validação (n = 22.226)</w:t>
+        <w:t xml:space="preserve"> – EER por sistema de ataque (A07 a A19) dos três modelos do braço principal na validação (</w:t>
+      </w:r>
+      <w:r>
+        <w:rPr>
+          <w:i/>
+          <w:iCs/>
+          <w:lang w:val="pt-BR"/>
+        </w:rPr>
+        <w:t xml:space="preserve">n</w:t>
+      </w:r>
+      <w:r>
+        <w:rPr>
+          <w:lang w:val="pt-BR"/>
+        </w:rPr>
+        <w:t xml:space="preserve"> = 22.226)</w:t>
       </w:r>
       <w:bookmarkEnd w:id="72"/>
     </w:p>
@@ -40422,7 +41276,21 @@
         <w:rPr>
           <w:lang w:val="pt-BR"/>
         </w:rPr>
-        <w:t xml:space="preserve"> – Resumo do EER por sistema de ataque na validação (n = 22.226), por modelo do braço principal</w:t>
+        <w:t xml:space="preserve"> – Resumo do EER por sistema de ataque na validação (</w:t>
+      </w:r>
+      <w:r>
+        <w:rPr>
+          <w:i/>
+          <w:iCs/>
+          <w:lang w:val="pt-BR"/>
+        </w:rPr>
+        <w:t xml:space="preserve">n</w:t>
+      </w:r>
+      <w:r>
+        <w:rPr>
+          <w:lang w:val="pt-BR"/>
+        </w:rPr>
+        <w:t xml:space="preserve"> = 22.226), por modelo do braço principal</w:t>
       </w:r>
       <w:bookmarkEnd w:id="73"/>
     </w:p>
@@ -41674,7 +42542,21 @@
         <w:rPr>
           <w:lang w:val="pt-BR"/>
         </w:rPr>
-        <w:t xml:space="preserve"> dos três modelos do braço principal na validação (n = 22.226), com o limiar do protocolo</w:t>
+        <w:t xml:space="preserve"> dos três modelos do braço principal na validação (</w:t>
+      </w:r>
+      <w:r>
+        <w:rPr>
+          <w:i/>
+          <w:iCs/>
+          <w:lang w:val="pt-BR"/>
+        </w:rPr>
+        <w:t xml:space="preserve">n</w:t>
+      </w:r>
+      <w:r>
+        <w:rPr>
+          <w:lang w:val="pt-BR"/>
+        </w:rPr>
+        <w:t xml:space="preserve"> = 22.226), com o limiar do protocolo</w:t>
       </w:r>
       <w:bookmarkEnd w:id="75"/>
     </w:p>
@@ -44540,7 +45422,15 @@
         <w:rPr>
           <w:lang w:val="pt-BR"/>
         </w:rPr>
-        <w:t>5.8 Importância das Características no Random Forest</w:t>
+        <w:t xml:space="preserve">5.8 Importância das Características no </w:t>
+      </w:r>
+      <w:r>
+        <w:rPr>
+          <w:i/>
+          <w:iCs/>
+          <w:lang w:val="pt-BR"/>
+        </w:rPr>
+        <w:t>Random Forest</w:t>
       </w:r>
       <w:bookmarkEnd w:id="1875296322"/>
     </w:p>
@@ -46204,7 +47094,25 @@
           <w:szCs w:val="20"/>
           <w:lang w:val="pt-BR"/>
         </w:rPr>
-        <w:t>Nota: Permutação: queda de ROC-AUC na validação (n = 22.226) ao embaralhar os valores da característica, com 10 repetições e semente 42; média e desvio-padrão das repetições. Impureza: redução de impureza acumulada nas árvores do RF, calculada no treino. Correlação de Spearman entre as duas ordenações das 44 características: ρ = 0,8516. Coincidem nos dois critérios 9 das 10 primeiras; entre as 10 primeiras por impureza, fora das 10 por permutação: MFCC 16, desvio-padrão (posição 10 por impureza e 16 por permutação).</w:t>
+        <w:t>Nota: Permutação: queda de ROC-AUC na validação (</w:t>
+      </w:r>
+      <w:r>
+        <w:rPr>
+          <w:i/>
+          <w:iCs/>
+          <w:sz w:val="20"/>
+          <w:szCs w:val="20"/>
+          <w:lang w:val="pt-BR"/>
+        </w:rPr>
+        <w:t>n</w:t>
+      </w:r>
+      <w:r>
+        <w:rPr>
+          <w:sz w:val="20"/>
+          <w:szCs w:val="20"/>
+          <w:lang w:val="pt-BR"/>
+        </w:rPr>
+        <w:t xml:space="preserve"> = 22.226) ao embaralhar os valores da característica, com 10 repetições e semente 42; média e desvio-padrão das repetições. Impureza: redução de impureza acumulada nas árvores do RF, calculada no treino. Correlação de Spearman entre as duas ordenações das 44 características: ρ = 0,8516. Coincidem nos dois critérios 9 das 10 primeiras; entre as 10 primeiras por impureza, fora das 10 por permutação: MFCC 16, desvio-padrão (posição 10 por impureza e 16 por permutação).</w:t>
       </w:r>
     </w:p>
     <w:p>
@@ -46232,7 +47140,21 @@
         <w:rPr>
           <w:lang w:val="pt-BR"/>
         </w:rPr>
-        <w:t xml:space="preserve">), é também a única que manteve correlação acima de 0,3 com a proporção de fala depois do mascaramento (|r| = 0,320, Seção 4.2). Para medir quanto o RF dependia dela, o modelo foi retreinado sem essa característica, com a mesma configuração, a mesma semente, o mesmo treino e o limiar selecionado de novo na validação. Sem ela, o F1-macro na validação passou de 0,7225 para 0,7148 e o EER, de 0,1930 para 0,1980. O </w:t>
+        <w:t xml:space="preserve">), é também a única que manteve correlação acima de 0,3 com a proporção de fala depois do mascaramento (|</w:t>
+      </w:r>
+      <w:r>
+        <w:rPr>
+          <w:i/>
+          <w:iCs/>
+          <w:lang w:val="pt-BR"/>
+        </w:rPr>
+        <w:t xml:space="preserve">r</w:t>
+      </w:r>
+      <w:r>
+        <w:rPr>
+          <w:lang w:val="pt-BR"/>
+        </w:rPr>
+        <w:t xml:space="preserve">| = 0,320, Seção 4.2). Para medir quanto o RF dependia dela, o modelo foi retreinado sem essa característica, com a mesma configuração, a mesma semente, o mesmo treino e o limiar selecionado de novo na validação. Sem ela, o F1-macro na validação passou de 0,7225 para 0,7148 e o EER, de 0,1930 para 0,1980. O </w:t>
       </w:r>
       <w:r>
         <w:rPr>
@@ -46496,7 +47418,7 @@
         <w:rPr>
           <w:lang w:val="pt-BR"/>
         </w:rPr>
-        <w:t xml:space="preserve">Os EER deste trabalho não se comparam ao de 1,32% obtido pelos melhores sistemas na tarefa LA do ASVspoof 2021 (YAMAGISHI </w:t>
+        <w:t xml:space="preserve">Os EER deste trabalho não se comparam ao de 1,32% obtido pelos melhores sistemas na tarefa LA do ASVspoof 2021 (Yamagishi </w:t>
       </w:r>
       <w:r>
         <w:rPr>
@@ -46878,7 +47800,7 @@
         <w:rPr>
           <w:lang w:val="pt-BR"/>
         </w:rPr>
-        <w:t xml:space="preserve">O trabalho usou um único conjunto de dados. O ASVspoof 2021 LA não disponibiliza partições próprias de treino e de desenvolvimento (LIU </w:t>
+        <w:t xml:space="preserve">O trabalho usou um único conjunto de dados. O ASVspoof 2021 LA não disponibiliza partições próprias de treino e de desenvolvimento (Liu </w:t>
       </w:r>
       <w:r>
         <w:rPr>
@@ -47249,7 +48171,35 @@
         <w:rPr>
           <w:lang w:val="pt-BR"/>
         </w:rPr>
-        <w:t xml:space="preserve"> RBF, cujo custo de treinamento cresce entre O(n²) e O(n³) com o número de exemplos (Seção 3.6); o SVM não foi treinado nos 103.723 exemplos, de modo que a viabilidade desse treino não foi testada.</w:t>
+        <w:t xml:space="preserve"> RBF, cujo custo de treinamento cresce entre O(</w:t>
+      </w:r>
+      <w:r>
+        <w:rPr>
+          <w:i/>
+          <w:iCs/>
+          <w:lang w:val="pt-BR"/>
+        </w:rPr>
+        <w:t xml:space="preserve">n</w:t>
+      </w:r>
+      <w:r>
+        <w:rPr>
+          <w:lang w:val="pt-BR"/>
+        </w:rPr>
+        <w:t xml:space="preserve">²) e O(</w:t>
+      </w:r>
+      <w:r>
+        <w:rPr>
+          <w:i/>
+          <w:iCs/>
+          <w:lang w:val="pt-BR"/>
+        </w:rPr>
+        <w:t xml:space="preserve">n</w:t>
+      </w:r>
+      <w:r>
+        <w:rPr>
+          <w:lang w:val="pt-BR"/>
+        </w:rPr>
+        <w:t xml:space="preserve">³) com o número de exemplos (Seção 3.6); o SVM não foi treinado nos 103.723 exemplos, de modo que a viabilidade desse treino não foi testada.</w:t>
       </w:r>
     </w:p>
     <w:p>
@@ -48114,7 +49064,19 @@
         <w:rPr>
           <w:lang w:val="pt-BR"/>
         </w:rPr>
-        <w:t xml:space="preserve">Os desdobramentos a seguir decorrem das limitações discutidas na Seção 5.10. O primeiro é repetir a comparação no protocolo oficial do desafio, com treino no ASVspoof 2019 LA (WANG </w:t>
+        <w:t xml:space="preserve">Os desdobramentos a seguir decorrem das limitações discutidas na Seção 5.10. O primeiro é repetir a comparação no protocolo oficial do desafio, com treino no ASVspoof 2019 LA (</w:t>
+      </w:r>
+      <w:r>
+        <w:rPr>
+          <w:lang w:val="pt-BR"/>
+        </w:rPr>
+        <w:t>Wang, X.</w:t>
+      </w:r>
+      <w:r>
+        <w:rPr>
+          <w:lang w:val="pt-BR"/>
+        </w:rPr>
+        <w:t xml:space="preserve"> </w:t>
       </w:r>
       <w:r>
         <w:rPr>
@@ -48128,7 +49090,7 @@
         <w:rPr>
           <w:lang w:val="pt-BR"/>
         </w:rPr>
-        <w:t xml:space="preserve">, 2020) e teste no ASVspoof 2021 LA (LIU </w:t>
+        <w:t xml:space="preserve">, 2020) e teste no ASVspoof 2021 LA (Liu </w:t>
       </w:r>
       <w:r>
         <w:rPr>
@@ -48306,10 +49268,7 @@
         <w:spacing w:after="240"/>
       </w:pPr>
       <w:r>
-        <w:rPr>
-          <w:b w:val="1"/>
-          <w:bCs w:val="1"/>
-        </w:rPr>
+        <w:rPr/>
         <w:t>BATEMAN, J.</w:t>
       </w:r>
       <w:r>
@@ -48318,8 +49277,8 @@
       </w:r>
       <w:r>
         <w:rPr>
-          <w:i w:val="1"/>
-          <w:iCs w:val="1"/>
+          <w:b/>
+          <w:bCs/>
         </w:rPr>
         <w:t>Deepfakes and Synthetic Media in the Financial System: Assessing Threat Scenarios</w:t>
       </w:r>
@@ -48349,7 +49308,19 @@
       </w:r>
       <w:r>
         <w:rPr/>
-        <w:t xml:space="preserve">: https://carnegieendowment.org/research/2020/07/deepfakes-and-synthetic-media-in-the-financial-system-assessing-threat-scenarios. Acesso </w:t>
+        <w:t xml:space="preserve">: </w:t>
+      </w:r>
+      <w:hyperlink w:history="1" r:id="rIdUnip1">
+        <w:r>
+          <w:rPr>
+            <w:rStyle w:val="Hyperlink"/>
+          </w:rPr>
+          <w:t xml:space="preserve">https://carnegieendowment.org/research/2020/07/deepfakes-and-synthetic-media-in-the-financial-system-assessing-threat-scenarios</w:t>
+        </w:r>
+      </w:hyperlink>
+      <w:r>
+        <w:rPr/>
+        <w:t xml:space="preserve">. Acesso </w:t>
       </w:r>
       <w:r>
         <w:rPr/>
@@ -48374,24 +49345,22 @@
       </w:pPr>
       <w:r>
         <w:rPr>
+          <w:lang w:val="pt-BR"/>
+        </w:rPr>
+        <w:t>BERGSTRA, J.; BENGIO, Y.</w:t>
+      </w:r>
+      <w:r>
+        <w:rPr>
+          <w:lang w:val="pt-BR"/>
+        </w:rPr>
+        <w:t xml:space="preserve"> Random search for hyper-parameter optimization. </w:t>
+      </w:r>
+      <w:r>
+        <w:rPr>
           <w:b/>
           <w:bCs/>
           <w:lang w:val="pt-BR"/>
         </w:rPr>
-        <w:t>BERGSTRA, J.; BENGIO, Y.</w:t>
-      </w:r>
-      <w:r>
-        <w:rPr>
-          <w:lang w:val="pt-BR"/>
-        </w:rPr>
-        <w:t xml:space="preserve"> Random search for hyper-parameter optimization. </w:t>
-      </w:r>
-      <w:r>
-        <w:rPr>
-          <w:i/>
-          <w:iCs/>
-          <w:lang w:val="pt-BR"/>
-        </w:rPr>
         <w:t>Journal of Machine Learning Research</w:t>
       </w:r>
       <w:r>
@@ -48405,21 +49374,18 @@
       <w:pPr>
         <w:spacing w:after="240"/>
       </w:pPr>
+      <w:r>
+        <w:rPr/>
+        <w:t>BHUKYA, R. K.; RAJ, A.; KUMAR, A.</w:t>
+      </w:r>
+      <w:r>
+        <w:t xml:space="preserve"> ASVSpoof 2021: Detecting Spoofed Utterances Through Hybrid Features. </w:t>
+      </w:r>
       <w:r>
         <w:rPr>
           <w:b/>
           <w:bCs/>
         </w:rPr>
-        <w:t>BHUKYA, R. K.; RAJ, A.; KUMAR, A.</w:t>
-      </w:r>
-      <w:r>
-        <w:t xml:space="preserve"> ASVSpoof 2021: Detecting Spoofed Utterances Through Hybrid Features. </w:t>
-      </w:r>
-      <w:r>
-        <w:rPr>
-          <w:i/>
-          <w:iCs/>
-        </w:rPr>
         <w:t>APSIPA Transactions on Signal and Information Processing</w:t>
       </w:r>
       <w:r>
@@ -48430,26 +49396,24 @@
       <w:pPr>
         <w:spacing w:after="240"/>
       </w:pPr>
+      <w:r>
+        <w:rPr>
+          <w:lang w:val="pt-BR"/>
+        </w:rPr>
+        <w:t>BREIMAN, L.</w:t>
+      </w:r>
+      <w:r>
+        <w:rPr>
+          <w:lang w:val="pt-BR"/>
+        </w:rPr>
+        <w:t xml:space="preserve"> Random forests. </w:t>
+      </w:r>
       <w:r>
         <w:rPr>
           <w:b/>
           <w:bCs/>
           <w:lang w:val="pt-BR"/>
         </w:rPr>
-        <w:t>BREIMAN, L.</w:t>
-      </w:r>
-      <w:r>
-        <w:rPr>
-          <w:lang w:val="pt-BR"/>
-        </w:rPr>
-        <w:t xml:space="preserve"> Random forests. </w:t>
-      </w:r>
-      <w:r>
-        <w:rPr>
-          <w:i/>
-          <w:iCs/>
-          <w:lang w:val="pt-BR"/>
-        </w:rPr>
         <w:t>Machine Learning</w:t>
       </w:r>
       <w:r>
@@ -48463,26 +49427,24 @@
       <w:pPr>
         <w:spacing w:after="240"/>
       </w:pPr>
+      <w:r>
+        <w:rPr>
+          <w:lang w:val="pt-BR"/>
+        </w:rPr>
+        <w:t>CHESNEY, R.; CITRON, D. K.</w:t>
+      </w:r>
+      <w:r>
+        <w:rPr>
+          <w:lang w:val="pt-BR"/>
+        </w:rPr>
+        <w:t xml:space="preserve"> Deep fakes: a looming challenge for privacy, democracy, and national security. </w:t>
+      </w:r>
       <w:r>
         <w:rPr>
           <w:b/>
           <w:bCs/>
           <w:lang w:val="pt-BR"/>
         </w:rPr>
-        <w:t>CHESNEY, R.; CITRON, D. K.</w:t>
-      </w:r>
-      <w:r>
-        <w:rPr>
-          <w:lang w:val="pt-BR"/>
-        </w:rPr>
-        <w:t xml:space="preserve"> Deep fakes: a looming challenge for privacy, democracy, and national security. </w:t>
-      </w:r>
-      <w:r>
-        <w:rPr>
-          <w:i/>
-          <w:iCs/>
-          <w:lang w:val="pt-BR"/>
-        </w:rPr>
         <w:t>California Law Review</w:t>
       </w:r>
       <w:r>
@@ -48496,26 +49458,24 @@
       <w:pPr>
         <w:spacing w:after="240"/>
       </w:pPr>
+      <w:r>
+        <w:rPr>
+          <w:lang w:val="pt-BR"/>
+        </w:rPr>
+        <w:t>CORTES, C.; VAPNIK, V.</w:t>
+      </w:r>
+      <w:r>
+        <w:rPr>
+          <w:lang w:val="pt-BR"/>
+        </w:rPr>
+        <w:t xml:space="preserve"> Support-vector networks. </w:t>
+      </w:r>
       <w:r>
         <w:rPr>
           <w:b/>
           <w:bCs/>
           <w:lang w:val="pt-BR"/>
         </w:rPr>
-        <w:t>CORTES, C.; VAPNIK, V.</w:t>
-      </w:r>
-      <w:r>
-        <w:rPr>
-          <w:lang w:val="pt-BR"/>
-        </w:rPr>
-        <w:t xml:space="preserve"> Support-vector networks. </w:t>
-      </w:r>
-      <w:r>
-        <w:rPr>
-          <w:i/>
-          <w:iCs/>
-          <w:lang w:val="pt-BR"/>
-        </w:rPr>
         <w:t>Machine Learning</w:t>
       </w:r>
       <w:r>
@@ -48529,26 +49489,24 @@
       <w:pPr>
         <w:spacing w:after="240"/>
       </w:pPr>
+      <w:r>
+        <w:rPr>
+          <w:lang w:val="pt-BR"/>
+        </w:rPr>
+        <w:t>DAVIS, S.; MERMELSTEIN, P.</w:t>
+      </w:r>
+      <w:r>
+        <w:rPr>
+          <w:lang w:val="pt-BR"/>
+        </w:rPr>
+        <w:t xml:space="preserve"> Comparison of parametric representations for monosyllabic word recognition in continuously spoken sentences. </w:t>
+      </w:r>
       <w:r>
         <w:rPr>
           <w:b/>
           <w:bCs/>
           <w:lang w:val="pt-BR"/>
         </w:rPr>
-        <w:t>DAVIS, S.; MERMELSTEIN, P.</w:t>
-      </w:r>
-      <w:r>
-        <w:rPr>
-          <w:lang w:val="pt-BR"/>
-        </w:rPr>
-        <w:t xml:space="preserve"> Comparison of parametric representations for monosyllabic word recognition in continuously spoken sentences. </w:t>
-      </w:r>
-      <w:r>
-        <w:rPr>
-          <w:i/>
-          <w:iCs/>
-          <w:lang w:val="pt-BR"/>
-        </w:rPr>
         <w:t>IEEE Transactions on Acoustics, Speech, and Signal Processing</w:t>
       </w:r>
       <w:r>
@@ -48562,26 +49520,24 @@
       <w:pPr>
         <w:spacing w:after="240"/>
       </w:pPr>
+      <w:r>
+        <w:rPr>
+          <w:lang w:val="pt-BR"/>
+        </w:rPr>
+        <w:t>EFRON, B.; TIBSHIRANI, R. J.</w:t>
+      </w:r>
+      <w:r>
+        <w:rPr>
+          <w:lang w:val="pt-BR"/>
+        </w:rPr>
+        <w:t xml:space="preserve"> </w:t>
+      </w:r>
       <w:r>
         <w:rPr>
           <w:b/>
           <w:bCs/>
           <w:lang w:val="pt-BR"/>
         </w:rPr>
-        <w:t>EFRON, B.; TIBSHIRANI, R. J.</w:t>
-      </w:r>
-      <w:r>
-        <w:rPr>
-          <w:lang w:val="pt-BR"/>
-        </w:rPr>
-        <w:t xml:space="preserve"> </w:t>
-      </w:r>
-      <w:r>
-        <w:rPr>
-          <w:i/>
-          <w:iCs/>
-          <w:lang w:val="pt-BR"/>
-        </w:rPr>
         <w:t>An introduction to the bootstrap</w:t>
       </w:r>
       <w:r>
@@ -48596,10 +49552,7 @@
         <w:spacing w:after="240"/>
       </w:pPr>
       <w:r>
-        <w:rPr>
-          <w:b w:val="1"/>
-          <w:bCs w:val="1"/>
-        </w:rPr>
+        <w:rPr/>
         <w:t>FINCEN.</w:t>
       </w:r>
       <w:r>
@@ -48608,8 +49561,8 @@
       </w:r>
       <w:r>
         <w:rPr>
-          <w:i w:val="1"/>
-          <w:iCs w:val="1"/>
+          <w:b/>
+          <w:bCs/>
         </w:rPr>
         <w:t>FinCEN Alert on Fraud Schemes Involving Deepfake Media Targeting Financial Institutions</w:t>
       </w:r>
@@ -48686,50 +49639,45 @@
         <w:spacing w:after="240"/>
       </w:pPr>
       <w:r>
+        <w:rPr/>
+        <w:t>GOODFELLOW, I.; BENGIO, Y.; COURVILLE, A.</w:t>
+      </w:r>
+      <w:r>
+        <w:t xml:space="preserve"> </w:t>
+      </w:r>
+      <w:r>
         <w:rPr>
           <w:b/>
           <w:bCs/>
         </w:rPr>
-        <w:t>GOODFELLOW, I.; BENGIO, Y.; COURVILLE, A.</w:t>
-      </w:r>
-      <w:r>
+        <w:t>Deep Learning</w:t>
+      </w:r>
+      <w:r>
+        <w:t>. Cambridge: MIT Press, 2016.</w:t>
+      </w:r>
+    </w:p>
+    <w:p>
+      <w:pPr>
+        <w:spacing w:after="240"/>
+      </w:pPr>
+      <w:r>
+        <w:rPr>
+          <w:lang w:val="pt-BR"/>
+        </w:rPr>
+        <w:t>HSU, C.-W.; CHANG, C.-C.; LIN, C.-J.</w:t>
+      </w:r>
+      <w:r>
+        <w:rPr>
+          <w:lang w:val="pt-BR"/>
+        </w:rPr>
         <w:t xml:space="preserve"> </w:t>
       </w:r>
-      <w:r>
-        <w:rPr>
-          <w:i/>
-          <w:iCs/>
-        </w:rPr>
-        <w:t>Deep Learning</w:t>
-      </w:r>
-      <w:r>
-        <w:t>. Cambridge: MIT Press, 2016.</w:t>
-      </w:r>
-    </w:p>
-    <w:p>
-      <w:pPr>
-        <w:spacing w:after="240"/>
-      </w:pPr>
       <w:r>
         <w:rPr>
           <w:b/>
           <w:bCs/>
           <w:lang w:val="pt-BR"/>
         </w:rPr>
-        <w:t>HSU, C.-W.; CHANG, C.-C.; LIN, C.-J.</w:t>
-      </w:r>
-      <w:r>
-        <w:rPr>
-          <w:lang w:val="pt-BR"/>
-        </w:rPr>
-        <w:t xml:space="preserve"> </w:t>
-      </w:r>
-      <w:r>
-        <w:rPr>
-          <w:i/>
-          <w:iCs/>
-          <w:lang w:val="pt-BR"/>
-        </w:rPr>
         <w:t>A practical guide to support vector classification</w:t>
       </w:r>
       <w:r>
@@ -48743,33 +49691,76 @@
       <w:pPr>
         <w:spacing w:after="240"/>
       </w:pPr>
+      <w:r>
+        <w:rPr>
+          <w:lang w:val="pt-BR"/>
+        </w:rPr>
+        <w:t>IOFFE, S.; SZEGEDY, C.</w:t>
+      </w:r>
+      <w:r>
+        <w:rPr>
+          <w:lang w:val="pt-BR"/>
+        </w:rPr>
+        <w:t xml:space="preserve"> Batch normalization: accelerating deep network training by reducing internal covariate shift. </w:t>
+      </w:r>
+      <w:r>
+        <w:rPr>
+          <w:i/>
+          <w:iCs/>
+          <w:lang w:val="pt-BR"/>
+        </w:rPr>
+        <w:t>In:</w:t>
+      </w:r>
+      <w:r>
+        <w:rPr>
+          <w:lang w:val="pt-BR"/>
+        </w:rPr>
+        <w:t xml:space="preserve"> INTERNATIONAL CONFERENCE ON MACHINE LEARNING, 32., 2015, Lille. </w:t>
+      </w:r>
       <w:r>
         <w:rPr>
           <w:b/>
           <w:bCs/>
           <w:lang w:val="pt-BR"/>
         </w:rPr>
-        <w:t>IOFFE, S.; SZEGEDY, C.</w:t>
-      </w:r>
-      <w:r>
-        <w:rPr>
-          <w:lang w:val="pt-BR"/>
-        </w:rPr>
-        <w:t xml:space="preserve"> Batch normalization: accelerating deep network training by reducing internal covariate shift. </w:t>
-      </w:r>
-      <w:r>
-        <w:rPr>
-          <w:i/>
-          <w:iCs/>
-          <w:lang w:val="pt-BR"/>
-        </w:rPr>
-        <w:t>In:</w:t>
-      </w:r>
-      <w:r>
-        <w:rPr>
-          <w:lang w:val="pt-BR"/>
-        </w:rPr>
-        <w:t xml:space="preserve"> INTERNATIONAL CONFERENCE ON MACHINE LEARNING, 32., 2015, Lille. </w:t>
+        <w:t>Proceedings</w:t>
+      </w:r>
+      <w:r>
+        <w:rPr>
+          <w:lang w:val="pt-BR"/>
+        </w:rPr>
+        <w:t xml:space="preserve"> [...]. [</w:t>
+      </w:r>
+      <w:r>
+        <w:rPr>
+          <w:i/>
+          <w:iCs/>
+          <w:lang w:val="pt-BR"/>
+        </w:rPr>
+        <w:t>S. l.</w:t>
+      </w:r>
+      <w:r>
+        <w:rPr>
+          <w:lang w:val="pt-BR"/>
+        </w:rPr>
+        <w:t>]: PMLR, 2015. p. 448-456.</w:t>
+      </w:r>
+    </w:p>
+    <w:p>
+      <w:pPr>
+        <w:spacing w:after="240"/>
+      </w:pPr>
+      <w:r>
+        <w:rPr>
+          <w:lang w:val="pt-BR"/>
+        </w:rPr>
+        <w:t>KEERTHI, S. S.; LIN, C.-J.</w:t>
+      </w:r>
+      <w:r>
+        <w:rPr>
+          <w:lang w:val="pt-BR"/>
+        </w:rPr>
+        <w:t xml:space="preserve"> Asymptotic behaviors of support vector machines with Gaussian kernel. </w:t>
       </w:r>
       <w:r>
         <w:rPr>
@@ -48777,27 +49768,13 @@
           <w:bCs/>
           <w:lang w:val="pt-BR"/>
         </w:rPr>
-        <w:t>Proceedings</w:t>
-      </w:r>
-      <w:r>
-        <w:rPr>
-          <w:lang w:val="pt-BR"/>
-        </w:rPr>
-        <w:t xml:space="preserve"> [...]. [</w:t>
-      </w:r>
-      <w:r>
-        <w:rPr>
-          <w:i/>
-          <w:iCs/>
-          <w:lang w:val="pt-BR"/>
-        </w:rPr>
-        <w:t>S. l.</w:t>
-      </w:r>
-      <w:r>
-        <w:rPr>
-          <w:lang w:val="pt-BR"/>
-        </w:rPr>
-        <w:t>]: PMLR, 2015. p. 448-456.</w:t>
+        <w:t>Neural Computation</w:t>
+      </w:r>
+      <w:r>
+        <w:rPr>
+          <w:lang w:val="pt-BR"/>
+        </w:rPr>
+        <w:t>, v. 15, n. 7, p. 1667-1689, 2003.</w:t>
       </w:r>
     </w:p>
     <w:p>
@@ -48805,43 +49782,7 @@
         <w:spacing w:after="240"/>
       </w:pPr>
       <w:r>
-        <w:rPr>
-          <w:b/>
-          <w:bCs/>
-          <w:lang w:val="pt-BR"/>
-        </w:rPr>
-        <w:t>KEERTHI, S. S.; LIN, C.-J.</w:t>
-      </w:r>
-      <w:r>
-        <w:rPr>
-          <w:lang w:val="pt-BR"/>
-        </w:rPr>
-        <w:t xml:space="preserve"> Asymptotic behaviors of support vector machines with Gaussian kernel. </w:t>
-      </w:r>
-      <w:r>
-        <w:rPr>
-          <w:i/>
-          <w:iCs/>
-          <w:lang w:val="pt-BR"/>
-        </w:rPr>
-        <w:t>Neural Computation</w:t>
-      </w:r>
-      <w:r>
-        <w:rPr>
-          <w:lang w:val="pt-BR"/>
-        </w:rPr>
-        <w:t>, v. 15, n. 7, p. 1667-1689, 2003.</w:t>
-      </w:r>
-    </w:p>
-    <w:p>
-      <w:pPr>
-        <w:spacing w:after="240"/>
-      </w:pPr>
-      <w:r>
-        <w:rPr>
-          <w:b w:val="1"/>
-          <w:bCs w:val="1"/>
-        </w:rPr>
+        <w:rPr/>
         <w:t>KINGMA, D. P.; BA, J.</w:t>
       </w:r>
       <w:r>
@@ -48963,24 +49904,30 @@
       </w:pPr>
       <w:r>
         <w:rPr>
+          <w:lang w:val="pt-BR"/>
+        </w:rPr>
+        <w:t xml:space="preserve">LIU, X. </w:t>
+      </w:r>
+      <w:r>
+        <w:rPr>
+          <w:i/>
+          <w:iCs/>
+          <w:lang w:val="pt-BR"/>
+        </w:rPr>
+        <w:t>et al.</w:t>
+      </w:r>
+      <w:r>
+        <w:rPr>
+          <w:lang w:val="pt-BR"/>
+        </w:rPr>
+        <w:t xml:space="preserve"> ASVspoof 2021: towards spoofed and deepfake speech detection in the wild. </w:t>
+      </w:r>
+      <w:r>
+        <w:rPr>
           <w:b/>
           <w:bCs/>
           <w:lang w:val="pt-BR"/>
         </w:rPr>
-        <w:t>LIU, X. et al.</w:t>
-      </w:r>
-      <w:r>
-        <w:rPr>
-          <w:lang w:val="pt-BR"/>
-        </w:rPr>
-        <w:t xml:space="preserve"> ASVspoof 2021: towards spoofed and deepfake speech detection in the wild. </w:t>
-      </w:r>
-      <w:r>
-        <w:rPr>
-          <w:i/>
-          <w:iCs/>
-          <w:lang w:val="pt-BR"/>
-        </w:rPr>
         <w:t>IEEE/ACM Transactions on Audio, Speech, and Language Processing</w:t>
       </w:r>
       <w:r>
@@ -48994,235 +49941,261 @@
       <w:pPr>
         <w:spacing w:after="240"/>
       </w:pPr>
+      <w:r>
+        <w:rPr>
+          <w:lang w:val="pt-BR"/>
+        </w:rPr>
+        <w:t>MAJID, T.</w:t>
+      </w:r>
+      <w:r>
+        <w:rPr>
+          <w:lang w:val="pt-BR"/>
+        </w:rPr>
+        <w:t xml:space="preserve"> </w:t>
+      </w:r>
       <w:r>
         <w:rPr>
           <w:b/>
           <w:bCs/>
           <w:lang w:val="pt-BR"/>
         </w:rPr>
-        <w:t>MAJID, T.</w:t>
-      </w:r>
-      <w:r>
-        <w:rPr>
-          <w:lang w:val="pt-BR"/>
-        </w:rPr>
-        <w:t xml:space="preserve"> </w:t>
-      </w:r>
-      <w:r>
-        <w:rPr>
-          <w:i/>
-          <w:iCs/>
-          <w:lang w:val="pt-BR"/>
-        </w:rPr>
         <w:t>Defending Against Audio Deepfakes: Robust Detection in the Synthetic Speech Era</w:t>
       </w:r>
       <w:r>
         <w:rPr>
           <w:lang w:val="pt-BR"/>
         </w:rPr>
-        <w:t>. 2026. Tese (Doutorado em Engenharia Informática) – Università degli Studi di Roma “La Sapienza”, Roma, 2026. Disponível em: https://hdl.handle.net/20.500.14242/359101. Acesso em: 9 maio 2026.</w:t>
+        <w:t xml:space="preserve">. 2026. Tese (Doutorado em Engenharia Informática) – Università degli Studi di Roma “La Sapienza”, Roma, 2026. Disponível em: </w:t>
+      </w:r>
+      <w:hyperlink w:history="1" r:id="rIdUnip2">
+        <w:r>
+          <w:rPr>
+            <w:rStyle w:val="Hyperlink"/>
+            <w:lang w:val="pt-BR"/>
+          </w:rPr>
+          <w:t>https://hdl.handle.net/20.500.14242/359101</w:t>
+        </w:r>
+      </w:hyperlink>
+      <w:r>
+        <w:rPr>
+          <w:lang w:val="pt-BR"/>
+        </w:rPr>
+        <w:t>. Acesso em: 9 maio 2026.</w:t>
       </w:r>
     </w:p>
     <w:p>
       <w:pPr>
         <w:spacing w:after="240"/>
       </w:pPr>
+      <w:r>
+        <w:rPr>
+          <w:lang w:val="pt-BR"/>
+        </w:rPr>
+        <w:t xml:space="preserve">McFEE, B. </w:t>
+      </w:r>
+      <w:r>
+        <w:rPr>
+          <w:i/>
+          <w:iCs/>
+          <w:lang w:val="pt-BR"/>
+        </w:rPr>
+        <w:t>et al.</w:t>
+      </w:r>
+      <w:r>
+        <w:rPr>
+          <w:lang w:val="pt-BR"/>
+        </w:rPr>
+        <w:t xml:space="preserve"> librosa: audio and music signal analysis in Python. </w:t>
+      </w:r>
+      <w:r>
+        <w:rPr>
+          <w:i/>
+          <w:iCs/>
+          <w:lang w:val="pt-BR"/>
+        </w:rPr>
+        <w:t>In:</w:t>
+      </w:r>
+      <w:r>
+        <w:rPr>
+          <w:lang w:val="pt-BR"/>
+        </w:rPr>
+        <w:t xml:space="preserve"> PYTHON IN SCIENCE CONFERENCE, 14., 2015, Austin. </w:t>
+      </w:r>
       <w:r>
         <w:rPr>
           <w:b/>
           <w:bCs/>
           <w:lang w:val="pt-BR"/>
         </w:rPr>
-        <w:t>McFEE, B. et al.</w:t>
-      </w:r>
-      <w:r>
-        <w:rPr>
-          <w:lang w:val="pt-BR"/>
-        </w:rPr>
-        <w:t xml:space="preserve"> librosa: audio and music signal analysis in Python. </w:t>
-      </w:r>
-      <w:r>
-        <w:rPr>
-          <w:i/>
-          <w:iCs/>
-          <w:lang w:val="pt-BR"/>
+        <w:t>Proceedings</w:t>
+      </w:r>
+      <w:r>
+        <w:rPr>
+          <w:lang w:val="pt-BR"/>
+        </w:rPr>
+        <w:t xml:space="preserve"> [...]. [</w:t>
+      </w:r>
+      <w:r>
+        <w:rPr>
+          <w:i/>
+          <w:iCs/>
+          <w:lang w:val="pt-BR"/>
+        </w:rPr>
+        <w:t>S. l.</w:t>
+      </w:r>
+      <w:r>
+        <w:rPr>
+          <w:lang w:val="pt-BR"/>
+        </w:rPr>
+        <w:t xml:space="preserve">: </w:t>
+      </w:r>
+      <w:r>
+        <w:rPr>
+          <w:i/>
+          <w:iCs/>
+          <w:lang w:val="pt-BR"/>
+        </w:rPr>
+        <w:t>s. n.</w:t>
+      </w:r>
+      <w:r>
+        <w:rPr>
+          <w:lang w:val="pt-BR"/>
+        </w:rPr>
+        <w:t>], 2015. p. 18-25.</w:t>
+      </w:r>
+    </w:p>
+    <w:p>
+      <w:pPr>
+        <w:spacing w:after="240"/>
+      </w:pPr>
+      <w:r>
+        <w:rPr/>
+        <w:t xml:space="preserve">MÜLLER, N. M. </w:t>
+      </w:r>
+      <w:r>
+        <w:rPr>
+          <w:i/>
+          <w:iCs/>
+        </w:rPr>
+        <w:t>et al.</w:t>
+      </w:r>
+      <w:r>
+        <w:t xml:space="preserve"> Speech is Silver, Silence is Golden: What do ASVspoof-trained Models Really Learn? </w:t>
+      </w:r>
+      <w:r>
+        <w:rPr>
+          <w:i/>
+          <w:iCs/>
         </w:rPr>
         <w:t>In:</w:t>
       </w:r>
       <w:r>
-        <w:rPr>
-          <w:lang w:val="pt-BR"/>
-        </w:rPr>
-        <w:t xml:space="preserve"> PYTHON IN SCIENCE CONFERENCE, 14., 2015, Austin. </w:t>
+        <w:t xml:space="preserve"> ASVSPOOF 2021 WORKSHOP, 2021. </w:t>
       </w:r>
       <w:r>
         <w:rPr>
           <w:b/>
           <w:bCs/>
-          <w:lang w:val="pt-BR"/>
         </w:rPr>
         <w:t>Proceedings</w:t>
       </w:r>
       <w:r>
-        <w:rPr>
-          <w:lang w:val="pt-BR"/>
-        </w:rPr>
         <w:t xml:space="preserve"> [...]. [</w:t>
       </w:r>
       <w:r>
         <w:rPr>
           <w:i/>
           <w:iCs/>
-          <w:lang w:val="pt-BR"/>
         </w:rPr>
         <w:t>S. l.</w:t>
       </w:r>
       <w:r>
-        <w:rPr>
-          <w:lang w:val="pt-BR"/>
-        </w:rPr>
-        <w:t xml:space="preserve">: </w:t>
-      </w:r>
-      <w:r>
-        <w:rPr>
-          <w:i/>
-          <w:iCs/>
-          <w:lang w:val="pt-BR"/>
-        </w:rPr>
-        <w:t>s. n.</w:t>
-      </w:r>
-      <w:r>
-        <w:rPr>
-          <w:lang w:val="pt-BR"/>
-        </w:rPr>
-        <w:t>], 2015. p. 18-25.</w:t>
+        <w:t>]: ISCA, 2021. p. 55-60. DOI: 10.21437/ASVSPOOF.2021-9.</w:t>
       </w:r>
     </w:p>
     <w:p>
       <w:pPr>
         <w:spacing w:after="240"/>
       </w:pPr>
+      <w:r>
+        <w:rPr>
+          <w:lang w:val="pt-BR"/>
+        </w:rPr>
+        <w:t xml:space="preserve">MÜLLER, N. M. </w:t>
+      </w:r>
+      <w:r>
+        <w:rPr>
+          <w:i/>
+          <w:iCs/>
+          <w:lang w:val="pt-BR"/>
+        </w:rPr>
+        <w:t>et al.</w:t>
+      </w:r>
+      <w:r>
+        <w:rPr>
+          <w:lang w:val="pt-BR"/>
+        </w:rPr>
+        <w:t xml:space="preserve"> Does Audio Deepfake Detection Generalize? </w:t>
+      </w:r>
+      <w:r>
+        <w:rPr>
+          <w:i/>
+          <w:iCs/>
+          <w:lang w:val="pt-BR"/>
+        </w:rPr>
+        <w:t>In:</w:t>
+      </w:r>
+      <w:r>
+        <w:rPr>
+          <w:lang w:val="pt-BR"/>
+        </w:rPr>
+        <w:t xml:space="preserve"> INTERSPEECH, 2022, Incheon. </w:t>
+      </w:r>
       <w:r>
         <w:rPr>
           <w:b/>
           <w:bCs/>
-        </w:rPr>
-        <w:t>MÜLLER, N. M. et al.</w:t>
-      </w:r>
-      <w:r>
-        <w:t xml:space="preserve"> Speech is Silver, Silence is Golden: What do ASVspoof-trained Models Really Learn? </w:t>
-      </w:r>
-      <w:r>
-        <w:rPr>
-          <w:i/>
-          <w:iCs/>
-        </w:rPr>
-        <w:t>In:</w:t>
-      </w:r>
-      <w:r>
-        <w:t xml:space="preserve"> ASVSPOOF 2021 WORKSHOP, 2021. </w:t>
+          <w:lang w:val="pt-BR"/>
+        </w:rPr>
+        <w:t>Proceedings</w:t>
+      </w:r>
+      <w:r>
+        <w:rPr>
+          <w:lang w:val="pt-BR"/>
+        </w:rPr>
+        <w:t xml:space="preserve"> [...]. [</w:t>
+      </w:r>
+      <w:r>
+        <w:rPr>
+          <w:i/>
+          <w:iCs/>
+          <w:lang w:val="pt-BR"/>
+        </w:rPr>
+        <w:t xml:space="preserve">S. l.</w:t>
+      </w:r>
+      <w:r>
+        <w:rPr>
+          <w:lang w:val="pt-BR"/>
+        </w:rPr>
+        <w:t xml:space="preserve">]: ISCA, 2022. p. 2783-2787. DOI: 10.21437/Interspeech.2022-108.</w:t>
+      </w:r>
+    </w:p>
+    <w:p>
+      <w:pPr>
+        <w:spacing w:after="240"/>
+      </w:pPr>
+      <w:r>
+        <w:rPr/>
+        <w:t>NEGREIRO, M.</w:t>
+      </w:r>
+      <w:r>
+        <w:rPr/>
+        <w:t xml:space="preserve"> </w:t>
       </w:r>
       <w:r>
         <w:rPr>
           <w:b/>
           <w:bCs/>
-        </w:rPr>
-        <w:t>Proceedings</w:t>
-      </w:r>
-      <w:r>
-        <w:t xml:space="preserve"> [...]. [</w:t>
-      </w:r>
-      <w:r>
-        <w:rPr>
-          <w:i/>
-          <w:iCs/>
-        </w:rPr>
-        <w:t>S. l.</w:t>
-      </w:r>
-      <w:r>
-        <w:t>]: ISCA, 2021. p. 55-60. DOI: 10.21437/ASVSPOOF.2021-9.</w:t>
-      </w:r>
-    </w:p>
-    <w:p>
-      <w:pPr>
-        <w:spacing w:after="240"/>
-      </w:pPr>
-      <w:r>
-        <w:rPr>
-          <w:b/>
-          <w:bCs/>
-          <w:lang w:val="pt-BR"/>
-        </w:rPr>
-        <w:t>MÜLLER, N. M. et al.</w:t>
-      </w:r>
-      <w:r>
-        <w:rPr>
-          <w:lang w:val="pt-BR"/>
-        </w:rPr>
-        <w:t xml:space="preserve"> Does Audio Deepfake Detection Generalize? </w:t>
-      </w:r>
-      <w:r>
-        <w:rPr>
-          <w:i/>
-          <w:iCs/>
-          <w:lang w:val="pt-BR"/>
-        </w:rPr>
-        <w:t>In:</w:t>
-      </w:r>
-      <w:r>
-        <w:rPr>
-          <w:lang w:val="pt-BR"/>
-        </w:rPr>
-        <w:t xml:space="preserve"> INTERSPEECH, 2022, Incheon. </w:t>
-      </w:r>
-      <w:r>
-        <w:rPr>
-          <w:b/>
-          <w:bCs/>
-          <w:lang w:val="pt-BR"/>
-        </w:rPr>
-        <w:t>Proceedings</w:t>
-      </w:r>
-      <w:r>
-        <w:rPr>
-          <w:lang w:val="pt-BR"/>
-        </w:rPr>
-        <w:t xml:space="preserve"> [...]. [</w:t>
-      </w:r>
-      <w:r>
-        <w:rPr>
-          <w:i/>
-          <w:iCs/>
-          <w:lang w:val="pt-BR"/>
-        </w:rPr>
-        <w:t xml:space="preserve">S. l.</w:t>
-      </w:r>
-      <w:r>
-        <w:rPr>
-          <w:lang w:val="pt-BR"/>
-        </w:rPr>
-        <w:t xml:space="preserve">]: ISCA, 2022. p. 2783-2787. DOI: 10.21437/Interspeech.2022-108.</w:t>
-      </w:r>
-    </w:p>
-    <w:p>
-      <w:pPr>
-        <w:spacing w:after="240"/>
-      </w:pPr>
-      <w:r>
-        <w:rPr>
-          <w:b w:val="1"/>
-          <w:bCs w:val="1"/>
-        </w:rPr>
-        <w:t>NEGREIRO, M.</w:t>
-      </w:r>
-      <w:r>
-        <w:rPr/>
-        <w:t xml:space="preserve"> </w:t>
-      </w:r>
-      <w:r>
-        <w:rPr>
-          <w:i w:val="1"/>
-          <w:iCs w:val="1"/>
         </w:rPr>
         <w:t>Children and deepfakes</w:t>
       </w:r>
@@ -49300,64 +50273,158 @@
       </w:pPr>
       <w:r>
         <w:rPr>
+          <w:lang w:val="pt-BR"/>
+        </w:rPr>
+        <w:t xml:space="preserve">OORD, A. van den </w:t>
+      </w:r>
+      <w:r>
+        <w:rPr>
+          <w:i/>
+          <w:iCs/>
+          <w:lang w:val="pt-BR"/>
+        </w:rPr>
+        <w:t>et al.</w:t>
+      </w:r>
+      <w:r>
+        <w:rPr>
+          <w:lang w:val="pt-BR"/>
+        </w:rPr>
+        <w:t xml:space="preserve"> WaveNet: A Generative Model for Raw Audio. </w:t>
+      </w:r>
+      <w:r>
+        <w:rPr>
           <w:b/>
           <w:bCs/>
           <w:lang w:val="pt-BR"/>
         </w:rPr>
-        <w:t>OORD, A. van den et al.</w:t>
-      </w:r>
-      <w:r>
-        <w:rPr>
-          <w:lang w:val="pt-BR"/>
-        </w:rPr>
-        <w:t xml:space="preserve"> WaveNet: A Generative Model for Raw Audio. </w:t>
-      </w:r>
-      <w:r>
-        <w:rPr>
-          <w:i/>
-          <w:iCs/>
-          <w:lang w:val="pt-BR"/>
-        </w:rPr>
         <w:t>arXiv preprint arXiv:1609.03499</w:t>
       </w:r>
       <w:r>
         <w:rPr>
           <w:lang w:val="pt-BR"/>
         </w:rPr>
-        <w:t>, 2016. Disponível em: https://arxiv.org/abs/1609.03499. Acesso em: 29 abr. 2026.</w:t>
+        <w:t xml:space="preserve">, 2016. Disponível em: </w:t>
+      </w:r>
+      <w:hyperlink w:history="1" r:id="rIdUnip3">
+        <w:r>
+          <w:rPr>
+            <w:rStyle w:val="Hyperlink"/>
+            <w:lang w:val="pt-BR"/>
+          </w:rPr>
+          <w:t>https://arxiv.org/abs/1609.03499</w:t>
+        </w:r>
+      </w:hyperlink>
+      <w:r>
+        <w:rPr>
+          <w:lang w:val="pt-BR"/>
+        </w:rPr>
+        <w:t>. Acesso em: 29 abr. 2026.</w:t>
       </w:r>
     </w:p>
     <w:p>
       <w:pPr>
         <w:spacing w:after="240"/>
       </w:pPr>
+      <w:r>
+        <w:rPr>
+          <w:lang w:val="pt-BR"/>
+        </w:rPr>
+        <w:t xml:space="preserve">PASZKE, A. </w:t>
+      </w:r>
+      <w:r>
+        <w:rPr>
+          <w:i/>
+          <w:iCs/>
+          <w:lang w:val="pt-BR"/>
+        </w:rPr>
+        <w:t>et al.</w:t>
+      </w:r>
+      <w:r>
+        <w:rPr>
+          <w:lang w:val="pt-BR"/>
+        </w:rPr>
+        <w:t xml:space="preserve"> PyTorch: an imperative style, high-performance deep learning library. </w:t>
+      </w:r>
+      <w:r>
+        <w:rPr>
+          <w:i/>
+          <w:iCs/>
+          <w:lang w:val="pt-BR"/>
+        </w:rPr>
+        <w:t>In:</w:t>
+      </w:r>
+      <w:r>
+        <w:rPr>
+          <w:lang w:val="pt-BR"/>
+        </w:rPr>
+        <w:t xml:space="preserve"> ADVANCES IN NEURAL INFORMATION PROCESSING SYSTEMS, 32., 2019, Vancouver. </w:t>
+      </w:r>
       <w:r>
         <w:rPr>
           <w:b/>
           <w:bCs/>
           <w:lang w:val="pt-BR"/>
         </w:rPr>
-        <w:t>PASZKE, A. et al.</w:t>
-      </w:r>
-      <w:r>
-        <w:rPr>
-          <w:lang w:val="pt-BR"/>
-        </w:rPr>
-        <w:t xml:space="preserve"> PyTorch: an imperative style, high-performance deep learning library. </w:t>
-      </w:r>
-      <w:r>
-        <w:rPr>
-          <w:i/>
-          <w:iCs/>
-          <w:lang w:val="pt-BR"/>
-        </w:rPr>
-        <w:t>In:</w:t>
-      </w:r>
-      <w:r>
-        <w:rPr>
-          <w:lang w:val="pt-BR"/>
-        </w:rPr>
-        <w:t xml:space="preserve"> ADVANCES IN NEURAL INFORMATION PROCESSING SYSTEMS, 32., 2019, Vancouver. </w:t>
+        <w:t>Proceedings</w:t>
+      </w:r>
+      <w:r>
+        <w:rPr>
+          <w:lang w:val="pt-BR"/>
+        </w:rPr>
+        <w:t xml:space="preserve"> [...]. [</w:t>
+      </w:r>
+      <w:r>
+        <w:rPr>
+          <w:i/>
+          <w:iCs/>
+          <w:lang w:val="pt-BR"/>
+        </w:rPr>
+        <w:t>S. l.</w:t>
+      </w:r>
+      <w:r>
+        <w:rPr>
+          <w:lang w:val="pt-BR"/>
+        </w:rPr>
+        <w:t xml:space="preserve">: </w:t>
+      </w:r>
+      <w:r>
+        <w:rPr>
+          <w:i/>
+          <w:iCs/>
+          <w:lang w:val="pt-BR"/>
+        </w:rPr>
+        <w:t>s. n.</w:t>
+      </w:r>
+      <w:r>
+        <w:rPr>
+          <w:lang w:val="pt-BR"/>
+        </w:rPr>
+        <w:t>], 2019.</w:t>
+      </w:r>
+    </w:p>
+    <w:p>
+      <w:pPr>
+        <w:spacing w:after="240"/>
+      </w:pPr>
+      <w:r>
+        <w:rPr>
+          <w:lang w:val="pt-BR"/>
+        </w:rPr>
+        <w:t xml:space="preserve">PEDREGOSA, F. </w:t>
+      </w:r>
+      <w:r>
+        <w:rPr>
+          <w:i/>
+          <w:iCs/>
+          <w:lang w:val="pt-BR"/>
+        </w:rPr>
+        <w:t>et al.</w:t>
+      </w:r>
+      <w:r>
+        <w:rPr>
+          <w:lang w:val="pt-BR"/>
+        </w:rPr>
+        <w:t xml:space="preserve"> Scikit-learn: machine learning in Python. </w:t>
       </w:r>
       <w:r>
         <w:rPr>
@@ -49365,206 +50432,212 @@
           <w:bCs/>
           <w:lang w:val="pt-BR"/>
         </w:rPr>
-        <w:t>Proceedings</w:t>
-      </w:r>
-      <w:r>
-        <w:rPr>
-          <w:lang w:val="pt-BR"/>
-        </w:rPr>
-        <w:t xml:space="preserve"> [...]. [</w:t>
-      </w:r>
-      <w:r>
-        <w:rPr>
-          <w:i/>
-          <w:iCs/>
-          <w:lang w:val="pt-BR"/>
-        </w:rPr>
-        <w:t>S. l.</w:t>
-      </w:r>
-      <w:r>
-        <w:rPr>
-          <w:lang w:val="pt-BR"/>
-        </w:rPr>
-        <w:t xml:space="preserve">: </w:t>
-      </w:r>
-      <w:r>
-        <w:rPr>
-          <w:i/>
-          <w:iCs/>
-          <w:lang w:val="pt-BR"/>
-        </w:rPr>
-        <w:t>s. n.</w:t>
-      </w:r>
-      <w:r>
-        <w:rPr>
-          <w:lang w:val="pt-BR"/>
-        </w:rPr>
-        <w:t>], 2019.</w:t>
+        <w:t>Journal of Machine Learning Research</w:t>
+      </w:r>
+      <w:r>
+        <w:rPr>
+          <w:lang w:val="pt-BR"/>
+        </w:rPr>
+        <w:t>, v. 12, p. 2825-2830, 2011.</w:t>
       </w:r>
     </w:p>
     <w:p>
       <w:pPr>
         <w:spacing w:after="240"/>
       </w:pPr>
+      <w:r>
+        <w:rPr>
+          <w:lang w:val="pt-BR"/>
+        </w:rPr>
+        <w:t>PYTORCH TEAM.</w:t>
+      </w:r>
+      <w:r>
+        <w:rPr>
+          <w:lang w:val="pt-BR"/>
+        </w:rPr>
+        <w:t xml:space="preserve"> </w:t>
+      </w:r>
       <w:r>
         <w:rPr>
           <w:b/>
           <w:bCs/>
           <w:lang w:val="pt-BR"/>
         </w:rPr>
-        <w:t>PEDREGOSA, F. et al.</w:t>
-      </w:r>
-      <w:r>
-        <w:rPr>
-          <w:lang w:val="pt-BR"/>
-        </w:rPr>
-        <w:t xml:space="preserve"> Scikit-learn: machine learning in Python. </w:t>
-      </w:r>
-      <w:r>
-        <w:rPr>
-          <w:i/>
-          <w:iCs/>
-          <w:lang w:val="pt-BR"/>
-        </w:rPr>
-        <w:t>Journal of Machine Learning Research</w:t>
-      </w:r>
-      <w:r>
-        <w:rPr>
-          <w:lang w:val="pt-BR"/>
-        </w:rPr>
-        <w:t>, v. 12, p. 2825-2830, 2011.</w:t>
+        <w:t>PyTorch 2.7 release</w:t>
+      </w:r>
+      <w:r>
+        <w:rPr>
+          <w:lang w:val="pt-BR"/>
+        </w:rPr>
+        <w:t>. [</w:t>
+      </w:r>
+      <w:r>
+        <w:rPr>
+          <w:i/>
+          <w:iCs/>
+          <w:lang w:val="pt-BR"/>
+        </w:rPr>
+        <w:t>S. l.</w:t>
+      </w:r>
+      <w:r>
+        <w:rPr>
+          <w:lang w:val="pt-BR"/>
+        </w:rPr>
+        <w:t xml:space="preserve">]: PyTorch Foundation, 23 abr. 2025. Disponível em: </w:t>
+      </w:r>
+      <w:hyperlink w:history="1" r:id="rIdUnip4">
+        <w:r>
+          <w:rPr>
+            <w:rStyle w:val="Hyperlink"/>
+            <w:lang w:val="pt-BR"/>
+          </w:rPr>
+          <w:t>https://pytorch.org/blog/pytorch-2-7/</w:t>
+        </w:r>
+      </w:hyperlink>
+      <w:r>
+        <w:rPr>
+          <w:lang w:val="pt-BR"/>
+        </w:rPr>
+        <w:t>. Acesso em: 30 set. 2026.</w:t>
       </w:r>
     </w:p>
     <w:p>
       <w:pPr>
         <w:spacing w:after="240"/>
       </w:pPr>
+      <w:r>
+        <w:rPr>
+          <w:lang w:val="pt-BR"/>
+        </w:rPr>
+        <w:t xml:space="preserve">SHI, H. </w:t>
+      </w:r>
+      <w:r>
+        <w:rPr>
+          <w:i/>
+          <w:iCs/>
+          <w:lang w:val="pt-BR"/>
+        </w:rPr>
+        <w:t>et al.</w:t>
+      </w:r>
+      <w:r>
+        <w:rPr>
+          <w:lang w:val="pt-BR"/>
+        </w:rPr>
+        <w:t xml:space="preserve"> Benchmarking Audio Deepfake Detection Robustness in Real-world Communication Scenarios. </w:t>
+      </w:r>
       <w:r>
         <w:rPr>
           <w:b/>
           <w:bCs/>
           <w:lang w:val="pt-BR"/>
         </w:rPr>
-        <w:t>PYTORCH TEAM.</w:t>
-      </w:r>
-      <w:r>
-        <w:rPr>
-          <w:lang w:val="pt-BR"/>
-        </w:rPr>
-        <w:t xml:space="preserve"> </w:t>
-      </w:r>
-      <w:r>
-        <w:rPr>
-          <w:i/>
-          <w:iCs/>
-          <w:lang w:val="pt-BR"/>
-        </w:rPr>
-        <w:t>PyTorch 2.7 release</w:t>
-      </w:r>
-      <w:r>
-        <w:rPr>
-          <w:lang w:val="pt-BR"/>
-        </w:rPr>
-        <w:t>. [</w:t>
-      </w:r>
-      <w:r>
-        <w:rPr>
-          <w:i/>
-          <w:iCs/>
-          <w:lang w:val="pt-BR"/>
-        </w:rPr>
-        <w:t>S. l.</w:t>
-      </w:r>
-      <w:r>
-        <w:rPr>
-          <w:lang w:val="pt-BR"/>
-        </w:rPr>
-        <w:t>]: PyTorch Foundation, 23 abr. 2025. Disponível em: https://pytorch.org/blog/pytorch-2-7/. Acesso em: 30 set. 2026.</w:t>
+        <w:t>arXiv preprint arXiv:2504.12423</w:t>
+      </w:r>
+      <w:r>
+        <w:rPr>
+          <w:lang w:val="pt-BR"/>
+        </w:rPr>
+        <w:t xml:space="preserve">, 2025. Disponível em: </w:t>
+      </w:r>
+      <w:hyperlink w:history="1" r:id="rIdUnip5">
+        <w:r>
+          <w:rPr>
+            <w:rStyle w:val="Hyperlink"/>
+            <w:lang w:val="pt-BR"/>
+          </w:rPr>
+          <w:t>https://arxiv.org/abs/2504.12423</w:t>
+        </w:r>
+      </w:hyperlink>
+      <w:r>
+        <w:rPr>
+          <w:lang w:val="pt-BR"/>
+        </w:rPr>
+        <w:t>. Acesso em: 9 maio 2026.</w:t>
       </w:r>
     </w:p>
     <w:p>
       <w:pPr>
         <w:spacing w:after="240"/>
       </w:pPr>
+      <w:r>
+        <w:rPr>
+          <w:lang w:val="pt-BR"/>
+        </w:rPr>
+        <w:t xml:space="preserve">SINGH, R. </w:t>
+      </w:r>
+      <w:r>
+        <w:rPr>
+          <w:i/>
+          <w:iCs/>
+          <w:lang w:val="pt-BR"/>
+        </w:rPr>
+        <w:t>et al.</w:t>
+      </w:r>
+      <w:r>
+        <w:rPr>
+          <w:lang w:val="pt-BR"/>
+        </w:rPr>
+        <w:t xml:space="preserve"> Audio Deepfake Detection in the Age of Advanced Text-to-Speech models. </w:t>
+      </w:r>
       <w:r>
         <w:rPr>
           <w:b/>
           <w:bCs/>
           <w:lang w:val="pt-BR"/>
         </w:rPr>
-        <w:t>SHI, H. et al.</w:t>
-      </w:r>
-      <w:r>
-        <w:rPr>
-          <w:lang w:val="pt-BR"/>
-        </w:rPr>
-        <w:t xml:space="preserve"> Benchmarking Audio Deepfake Detection Robustness in Real-world Communication Scenarios. </w:t>
-      </w:r>
-      <w:r>
-        <w:rPr>
-          <w:i/>
-          <w:iCs/>
-          <w:lang w:val="pt-BR"/>
-        </w:rPr>
-        <w:t>arXiv preprint arXiv:2504.12423</w:t>
-      </w:r>
-      <w:r>
-        <w:rPr>
-          <w:lang w:val="pt-BR"/>
-        </w:rPr>
-        <w:t>, 2025. Disponível em: https://arxiv.org/abs/2504.12423. Acesso em: 9 maio 2026.</w:t>
+        <w:t>arXiv preprint arXiv:2601.20510</w:t>
+      </w:r>
+      <w:r>
+        <w:rPr>
+          <w:lang w:val="pt-BR"/>
+        </w:rPr>
+        <w:t xml:space="preserve">, 2026. Disponível em: </w:t>
+      </w:r>
+      <w:hyperlink w:history="1" r:id="rIdUnip6">
+        <w:r>
+          <w:rPr>
+            <w:rStyle w:val="Hyperlink"/>
+            <w:lang w:val="pt-BR"/>
+          </w:rPr>
+          <w:t>https://arxiv.org/abs/2601.20510</w:t>
+        </w:r>
+      </w:hyperlink>
+      <w:r>
+        <w:rPr>
+          <w:lang w:val="pt-BR"/>
+        </w:rPr>
+        <w:t>. Acesso em: 9 maio 2026.</w:t>
       </w:r>
     </w:p>
     <w:p>
       <w:pPr>
         <w:spacing w:after="240"/>
       </w:pPr>
+      <w:r>
+        <w:rPr>
+          <w:lang w:val="pt-BR"/>
+        </w:rPr>
+        <w:t>TENSORFLOW.</w:t>
+      </w:r>
+      <w:r>
+        <w:rPr>
+          <w:lang w:val="pt-BR"/>
+        </w:rPr>
+        <w:t xml:space="preserve"> </w:t>
+      </w:r>
       <w:r>
         <w:rPr>
           <w:b/>
           <w:bCs/>
           <w:lang w:val="pt-BR"/>
         </w:rPr>
-        <w:t>SINGH, R. et al.</w:t>
-      </w:r>
-      <w:r>
-        <w:rPr>
-          <w:lang w:val="pt-BR"/>
-        </w:rPr>
-        <w:t xml:space="preserve"> Audio Deepfake Detection in the Age of Advanced Text-to-Speech models. </w:t>
-      </w:r>
-      <w:r>
-        <w:rPr>
-          <w:i/>
-          <w:iCs/>
-          <w:lang w:val="pt-BR"/>
-        </w:rPr>
-        <w:t>arXiv preprint arXiv:2601.20510</w:t>
-      </w:r>
-      <w:r>
-        <w:rPr>
-          <w:lang w:val="pt-BR"/>
-        </w:rPr>
-        <w:t>, 2026. Disponível em: https://arxiv.org/abs/2601.20510. Acesso em: 9 maio 2026.</w:t>
-      </w:r>
-    </w:p>
-    <w:p>
-      <w:pPr>
-        <w:spacing w:after="240"/>
-      </w:pPr>
-      <w:r>
-        <w:rPr>
-          <w:b w:val="1"/>
-          <w:bCs w:val="1"/>
-          <w:lang w:val="pt-BR"/>
-        </w:rPr>
-        <w:t>TENSORFLOW.</w:t>
-      </w:r>
-      <w:r>
-        <w:rPr>
-          <w:lang w:val="pt-BR"/>
-        </w:rPr>
-        <w:t xml:space="preserve"> </w:t>
+        <w:t>Install TensorFlow with pip</w:t>
+      </w:r>
+      <w:r>
+        <w:rPr>
+          <w:lang w:val="pt-BR"/>
+        </w:rPr>
+        <w:t>. [</w:t>
       </w:r>
       <w:r>
         <w:rPr>
@@ -49572,27 +50645,28 @@
           <w:iCs w:val="1"/>
           <w:lang w:val="pt-BR"/>
         </w:rPr>
-        <w:t>Install TensorFlow with pip</w:t>
-      </w:r>
-      <w:r>
-        <w:rPr>
-          <w:lang w:val="pt-BR"/>
-        </w:rPr>
-        <w:t>. [</w:t>
-      </w:r>
-      <w:r>
-        <w:rPr>
-          <w:i w:val="1"/>
-          <w:iCs w:val="1"/>
-          <w:lang w:val="pt-BR"/>
-        </w:rPr>
         <w:t>S. l.</w:t>
       </w:r>
       <w:r>
         <w:rPr>
           <w:lang w:val="pt-BR"/>
         </w:rPr>
-        <w:t>]: Google, 12 mar. 2026. Disponível em: https://www.tensorflow.org/install/pip. Acesso em: 30 set. 2026.</w:t>
+        <w:t xml:space="preserve">]: Google, 12 mar. 2026. Disponível em: </w:t>
+      </w:r>
+      <w:hyperlink w:history="1" r:id="rIdUnip7">
+        <w:r>
+          <w:rPr>
+            <w:rStyle w:val="Hyperlink"/>
+            <w:lang w:val="pt-BR"/>
+          </w:rPr>
+          <w:t>https://www.tensorflow.org/install/pip</w:t>
+        </w:r>
+      </w:hyperlink>
+      <w:r>
+        <w:rPr>
+          <w:lang w:val="pt-BR"/>
+        </w:rPr>
+        <w:t>. Acesso em: 30 set. 2026.</w:t>
       </w:r>
     </w:p>
     <w:p>
@@ -49600,11 +50674,15 @@
         <w:spacing w:after="240"/>
       </w:pPr>
       <w:r>
-        <w:rPr>
-          <w:b w:val="1"/>
-          <w:bCs w:val="1"/>
-        </w:rPr>
-        <w:t>WANG, C. et al.</w:t>
+        <w:rPr/>
+        <w:t xml:space="preserve">WANG, C. </w:t>
+      </w:r>
+      <w:r>
+        <w:rPr>
+          <w:i/>
+          <w:iCs/>
+        </w:rPr>
+        <w:t>et al.</w:t>
       </w:r>
       <w:r>
         <w:rPr/>
@@ -49612,8 +50690,8 @@
       </w:r>
       <w:r>
         <w:rPr>
-          <w:i w:val="1"/>
-          <w:iCs w:val="1"/>
+          <w:b/>
+          <w:bCs/>
         </w:rPr>
         <w:t>arXiv preprint arXiv:2301.02111</w:t>
       </w:r>
@@ -49672,24 +50750,30 @@
       </w:pPr>
       <w:r>
         <w:rPr>
+          <w:lang w:val="pt-BR"/>
+        </w:rPr>
+        <w:t xml:space="preserve">WANG, X. </w:t>
+      </w:r>
+      <w:r>
+        <w:rPr>
+          <w:i/>
+          <w:iCs/>
+          <w:lang w:val="pt-BR"/>
+        </w:rPr>
+        <w:t>et al.</w:t>
+      </w:r>
+      <w:r>
+        <w:rPr>
+          <w:lang w:val="pt-BR"/>
+        </w:rPr>
+        <w:t xml:space="preserve"> ASVspoof 2019: a large-scale public database of synthesized, converted and replayed speech. </w:t>
+      </w:r>
+      <w:r>
+        <w:rPr>
           <w:b/>
           <w:bCs/>
           <w:lang w:val="pt-BR"/>
         </w:rPr>
-        <w:t>WANG, X. et al.</w:t>
-      </w:r>
-      <w:r>
-        <w:rPr>
-          <w:lang w:val="pt-BR"/>
-        </w:rPr>
-        <w:t xml:space="preserve"> ASVspoof 2019: a large-scale public database of synthesized, converted and replayed speech. </w:t>
-      </w:r>
-      <w:r>
-        <w:rPr>
-          <w:i/>
-          <w:iCs/>
-          <w:lang w:val="pt-BR"/>
-        </w:rPr>
         <w:t>Computer Speech &amp; Language</w:t>
       </w:r>
       <w:r>
@@ -49703,24 +50787,99 @@
       <w:pPr>
         <w:spacing w:after="240"/>
       </w:pPr>
+      <w:r>
+        <w:rPr>
+          <w:lang w:val="pt-BR"/>
+        </w:rPr>
+        <w:t xml:space="preserve">WANG, Y. </w:t>
+      </w:r>
+      <w:r>
+        <w:rPr>
+          <w:i/>
+          <w:iCs/>
+          <w:lang w:val="pt-BR"/>
+        </w:rPr>
+        <w:t>et al.</w:t>
+      </w:r>
+      <w:r>
+        <w:rPr>
+          <w:lang w:val="pt-BR"/>
+        </w:rPr>
+        <w:t xml:space="preserve"> Tacotron: Towards End-to-End Speech Synthesis. </w:t>
+      </w:r>
+      <w:r>
+        <w:rPr>
+          <w:i/>
+          <w:iCs/>
+          <w:lang w:val="pt-BR"/>
+        </w:rPr>
+        <w:t>In:</w:t>
+      </w:r>
+      <w:r>
+        <w:rPr>
+          <w:lang w:val="pt-BR"/>
+        </w:rPr>
+        <w:t xml:space="preserve"> INTERSPEECH, 2017, Stockholm. </w:t>
+      </w:r>
       <w:r>
         <w:rPr>
           <w:b/>
           <w:bCs/>
-          <w:lang w:val="pt-BR"/>
-        </w:rPr>
-        <w:t>WANG, Y. et al.</w:t>
-      </w:r>
-      <w:r>
-        <w:rPr>
-          <w:lang w:val="pt-BR"/>
-        </w:rPr>
-        <w:t xml:space="preserve"> Tacotron: Towards End-to-End Speech Synthesis. </w:t>
-      </w:r>
-      <w:r>
-        <w:rPr>
-          <w:i/>
-          <w:iCs/>
+        </w:rPr>
+        <w:t>Proceedings</w:t>
+      </w:r>
+      <w:r>
+        <w:t xml:space="preserve"> </w:t>
+      </w:r>
+      <w:r>
+        <w:rPr>
+          <w:lang w:val="pt-BR"/>
+        </w:rPr>
+        <w:t>[...]. [</w:t>
+      </w:r>
+      <w:r>
+        <w:rPr>
+          <w:i/>
+          <w:iCs/>
+          <w:lang w:val="pt-BR"/>
+        </w:rPr>
+        <w:t>S. l.</w:t>
+      </w:r>
+      <w:r>
+        <w:rPr>
+          <w:lang w:val="pt-BR"/>
+        </w:rPr>
+        <w:t>]: ISCA, 2017. p. 4006-4010.</w:t>
+      </w:r>
+    </w:p>
+    <w:p>
+      <w:pPr>
+        <w:spacing w:after="240"/>
+      </w:pPr>
+      <w:r>
+        <w:rPr>
+          <w:lang w:val="pt-BR"/>
+        </w:rPr>
+        <w:t xml:space="preserve">YAMAGISHI, J. </w:t>
+      </w:r>
+      <w:r>
+        <w:rPr>
+          <w:i/>
+          <w:iCs/>
+          <w:lang w:val="pt-BR"/>
+        </w:rPr>
+        <w:t>et al.</w:t>
+      </w:r>
+      <w:r>
+        <w:rPr>
+          <w:lang w:val="pt-BR"/>
+        </w:rPr>
+        <w:t xml:space="preserve"> ASVspoof 2021: accelerating progress in spoofed and deepfake speech detection. </w:t>
+      </w:r>
+      <w:r>
+        <w:rPr>
+          <w:i w:val="1"/>
+          <w:iCs w:val="1"/>
           <w:lang w:val="pt-BR"/>
         </w:rPr>
         <w:t>In:</w:t>
@@ -49729,56 +50888,21 @@
         <w:rPr>
           <w:lang w:val="pt-BR"/>
         </w:rPr>
-        <w:t xml:space="preserve"> INTERSPEECH, 2017, Stockholm. </w:t>
-      </w:r>
-      <w:r>
-        <w:rPr>
-          <w:b/>
-          <w:bCs/>
-        </w:rPr>
-        <w:t>Proceedings</w:t>
-      </w:r>
-      <w:r>
-        <w:t xml:space="preserve"> </w:t>
-      </w:r>
-      <w:r>
-        <w:rPr>
-          <w:lang w:val="pt-BR"/>
-        </w:rPr>
-        <w:t>[...]. [</w:t>
-      </w:r>
-      <w:r>
-        <w:rPr>
-          <w:i/>
-          <w:iCs/>
-          <w:lang w:val="pt-BR"/>
-        </w:rPr>
-        <w:t>S. l.</w:t>
-      </w:r>
-      <w:r>
-        <w:rPr>
-          <w:lang w:val="pt-BR"/>
-        </w:rPr>
-        <w:t>]: ISCA, 2017. p. 4006-4010.</w:t>
-      </w:r>
-    </w:p>
-    <w:p>
-      <w:pPr>
-        <w:spacing w:after="240"/>
-      </w:pPr>
+        <w:t xml:space="preserve"> ASVSPOOF 2021 WORKSHOP, 2021. </w:t>
+      </w:r>
       <w:r>
         <w:rPr>
           <w:b w:val="1"/>
           <w:bCs w:val="1"/>
           <w:lang w:val="pt-BR"/>
         </w:rPr>
-        <w:t>YAMAGISHI, J. et al.</w:t>
-      </w:r>
-      <w:r>
-        <w:rPr>
-          <w:lang w:val="pt-BR"/>
-        </w:rPr>
-        <w:t xml:space="preserve"> ASVspoof 2021: accelerating progress in spoofed and deepfake speech detection. </w:t>
+        <w:t>Proceedings</w:t>
+      </w:r>
+      <w:r>
+        <w:rPr>
+          <w:lang w:val="pt-BR"/>
+        </w:rPr>
+        <w:t xml:space="preserve"> [...]. [</w:t>
       </w:r>
       <w:r>
         <w:rPr>
@@ -49786,34 +50910,6 @@
           <w:iCs w:val="1"/>
           <w:lang w:val="pt-BR"/>
         </w:rPr>
-        <w:t>In:</w:t>
-      </w:r>
-      <w:r>
-        <w:rPr>
-          <w:lang w:val="pt-BR"/>
-        </w:rPr>
-        <w:t xml:space="preserve"> ASVSPOOF 2021 WORKSHOP, 2021. </w:t>
-      </w:r>
-      <w:r>
-        <w:rPr>
-          <w:b w:val="1"/>
-          <w:bCs w:val="1"/>
-          <w:lang w:val="pt-BR"/>
-        </w:rPr>
-        <w:t>Proceedings</w:t>
-      </w:r>
-      <w:r>
-        <w:rPr>
-          <w:lang w:val="pt-BR"/>
-        </w:rPr>
-        <w:t xml:space="preserve"> [...]. [</w:t>
-      </w:r>
-      <w:r>
-        <w:rPr>
-          <w:i w:val="1"/>
-          <w:iCs w:val="1"/>
-          <w:lang w:val="pt-BR"/>
-        </w:rPr>
         <w:t>S. l.</w:t>
       </w:r>
       <w:r>
@@ -49828,18 +50924,6 @@
         <w:pStyle w:val="Normal"/>
         <w:spacing w:after="240"/>
       </w:pPr>
-      <w:r>
-        <w:rPr>
-          <w:rFonts w:ascii="Times New Roman" w:hAnsi="Times New Roman" w:eastAsia="Times New Roman" w:cs="Times New Roman"/>
-          <w:b/>
-          <w:bCs/>
-          <w:noProof w:val="0"/>
-          <w:sz w:val="24"/>
-          <w:szCs w:val="24"/>
-          <w:lang w:val="en-US"/>
-        </w:rPr>
-        <w:t xml:space="preserve">ZHANG, B. et al.</w:t>
-      </w:r>
       <w:r>
         <w:rPr>
           <w:rFonts w:ascii="Times New Roman" w:hAnsi="Times New Roman" w:eastAsia="Times New Roman" w:cs="Times New Roman"/>
@@ -49848,6 +50932,28 @@
           <w:szCs w:val="24"/>
           <w:lang w:val="en-US"/>
         </w:rPr>
+        <w:t xml:space="preserve">ZHANG, B. </w:t>
+      </w:r>
+      <w:r>
+        <w:rPr>
+          <w:rFonts w:ascii="Times New Roman" w:hAnsi="Times New Roman" w:eastAsia="Times New Roman" w:cs="Times New Roman"/>
+          <w:i/>
+          <w:iCs/>
+          <w:noProof w:val="0"/>
+          <w:sz w:val="24"/>
+          <w:szCs w:val="24"/>
+          <w:lang w:val="en-US"/>
+        </w:rPr>
+        <w:t xml:space="preserve">et al.</w:t>
+      </w:r>
+      <w:r>
+        <w:rPr>
+          <w:rFonts w:ascii="Times New Roman" w:hAnsi="Times New Roman" w:eastAsia="Times New Roman" w:cs="Times New Roman"/>
+          <w:noProof w:val="0"/>
+          <w:sz w:val="24"/>
+          <w:szCs w:val="24"/>
+          <w:lang w:val="en-US"/>
+        </w:rPr>
         <w:t xml:space="preserve"> Audio Deepfake Detection</w:t>
       </w:r>
       <w:r>
@@ -49856,8 +50962,8 @@
       </w:r>
       <w:r>
         <w:rPr>
-          <w:i w:val="1"/>
-          <w:iCs w:val="1"/>
+          <w:b/>
+          <w:bCs/>
         </w:rPr>
         <w:t>Sensors</w:t>
       </w:r>
